--- a/templates/template_eaeu.docx
+++ b/templates/template_eaeu.docx
@@ -7,15 +7,16 @@
         <w:jc w:val="both"/>
         <w:rPr>
           <w:rFonts w:ascii="Times New Roman" w:eastAsia="Aptos" w:hAnsi="Times New Roman" w:cs="Times New Roman"/>
-          <w:sz w:val="28"/>
-          <w:szCs w:val="28"/>
-        </w:rPr>
-      </w:pPr>
-      <w:r>
-        <w:rPr>
-          <w:rFonts w:ascii="Times New Roman" w:eastAsia="Aptos" w:hAnsi="Times New Roman" w:cs="Times New Roman"/>
-          <w:sz w:val="28"/>
-          <w:szCs w:val="28"/>
+          <w:sz w:val="26"/>
+          <w:szCs w:val="26"/>
+        </w:rPr>
+      </w:pPr>
+      <w:bookmarkStart w:id="0" w:name="_GoBack"/>
+      <w:r>
+        <w:rPr>
+          <w:rFonts w:ascii="Times New Roman" w:eastAsia="Aptos" w:hAnsi="Times New Roman" w:cs="Times New Roman"/>
+          <w:sz w:val="26"/>
+          <w:szCs w:val="26"/>
         </w:rPr>
         <w:t>ТРУДОВОЙ ДОГОВОР № ____</w:t>
       </w:r>
@@ -25,307 +26,81 @@
         <w:jc w:val="both"/>
         <w:rPr>
           <w:rFonts w:ascii="Times New Roman" w:eastAsia="Aptos" w:hAnsi="Times New Roman" w:cs="Times New Roman"/>
-          <w:sz w:val="28"/>
-          <w:szCs w:val="28"/>
-        </w:rPr>
-      </w:pPr>
-    </w:p>
-    <w:p>
-      <w:pPr>
-        <w:jc w:val="both"/>
-        <w:rPr>
-          <w:rFonts w:ascii="Times New Roman" w:eastAsia="Aptos" w:hAnsi="Times New Roman" w:cs="Times New Roman"/>
-          <w:sz w:val="28"/>
-          <w:szCs w:val="28"/>
-        </w:rPr>
-      </w:pPr>
-      <w:r>
-        <w:rPr>
-          <w:rFonts w:ascii="Times New Roman" w:eastAsia="Aptos" w:hAnsi="Times New Roman" w:cs="Times New Roman"/>
-          <w:sz w:val="28"/>
-          <w:szCs w:val="28"/>
-        </w:rPr>
-        <w:t>{{</w:t>
-      </w:r>
-      <w:proofErr w:type="spellStart"/>
-      <w:r>
-        <w:rPr>
-          <w:rFonts w:ascii="Times New Roman" w:eastAsia="Aptos" w:hAnsi="Times New Roman" w:cs="Times New Roman"/>
-          <w:sz w:val="28"/>
-          <w:szCs w:val="28"/>
-        </w:rPr>
-        <w:t>gorod</w:t>
-      </w:r>
-      <w:proofErr w:type="spellEnd"/>
-      <w:r>
-        <w:rPr>
-          <w:rFonts w:ascii="Times New Roman" w:eastAsia="Aptos" w:hAnsi="Times New Roman" w:cs="Times New Roman"/>
-          <w:sz w:val="28"/>
-          <w:szCs w:val="28"/>
-        </w:rPr>
-        <w:t>}}                                                       {{</w:t>
-      </w:r>
-      <w:proofErr w:type="spellStart"/>
-      <w:r>
-        <w:rPr>
-          <w:rFonts w:ascii="Times New Roman" w:eastAsia="Aptos" w:hAnsi="Times New Roman" w:cs="Times New Roman"/>
-          <w:sz w:val="28"/>
-          <w:szCs w:val="28"/>
-        </w:rPr>
-        <w:t>data_podpisania</w:t>
-      </w:r>
-      <w:proofErr w:type="spellEnd"/>
-      <w:r>
-        <w:rPr>
-          <w:rFonts w:ascii="Times New Roman" w:eastAsia="Aptos" w:hAnsi="Times New Roman" w:cs="Times New Roman"/>
-          <w:sz w:val="28"/>
-          <w:szCs w:val="28"/>
-        </w:rPr>
-        <w:t>}}</w:t>
-      </w:r>
-    </w:p>
-    <w:p>
-      <w:pPr>
-        <w:jc w:val="both"/>
-        <w:rPr>
-          <w:rFonts w:ascii="Times New Roman" w:eastAsia="Aptos" w:hAnsi="Times New Roman" w:cs="Times New Roman"/>
-          <w:sz w:val="28"/>
-          <w:szCs w:val="28"/>
-        </w:rPr>
-      </w:pPr>
-    </w:p>
-    <w:p>
-      <w:pPr>
-        <w:jc w:val="both"/>
-        <w:rPr>
-          <w:rFonts w:ascii="Times New Roman" w:eastAsia="Aptos" w:hAnsi="Times New Roman" w:cs="Times New Roman"/>
-          <w:sz w:val="28"/>
-          <w:szCs w:val="28"/>
-        </w:rPr>
-      </w:pPr>
-      <w:r>
-        <w:rPr>
-          <w:rFonts w:ascii="Times New Roman" w:eastAsia="Aptos" w:hAnsi="Times New Roman" w:cs="Times New Roman"/>
-          <w:sz w:val="28"/>
-          <w:szCs w:val="28"/>
-        </w:rPr>
-        <w:t>Общество с ограниченной ответственностью «ВИТАРМИКО», в лице директора Шевякова Константина Андреевича, действующего на основании Устава (далее — Наниматель), с одной стороны, и {{</w:t>
-      </w:r>
-      <w:proofErr w:type="spellStart"/>
-      <w:r>
-        <w:rPr>
-          <w:rFonts w:ascii="Times New Roman" w:eastAsia="Aptos" w:hAnsi="Times New Roman" w:cs="Times New Roman"/>
-          <w:sz w:val="28"/>
-          <w:szCs w:val="28"/>
-        </w:rPr>
-        <w:t>grazhdanstvo</w:t>
-      </w:r>
-      <w:proofErr w:type="spellEnd"/>
-      <w:r>
-        <w:rPr>
-          <w:rFonts w:ascii="Times New Roman" w:eastAsia="Aptos" w:hAnsi="Times New Roman" w:cs="Times New Roman"/>
-          <w:sz w:val="28"/>
-          <w:szCs w:val="28"/>
-        </w:rPr>
-        <w:t>}} {{</w:t>
-      </w:r>
-      <w:proofErr w:type="spellStart"/>
-      <w:r>
-        <w:rPr>
-          <w:rFonts w:ascii="Times New Roman" w:eastAsia="Aptos" w:hAnsi="Times New Roman" w:cs="Times New Roman"/>
-          <w:sz w:val="28"/>
-          <w:szCs w:val="28"/>
-        </w:rPr>
-        <w:t>FIO_rabotnika</w:t>
-      </w:r>
-      <w:proofErr w:type="spellEnd"/>
-      <w:r>
-        <w:rPr>
-          <w:rFonts w:ascii="Times New Roman" w:eastAsia="Aptos" w:hAnsi="Times New Roman" w:cs="Times New Roman"/>
-          <w:sz w:val="28"/>
-          <w:szCs w:val="28"/>
-        </w:rPr>
-        <w:t>}}, {{</w:t>
-      </w:r>
-      <w:proofErr w:type="spellStart"/>
-      <w:r>
-        <w:rPr>
-          <w:rFonts w:ascii="Times New Roman" w:eastAsia="Aptos" w:hAnsi="Times New Roman" w:cs="Times New Roman"/>
-          <w:sz w:val="28"/>
-          <w:szCs w:val="28"/>
-        </w:rPr>
-        <w:t>data_rozhdenia</w:t>
-      </w:r>
-      <w:proofErr w:type="spellEnd"/>
-      <w:r>
-        <w:rPr>
-          <w:rFonts w:ascii="Times New Roman" w:eastAsia="Aptos" w:hAnsi="Times New Roman" w:cs="Times New Roman"/>
-          <w:sz w:val="28"/>
-          <w:szCs w:val="28"/>
-        </w:rPr>
-        <w:t>}}, паспорт {{</w:t>
-      </w:r>
-      <w:proofErr w:type="spellStart"/>
-      <w:r>
-        <w:rPr>
-          <w:rFonts w:ascii="Times New Roman" w:eastAsia="Aptos" w:hAnsi="Times New Roman" w:cs="Times New Roman"/>
-          <w:sz w:val="28"/>
-          <w:szCs w:val="28"/>
-        </w:rPr>
-        <w:t>seria_pasporta</w:t>
-      </w:r>
-      <w:proofErr w:type="spellEnd"/>
-      <w:r>
-        <w:rPr>
-          <w:rFonts w:ascii="Times New Roman" w:eastAsia="Aptos" w:hAnsi="Times New Roman" w:cs="Times New Roman"/>
-          <w:sz w:val="28"/>
-          <w:szCs w:val="28"/>
-        </w:rPr>
-        <w:t>}} № {{</w:t>
-      </w:r>
-      <w:proofErr w:type="spellStart"/>
-      <w:r>
-        <w:rPr>
-          <w:rFonts w:ascii="Times New Roman" w:eastAsia="Aptos" w:hAnsi="Times New Roman" w:cs="Times New Roman"/>
-          <w:sz w:val="28"/>
-          <w:szCs w:val="28"/>
-        </w:rPr>
-        <w:t>nomer_pasporta</w:t>
-      </w:r>
-      <w:proofErr w:type="spellEnd"/>
-      <w:r>
-        <w:rPr>
-          <w:rFonts w:ascii="Times New Roman" w:eastAsia="Aptos" w:hAnsi="Times New Roman" w:cs="Times New Roman"/>
-          <w:sz w:val="28"/>
-          <w:szCs w:val="28"/>
-        </w:rPr>
-        <w:t>}}, выдан {{</w:t>
-      </w:r>
-      <w:proofErr w:type="spellStart"/>
-      <w:r>
-        <w:rPr>
-          <w:rFonts w:ascii="Times New Roman" w:eastAsia="Aptos" w:hAnsi="Times New Roman" w:cs="Times New Roman"/>
-          <w:sz w:val="28"/>
-          <w:szCs w:val="28"/>
-        </w:rPr>
-        <w:t>kem_vydan</w:t>
-      </w:r>
-      <w:proofErr w:type="spellEnd"/>
-      <w:r>
-        <w:rPr>
-          <w:rFonts w:ascii="Times New Roman" w:eastAsia="Aptos" w:hAnsi="Times New Roman" w:cs="Times New Roman"/>
-          <w:sz w:val="28"/>
-          <w:szCs w:val="28"/>
-        </w:rPr>
-        <w:t>}}, зарегистрированны</w:t>
-      </w:r>
-      <w:proofErr w:type="gramStart"/>
-      <w:r>
-        <w:rPr>
-          <w:rFonts w:ascii="Times New Roman" w:eastAsia="Aptos" w:hAnsi="Times New Roman" w:cs="Times New Roman"/>
-          <w:sz w:val="28"/>
-          <w:szCs w:val="28"/>
-        </w:rPr>
-        <w:t>й(</w:t>
-      </w:r>
-      <w:proofErr w:type="spellStart"/>
-      <w:proofErr w:type="gramEnd"/>
-      <w:r>
-        <w:rPr>
-          <w:rFonts w:ascii="Times New Roman" w:eastAsia="Aptos" w:hAnsi="Times New Roman" w:cs="Times New Roman"/>
-          <w:sz w:val="28"/>
-          <w:szCs w:val="28"/>
-        </w:rPr>
-        <w:t>ая</w:t>
-      </w:r>
-      <w:proofErr w:type="spellEnd"/>
-      <w:r>
-        <w:rPr>
-          <w:rFonts w:ascii="Times New Roman" w:eastAsia="Aptos" w:hAnsi="Times New Roman" w:cs="Times New Roman"/>
-          <w:sz w:val="28"/>
-          <w:szCs w:val="28"/>
-        </w:rPr>
-        <w:t>) по адресу: {{</w:t>
-      </w:r>
-      <w:proofErr w:type="spellStart"/>
-      <w:r>
-        <w:rPr>
-          <w:rFonts w:ascii="Times New Roman" w:eastAsia="Aptos" w:hAnsi="Times New Roman" w:cs="Times New Roman"/>
-          <w:sz w:val="28"/>
-          <w:szCs w:val="28"/>
-        </w:rPr>
-        <w:t>adres_propiski</w:t>
-      </w:r>
-      <w:proofErr w:type="spellEnd"/>
-      <w:r>
-        <w:rPr>
-          <w:rFonts w:ascii="Times New Roman" w:eastAsia="Aptos" w:hAnsi="Times New Roman" w:cs="Times New Roman"/>
-          <w:sz w:val="28"/>
-          <w:szCs w:val="28"/>
-        </w:rPr>
-        <w:t>}}, проживающий(</w:t>
-      </w:r>
-      <w:proofErr w:type="spellStart"/>
-      <w:r>
-        <w:rPr>
-          <w:rFonts w:ascii="Times New Roman" w:eastAsia="Aptos" w:hAnsi="Times New Roman" w:cs="Times New Roman"/>
-          <w:sz w:val="28"/>
-          <w:szCs w:val="28"/>
-        </w:rPr>
-        <w:t>ая</w:t>
-      </w:r>
-      <w:proofErr w:type="spellEnd"/>
-      <w:r>
-        <w:rPr>
-          <w:rFonts w:ascii="Times New Roman" w:eastAsia="Aptos" w:hAnsi="Times New Roman" w:cs="Times New Roman"/>
-          <w:sz w:val="28"/>
-          <w:szCs w:val="28"/>
-        </w:rPr>
-        <w:t>) по адресу: {{</w:t>
-      </w:r>
-      <w:proofErr w:type="spellStart"/>
-      <w:r>
-        <w:rPr>
-          <w:rFonts w:ascii="Times New Roman" w:eastAsia="Aptos" w:hAnsi="Times New Roman" w:cs="Times New Roman"/>
-          <w:sz w:val="28"/>
-          <w:szCs w:val="28"/>
-        </w:rPr>
-        <w:t>adres_prozhivania</w:t>
-      </w:r>
-      <w:proofErr w:type="spellEnd"/>
-      <w:r>
-        <w:rPr>
-          <w:rFonts w:ascii="Times New Roman" w:eastAsia="Aptos" w:hAnsi="Times New Roman" w:cs="Times New Roman"/>
-          <w:sz w:val="28"/>
-          <w:szCs w:val="28"/>
-        </w:rPr>
-        <w:t>}} (далее — Работник), с другой стороны, заключили настоящий трудовой договор о нижеследующем.</w:t>
-      </w:r>
-    </w:p>
-    <w:p>
-      <w:pPr>
-        <w:jc w:val="both"/>
-        <w:rPr>
-          <w:rFonts w:ascii="Times New Roman" w:eastAsia="Aptos" w:hAnsi="Times New Roman" w:cs="Times New Roman"/>
-          <w:sz w:val="28"/>
-          <w:szCs w:val="28"/>
-        </w:rPr>
-      </w:pPr>
-    </w:p>
-    <w:p>
-      <w:pPr>
-        <w:jc w:val="both"/>
-        <w:rPr>
-          <w:rFonts w:ascii="Times New Roman" w:eastAsia="Aptos" w:hAnsi="Times New Roman" w:cs="Times New Roman"/>
-          <w:sz w:val="28"/>
-          <w:szCs w:val="28"/>
-        </w:rPr>
-      </w:pPr>
-      <w:r>
-        <w:rPr>
-          <w:rFonts w:ascii="Times New Roman" w:eastAsia="Aptos" w:hAnsi="Times New Roman" w:cs="Times New Roman"/>
-          <w:sz w:val="28"/>
-          <w:szCs w:val="28"/>
+          <w:sz w:val="26"/>
+          <w:szCs w:val="26"/>
+        </w:rPr>
+      </w:pPr>
+    </w:p>
+    <w:p>
+      <w:pPr>
+        <w:jc w:val="both"/>
+        <w:rPr>
+          <w:rFonts w:ascii="Times New Roman" w:eastAsia="Aptos" w:hAnsi="Times New Roman" w:cs="Times New Roman"/>
+          <w:sz w:val="26"/>
+          <w:szCs w:val="26"/>
+        </w:rPr>
+      </w:pPr>
+      <w:r>
+        <w:rPr>
+          <w:rFonts w:ascii="Times New Roman" w:eastAsia="Aptos" w:hAnsi="Times New Roman" w:cs="Times New Roman"/>
+          <w:sz w:val="26"/>
+          <w:szCs w:val="26"/>
+        </w:rPr>
+        <w:t>{{gorod}}                                                       {{data_podpisania}}</w:t>
+      </w:r>
+    </w:p>
+    <w:p>
+      <w:pPr>
+        <w:jc w:val="both"/>
+        <w:rPr>
+          <w:rFonts w:ascii="Times New Roman" w:eastAsia="Aptos" w:hAnsi="Times New Roman" w:cs="Times New Roman"/>
+          <w:sz w:val="26"/>
+          <w:szCs w:val="26"/>
+        </w:rPr>
+      </w:pPr>
+    </w:p>
+    <w:p>
+      <w:pPr>
+        <w:jc w:val="both"/>
+        <w:rPr>
+          <w:rFonts w:ascii="Times New Roman" w:eastAsia="Aptos" w:hAnsi="Times New Roman" w:cs="Times New Roman"/>
+          <w:sz w:val="26"/>
+          <w:szCs w:val="26"/>
+        </w:rPr>
+      </w:pPr>
+      <w:r>
+        <w:rPr>
+          <w:rFonts w:ascii="Times New Roman" w:eastAsia="Aptos" w:hAnsi="Times New Roman" w:cs="Times New Roman"/>
+          <w:sz w:val="26"/>
+          <w:szCs w:val="26"/>
+        </w:rPr>
+        <w:t>Общество с ограниченной ответственностью «ВИТАРМИКО», в лице директора Шевякова Константина Андреевича, действующего на основании Устава (далее — Наниматель), с одной стороны, и {{grazhdanstvo}} {{FIO_rabotnika}}, {{data_rozhdenia}}, паспорт {{seria_pasporta}} № {{nomer_pasporta}}, выдан {{kem_vydan}}, зарегистрированный(ая) по адресу: {{adres_propiski}}, проживающий(ая) по адресу: {{adres_prozhivania}} (далее — Работник), с другой стороны, заключили настоящий трудовой договор о нижеследующем.</w:t>
+      </w:r>
+    </w:p>
+    <w:p>
+      <w:pPr>
+        <w:jc w:val="both"/>
+        <w:rPr>
+          <w:rFonts w:ascii="Times New Roman" w:eastAsia="Aptos" w:hAnsi="Times New Roman" w:cs="Times New Roman"/>
+          <w:sz w:val="26"/>
+          <w:szCs w:val="26"/>
+        </w:rPr>
+      </w:pPr>
+    </w:p>
+    <w:p>
+      <w:pPr>
+        <w:jc w:val="both"/>
+        <w:rPr>
+          <w:rFonts w:ascii="Times New Roman" w:eastAsia="Aptos" w:hAnsi="Times New Roman" w:cs="Times New Roman"/>
+          <w:sz w:val="26"/>
+          <w:szCs w:val="26"/>
+        </w:rPr>
+      </w:pPr>
+      <w:r>
+        <w:rPr>
+          <w:rFonts w:ascii="Times New Roman" w:eastAsia="Aptos" w:hAnsi="Times New Roman" w:cs="Times New Roman"/>
+          <w:sz w:val="26"/>
+          <w:szCs w:val="26"/>
         </w:rPr>
         <w:t>1. ОБЩИЕ ПОЛОЖЕНИЯ</w:t>
       </w:r>
@@ -335,231 +110,105 @@
         <w:jc w:val="both"/>
         <w:rPr>
           <w:rFonts w:ascii="Times New Roman" w:eastAsia="Aptos" w:hAnsi="Times New Roman" w:cs="Times New Roman"/>
-          <w:sz w:val="28"/>
-          <w:szCs w:val="28"/>
-        </w:rPr>
-      </w:pPr>
-      <w:r>
-        <w:rPr>
-          <w:rFonts w:ascii="Times New Roman" w:eastAsia="Aptos" w:hAnsi="Times New Roman" w:cs="Times New Roman"/>
-          <w:sz w:val="28"/>
-          <w:szCs w:val="28"/>
-        </w:rPr>
-        <w:t>1.1. Наниматель принимает Работника на работу в ООО «ВИТАРМИКО» на должность {{</w:t>
-      </w:r>
-      <w:proofErr w:type="spellStart"/>
-      <w:r>
-        <w:rPr>
-          <w:rFonts w:ascii="Times New Roman" w:eastAsia="Aptos" w:hAnsi="Times New Roman" w:cs="Times New Roman"/>
-          <w:sz w:val="28"/>
-          <w:szCs w:val="28"/>
-        </w:rPr>
-        <w:t>dolzhnost</w:t>
-      </w:r>
-      <w:proofErr w:type="spellEnd"/>
-      <w:r>
-        <w:rPr>
-          <w:rFonts w:ascii="Times New Roman" w:eastAsia="Aptos" w:hAnsi="Times New Roman" w:cs="Times New Roman"/>
-          <w:sz w:val="28"/>
-          <w:szCs w:val="28"/>
-        </w:rPr>
-        <w:t>}}, {{</w:t>
-      </w:r>
-      <w:proofErr w:type="spellStart"/>
-      <w:r>
-        <w:rPr>
-          <w:rFonts w:ascii="Times New Roman" w:eastAsia="Aptos" w:hAnsi="Times New Roman" w:cs="Times New Roman"/>
-          <w:sz w:val="28"/>
-          <w:szCs w:val="28"/>
-        </w:rPr>
-        <w:t>tip_zanyatosti</w:t>
-      </w:r>
-      <w:proofErr w:type="spellEnd"/>
-      <w:r>
-        <w:rPr>
-          <w:rFonts w:ascii="Times New Roman" w:eastAsia="Aptos" w:hAnsi="Times New Roman" w:cs="Times New Roman"/>
-          <w:sz w:val="28"/>
-          <w:szCs w:val="28"/>
-        </w:rPr>
-        <w:t>}}, на {{</w:t>
-      </w:r>
-      <w:proofErr w:type="spellStart"/>
-      <w:r>
-        <w:rPr>
-          <w:rFonts w:ascii="Times New Roman" w:eastAsia="Aptos" w:hAnsi="Times New Roman" w:cs="Times New Roman"/>
-          <w:sz w:val="28"/>
-          <w:szCs w:val="28"/>
-        </w:rPr>
-        <w:t>stavka</w:t>
-      </w:r>
-      <w:proofErr w:type="spellEnd"/>
-      <w:r>
-        <w:rPr>
-          <w:rFonts w:ascii="Times New Roman" w:eastAsia="Aptos" w:hAnsi="Times New Roman" w:cs="Times New Roman"/>
-          <w:sz w:val="28"/>
-          <w:szCs w:val="28"/>
-        </w:rPr>
-        <w:t>}} ставки.</w:t>
-      </w:r>
-    </w:p>
-    <w:p>
-      <w:pPr>
-        <w:jc w:val="both"/>
-        <w:rPr>
-          <w:rFonts w:ascii="Times New Roman" w:eastAsia="Aptos" w:hAnsi="Times New Roman" w:cs="Times New Roman"/>
-          <w:sz w:val="28"/>
-          <w:szCs w:val="28"/>
-        </w:rPr>
-      </w:pPr>
-      <w:r>
-        <w:rPr>
-          <w:rFonts w:ascii="Times New Roman" w:eastAsia="Aptos" w:hAnsi="Times New Roman" w:cs="Times New Roman"/>
-          <w:sz w:val="28"/>
-          <w:szCs w:val="28"/>
-        </w:rPr>
-        <w:t>1.2. Место работы: {{</w:t>
-      </w:r>
-      <w:proofErr w:type="spellStart"/>
-      <w:r>
-        <w:rPr>
-          <w:rFonts w:ascii="Times New Roman" w:eastAsia="Aptos" w:hAnsi="Times New Roman" w:cs="Times New Roman"/>
-          <w:sz w:val="28"/>
-          <w:szCs w:val="28"/>
-        </w:rPr>
-        <w:t>mesto_raboty</w:t>
-      </w:r>
-      <w:proofErr w:type="spellEnd"/>
-      <w:r>
-        <w:rPr>
-          <w:rFonts w:ascii="Times New Roman" w:eastAsia="Aptos" w:hAnsi="Times New Roman" w:cs="Times New Roman"/>
-          <w:sz w:val="28"/>
-          <w:szCs w:val="28"/>
-        </w:rPr>
-        <w:t>}}.</w:t>
-      </w:r>
-    </w:p>
-    <w:p>
-      <w:pPr>
-        <w:jc w:val="both"/>
-        <w:rPr>
-          <w:rFonts w:ascii="Times New Roman" w:eastAsia="Aptos" w:hAnsi="Times New Roman" w:cs="Times New Roman"/>
-          <w:sz w:val="28"/>
-          <w:szCs w:val="28"/>
-        </w:rPr>
-      </w:pPr>
-      <w:r>
-        <w:rPr>
-          <w:rFonts w:ascii="Times New Roman" w:eastAsia="Aptos" w:hAnsi="Times New Roman" w:cs="Times New Roman"/>
-          <w:sz w:val="28"/>
-          <w:szCs w:val="28"/>
-        </w:rPr>
-        <w:t>1.3. Настоящий трудовой договор заключен {{</w:t>
-      </w:r>
-      <w:proofErr w:type="spellStart"/>
-      <w:r>
-        <w:rPr>
-          <w:rFonts w:ascii="Times New Roman" w:eastAsia="Aptos" w:hAnsi="Times New Roman" w:cs="Times New Roman"/>
-          <w:sz w:val="28"/>
-          <w:szCs w:val="28"/>
-        </w:rPr>
-        <w:t>srok_deistvia</w:t>
-      </w:r>
-      <w:proofErr w:type="spellEnd"/>
-      <w:r>
-        <w:rPr>
-          <w:rFonts w:ascii="Times New Roman" w:eastAsia="Aptos" w:hAnsi="Times New Roman" w:cs="Times New Roman"/>
-          <w:sz w:val="28"/>
-          <w:szCs w:val="28"/>
-        </w:rPr>
-        <w:t>}}.</w:t>
-      </w:r>
-    </w:p>
-    <w:p>
-      <w:pPr>
-        <w:jc w:val="both"/>
-        <w:rPr>
-          <w:rFonts w:ascii="Times New Roman" w:eastAsia="Aptos" w:hAnsi="Times New Roman" w:cs="Times New Roman"/>
-          <w:sz w:val="28"/>
-          <w:szCs w:val="28"/>
-        </w:rPr>
-      </w:pPr>
-      <w:r>
-        <w:rPr>
-          <w:rFonts w:ascii="Times New Roman" w:eastAsia="Aptos" w:hAnsi="Times New Roman" w:cs="Times New Roman"/>
-          <w:sz w:val="28"/>
-          <w:szCs w:val="28"/>
-        </w:rPr>
-        <w:t>1.4. Дата начала работы: {{</w:t>
-      </w:r>
-      <w:proofErr w:type="spellStart"/>
-      <w:r>
-        <w:rPr>
-          <w:rFonts w:ascii="Times New Roman" w:eastAsia="Aptos" w:hAnsi="Times New Roman" w:cs="Times New Roman"/>
-          <w:sz w:val="28"/>
-          <w:szCs w:val="28"/>
-        </w:rPr>
-        <w:t>data_nachala</w:t>
-      </w:r>
-      <w:proofErr w:type="spellEnd"/>
-      <w:r>
-        <w:rPr>
-          <w:rFonts w:ascii="Times New Roman" w:eastAsia="Aptos" w:hAnsi="Times New Roman" w:cs="Times New Roman"/>
-          <w:sz w:val="28"/>
-          <w:szCs w:val="28"/>
-        </w:rPr>
-        <w:t>}}.</w:t>
-      </w:r>
-    </w:p>
-    <w:p>
-      <w:pPr>
-        <w:jc w:val="both"/>
-        <w:rPr>
-          <w:rFonts w:ascii="Times New Roman" w:eastAsia="Aptos" w:hAnsi="Times New Roman" w:cs="Times New Roman"/>
-          <w:sz w:val="28"/>
-          <w:szCs w:val="28"/>
-        </w:rPr>
-      </w:pPr>
-      <w:r>
-        <w:rPr>
-          <w:rFonts w:ascii="Times New Roman" w:eastAsia="Aptos" w:hAnsi="Times New Roman" w:cs="Times New Roman"/>
-          <w:sz w:val="28"/>
-          <w:szCs w:val="28"/>
-        </w:rPr>
-        <w:t>1.5. Испытательный срок: {{</w:t>
-      </w:r>
-      <w:proofErr w:type="spellStart"/>
-      <w:r>
-        <w:rPr>
-          <w:rFonts w:ascii="Times New Roman" w:eastAsia="Aptos" w:hAnsi="Times New Roman" w:cs="Times New Roman"/>
-          <w:sz w:val="28"/>
-          <w:szCs w:val="28"/>
-        </w:rPr>
-        <w:t>ispytatelny_srok</w:t>
-      </w:r>
-      <w:proofErr w:type="spellEnd"/>
-      <w:r>
-        <w:rPr>
-          <w:rFonts w:ascii="Times New Roman" w:eastAsia="Aptos" w:hAnsi="Times New Roman" w:cs="Times New Roman"/>
-          <w:sz w:val="28"/>
-          <w:szCs w:val="28"/>
-        </w:rPr>
-        <w:t>}}.</w:t>
-      </w:r>
-    </w:p>
-    <w:p>
-      <w:pPr>
-        <w:jc w:val="both"/>
-        <w:rPr>
-          <w:rFonts w:ascii="Times New Roman" w:eastAsia="Aptos" w:hAnsi="Times New Roman" w:cs="Times New Roman"/>
-          <w:sz w:val="28"/>
-          <w:szCs w:val="28"/>
-        </w:rPr>
-      </w:pPr>
-      <w:r>
-        <w:rPr>
-          <w:rFonts w:ascii="Times New Roman" w:eastAsia="Aptos" w:hAnsi="Times New Roman" w:cs="Times New Roman"/>
-          <w:sz w:val="28"/>
-          <w:szCs w:val="28"/>
+          <w:sz w:val="26"/>
+          <w:szCs w:val="26"/>
+        </w:rPr>
+      </w:pPr>
+      <w:r>
+        <w:rPr>
+          <w:rFonts w:ascii="Times New Roman" w:eastAsia="Aptos" w:hAnsi="Times New Roman" w:cs="Times New Roman"/>
+          <w:sz w:val="26"/>
+          <w:szCs w:val="26"/>
+        </w:rPr>
+        <w:t>1.1. Наниматель принимает Работника на работу в ООО «ВИТАРМИКО» на должность {{dolzhnost}}, {{tip_zanyatosti}}, на {{stavka}} ставки.</w:t>
+      </w:r>
+    </w:p>
+    <w:p>
+      <w:pPr>
+        <w:jc w:val="both"/>
+        <w:rPr>
+          <w:rFonts w:ascii="Times New Roman" w:eastAsia="Aptos" w:hAnsi="Times New Roman" w:cs="Times New Roman"/>
+          <w:sz w:val="26"/>
+          <w:szCs w:val="26"/>
+        </w:rPr>
+      </w:pPr>
+      <w:r>
+        <w:rPr>
+          <w:rFonts w:ascii="Times New Roman" w:eastAsia="Aptos" w:hAnsi="Times New Roman" w:cs="Times New Roman"/>
+          <w:sz w:val="26"/>
+          <w:szCs w:val="26"/>
+        </w:rPr>
+        <w:t>1.2. Место работы: {{mesto_raboty}}.</w:t>
+      </w:r>
+    </w:p>
+    <w:p>
+      <w:pPr>
+        <w:jc w:val="both"/>
+        <w:rPr>
+          <w:rFonts w:ascii="Times New Roman" w:eastAsia="Aptos" w:hAnsi="Times New Roman" w:cs="Times New Roman"/>
+          <w:sz w:val="26"/>
+          <w:szCs w:val="26"/>
+        </w:rPr>
+      </w:pPr>
+      <w:r>
+        <w:rPr>
+          <w:rFonts w:ascii="Times New Roman" w:eastAsia="Aptos" w:hAnsi="Times New Roman" w:cs="Times New Roman"/>
+          <w:sz w:val="26"/>
+          <w:szCs w:val="26"/>
+        </w:rPr>
+        <w:t>1.3. Настоящий трудовой договор заключен {{srok_deistvia}}.</w:t>
+      </w:r>
+    </w:p>
+    <w:p>
+      <w:pPr>
+        <w:jc w:val="both"/>
+        <w:rPr>
+          <w:rFonts w:ascii="Times New Roman" w:eastAsia="Aptos" w:hAnsi="Times New Roman" w:cs="Times New Roman"/>
+          <w:sz w:val="26"/>
+          <w:szCs w:val="26"/>
+        </w:rPr>
+      </w:pPr>
+      <w:r>
+        <w:rPr>
+          <w:rFonts w:ascii="Times New Roman" w:eastAsia="Aptos" w:hAnsi="Times New Roman" w:cs="Times New Roman"/>
+          <w:sz w:val="26"/>
+          <w:szCs w:val="26"/>
+        </w:rPr>
+        <w:t>1.4. Дата начала работы: {{data_nachala}}.</w:t>
+      </w:r>
+    </w:p>
+    <w:p>
+      <w:pPr>
+        <w:jc w:val="both"/>
+        <w:rPr>
+          <w:rFonts w:ascii="Times New Roman" w:eastAsia="Aptos" w:hAnsi="Times New Roman" w:cs="Times New Roman"/>
+          <w:sz w:val="26"/>
+          <w:szCs w:val="26"/>
+        </w:rPr>
+      </w:pPr>
+      <w:r>
+        <w:rPr>
+          <w:rFonts w:ascii="Times New Roman" w:eastAsia="Aptos" w:hAnsi="Times New Roman" w:cs="Times New Roman"/>
+          <w:sz w:val="26"/>
+          <w:szCs w:val="26"/>
+        </w:rPr>
+        <w:t>1.5. Испытательный срок: {{ispytatelny_srok}}.</w:t>
+      </w:r>
+    </w:p>
+    <w:p>
+      <w:pPr>
+        <w:jc w:val="both"/>
+        <w:rPr>
+          <w:rFonts w:ascii="Times New Roman" w:eastAsia="Aptos" w:hAnsi="Times New Roman" w:cs="Times New Roman"/>
+          <w:sz w:val="26"/>
+          <w:szCs w:val="26"/>
+        </w:rPr>
+      </w:pPr>
+      <w:r>
+        <w:rPr>
+          <w:rFonts w:ascii="Times New Roman" w:eastAsia="Aptos" w:hAnsi="Times New Roman" w:cs="Times New Roman"/>
+          <w:sz w:val="26"/>
+          <w:szCs w:val="26"/>
         </w:rPr>
         <w:t>1.6. Трудоустройство осуществляется в соответствии с Договором о Евразийском экономическом союзе от 29 мая 2014 года, без применения ограничений по защите национального рынка труда и без получения специального разрешения на право занятия трудовой деятельностью.</w:t>
       </w:r>
@@ -569,25 +218,25 @@
         <w:jc w:val="both"/>
         <w:rPr>
           <w:rFonts w:ascii="Times New Roman" w:eastAsia="Aptos" w:hAnsi="Times New Roman" w:cs="Times New Roman"/>
-          <w:sz w:val="28"/>
-          <w:szCs w:val="28"/>
-        </w:rPr>
-      </w:pPr>
-    </w:p>
-    <w:p>
-      <w:pPr>
-        <w:jc w:val="both"/>
-        <w:rPr>
-          <w:rFonts w:ascii="Times New Roman" w:eastAsia="Aptos" w:hAnsi="Times New Roman" w:cs="Times New Roman"/>
-          <w:sz w:val="28"/>
-          <w:szCs w:val="28"/>
-        </w:rPr>
-      </w:pPr>
-      <w:r>
-        <w:rPr>
-          <w:rFonts w:ascii="Times New Roman" w:eastAsia="Aptos" w:hAnsi="Times New Roman" w:cs="Times New Roman"/>
-          <w:sz w:val="28"/>
-          <w:szCs w:val="28"/>
+          <w:sz w:val="26"/>
+          <w:szCs w:val="26"/>
+        </w:rPr>
+      </w:pPr>
+    </w:p>
+    <w:p>
+      <w:pPr>
+        <w:jc w:val="both"/>
+        <w:rPr>
+          <w:rFonts w:ascii="Times New Roman" w:eastAsia="Aptos" w:hAnsi="Times New Roman" w:cs="Times New Roman"/>
+          <w:sz w:val="26"/>
+          <w:szCs w:val="26"/>
+        </w:rPr>
+      </w:pPr>
+      <w:r>
+        <w:rPr>
+          <w:rFonts w:ascii="Times New Roman" w:eastAsia="Aptos" w:hAnsi="Times New Roman" w:cs="Times New Roman"/>
+          <w:sz w:val="26"/>
+          <w:szCs w:val="26"/>
         </w:rPr>
         <w:t>2. ОБЯЗАННОСТИ РАБОТНИКА</w:t>
       </w:r>
@@ -597,15 +246,15 @@
         <w:jc w:val="both"/>
         <w:rPr>
           <w:rFonts w:ascii="Times New Roman" w:eastAsia="Aptos" w:hAnsi="Times New Roman" w:cs="Times New Roman"/>
-          <w:sz w:val="28"/>
-          <w:szCs w:val="28"/>
-        </w:rPr>
-      </w:pPr>
-      <w:r>
-        <w:rPr>
-          <w:rFonts w:ascii="Times New Roman" w:eastAsia="Aptos" w:hAnsi="Times New Roman" w:cs="Times New Roman"/>
-          <w:sz w:val="28"/>
-          <w:szCs w:val="28"/>
+          <w:sz w:val="26"/>
+          <w:szCs w:val="26"/>
+        </w:rPr>
+      </w:pPr>
+      <w:r>
+        <w:rPr>
+          <w:rFonts w:ascii="Times New Roman" w:eastAsia="Aptos" w:hAnsi="Times New Roman" w:cs="Times New Roman"/>
+          <w:sz w:val="26"/>
+          <w:szCs w:val="26"/>
         </w:rPr>
         <w:t>Работник обязан:</w:t>
       </w:r>
@@ -615,125 +264,89 @@
         <w:jc w:val="both"/>
         <w:rPr>
           <w:rFonts w:ascii="Times New Roman" w:eastAsia="Aptos" w:hAnsi="Times New Roman" w:cs="Times New Roman"/>
-          <w:sz w:val="28"/>
-          <w:szCs w:val="28"/>
-        </w:rPr>
-      </w:pPr>
-      <w:r>
-        <w:rPr>
-          <w:rFonts w:ascii="Times New Roman" w:eastAsia="Aptos" w:hAnsi="Times New Roman" w:cs="Times New Roman"/>
-          <w:sz w:val="28"/>
-          <w:szCs w:val="28"/>
-        </w:rPr>
-        <w:t>2.1. Добросовестно исполнять трудовые обязанности, предусмотренные должностной инструкцией {{</w:t>
-      </w:r>
-      <w:proofErr w:type="spellStart"/>
-      <w:r>
-        <w:rPr>
-          <w:rFonts w:ascii="Times New Roman" w:eastAsia="Aptos" w:hAnsi="Times New Roman" w:cs="Times New Roman"/>
-          <w:sz w:val="28"/>
-          <w:szCs w:val="28"/>
-        </w:rPr>
-        <w:t>dolzhnost</w:t>
-      </w:r>
-      <w:proofErr w:type="spellEnd"/>
-      <w:r>
-        <w:rPr>
-          <w:rFonts w:ascii="Times New Roman" w:eastAsia="Aptos" w:hAnsi="Times New Roman" w:cs="Times New Roman"/>
-          <w:sz w:val="28"/>
-          <w:szCs w:val="28"/>
-        </w:rPr>
-        <w:t>}}, являющейся неотъемлемой частью настоящего договора.</w:t>
-      </w:r>
-    </w:p>
-    <w:p>
-      <w:pPr>
-        <w:jc w:val="both"/>
-        <w:rPr>
-          <w:rFonts w:ascii="Times New Roman" w:eastAsia="Aptos" w:hAnsi="Times New Roman" w:cs="Times New Roman"/>
-          <w:sz w:val="28"/>
-          <w:szCs w:val="28"/>
-        </w:rPr>
-      </w:pPr>
-      <w:r>
-        <w:rPr>
-          <w:rFonts w:ascii="Times New Roman" w:eastAsia="Aptos" w:hAnsi="Times New Roman" w:cs="Times New Roman"/>
-          <w:sz w:val="28"/>
-          <w:szCs w:val="28"/>
+          <w:sz w:val="26"/>
+          <w:szCs w:val="26"/>
+        </w:rPr>
+      </w:pPr>
+      <w:r>
+        <w:rPr>
+          <w:rFonts w:ascii="Times New Roman" w:eastAsia="Aptos" w:hAnsi="Times New Roman" w:cs="Times New Roman"/>
+          <w:sz w:val="26"/>
+          <w:szCs w:val="26"/>
+        </w:rPr>
+        <w:t>2.1. Добросовестно исполнять трудовые обязанности, предусмотренные должностной инструкцией {{dolzhnost}}, являющейся неотъемлемой частью настоящего договора.</w:t>
+      </w:r>
+    </w:p>
+    <w:p>
+      <w:pPr>
+        <w:jc w:val="both"/>
+        <w:rPr>
+          <w:rFonts w:ascii="Times New Roman" w:eastAsia="Aptos" w:hAnsi="Times New Roman" w:cs="Times New Roman"/>
+          <w:sz w:val="26"/>
+          <w:szCs w:val="26"/>
+        </w:rPr>
+      </w:pPr>
+      <w:r>
+        <w:rPr>
+          <w:rFonts w:ascii="Times New Roman" w:eastAsia="Aptos" w:hAnsi="Times New Roman" w:cs="Times New Roman"/>
+          <w:sz w:val="26"/>
+          <w:szCs w:val="26"/>
+        </w:rPr>
+        <w:t>2.2. Выполнять следующие ключевые обязанности:</w:t>
+      </w:r>
+    </w:p>
+    <w:p>
+      <w:pPr>
+        <w:jc w:val="both"/>
+        <w:rPr>
+          <w:rFonts w:ascii="Times New Roman" w:eastAsia="Aptos" w:hAnsi="Times New Roman" w:cs="Times New Roman"/>
+          <w:sz w:val="26"/>
+          <w:szCs w:val="26"/>
+        </w:rPr>
+      </w:pPr>
+      <w:r>
+        <w:rPr>
+          <w:rFonts w:ascii="Times New Roman" w:eastAsia="Aptos" w:hAnsi="Times New Roman" w:cs="Times New Roman"/>
+          <w:sz w:val="26"/>
+          <w:szCs w:val="26"/>
+        </w:rPr>
+        <w:t>{{obyazannosti}}</w:t>
+      </w:r>
+    </w:p>
+    <w:p>
+      <w:pPr>
+        <w:jc w:val="both"/>
+        <w:rPr>
+          <w:rFonts w:ascii="Times New Roman" w:eastAsia="Aptos" w:hAnsi="Times New Roman" w:cs="Times New Roman"/>
+          <w:sz w:val="26"/>
+          <w:szCs w:val="26"/>
+        </w:rPr>
+      </w:pPr>
+      <w:r>
+        <w:rPr>
+          <w:rFonts w:ascii="Times New Roman" w:eastAsia="Aptos" w:hAnsi="Times New Roman" w:cs="Times New Roman"/>
+          <w:sz w:val="26"/>
+          <w:szCs w:val="26"/>
+        </w:rPr>
+        <w:t>2.3. Подчиняться Правилам внутреннего трудового распорядка Нанимателя.</w:t>
+      </w:r>
+    </w:p>
+    <w:p>
+      <w:pPr>
+        <w:jc w:val="both"/>
+        <w:rPr>
+          <w:rFonts w:ascii="Times New Roman" w:eastAsia="Aptos" w:hAnsi="Times New Roman" w:cs="Times New Roman"/>
+          <w:sz w:val="26"/>
+          <w:szCs w:val="26"/>
+        </w:rPr>
+      </w:pPr>
+      <w:r>
+        <w:rPr>
+          <w:rFonts w:ascii="Times New Roman" w:eastAsia="Aptos" w:hAnsi="Times New Roman" w:cs="Times New Roman"/>
+          <w:sz w:val="26"/>
+          <w:szCs w:val="26"/>
         </w:rPr>
         <w:lastRenderedPageBreak/>
-        <w:t>2.2. Выполнять следующие ключевые обязанности:</w:t>
-      </w:r>
-    </w:p>
-    <w:p>
-      <w:pPr>
-        <w:jc w:val="both"/>
-        <w:rPr>
-          <w:rFonts w:ascii="Times New Roman" w:eastAsia="Aptos" w:hAnsi="Times New Roman" w:cs="Times New Roman"/>
-          <w:sz w:val="28"/>
-          <w:szCs w:val="28"/>
-        </w:rPr>
-      </w:pPr>
-      <w:r>
-        <w:rPr>
-          <w:rFonts w:ascii="Times New Roman" w:eastAsia="Aptos" w:hAnsi="Times New Roman" w:cs="Times New Roman"/>
-          <w:sz w:val="28"/>
-          <w:szCs w:val="28"/>
-        </w:rPr>
-        <w:t>{{</w:t>
-      </w:r>
-      <w:proofErr w:type="spellStart"/>
-      <w:r>
-        <w:rPr>
-          <w:rFonts w:ascii="Times New Roman" w:eastAsia="Aptos" w:hAnsi="Times New Roman" w:cs="Times New Roman"/>
-          <w:sz w:val="28"/>
-          <w:szCs w:val="28"/>
-        </w:rPr>
-        <w:t>obyazannosti</w:t>
-      </w:r>
-      <w:proofErr w:type="spellEnd"/>
-      <w:r>
-        <w:rPr>
-          <w:rFonts w:ascii="Times New Roman" w:eastAsia="Aptos" w:hAnsi="Times New Roman" w:cs="Times New Roman"/>
-          <w:sz w:val="28"/>
-          <w:szCs w:val="28"/>
-        </w:rPr>
-        <w:t>}}</w:t>
-      </w:r>
-    </w:p>
-    <w:p>
-      <w:pPr>
-        <w:jc w:val="both"/>
-        <w:rPr>
-          <w:rFonts w:ascii="Times New Roman" w:eastAsia="Aptos" w:hAnsi="Times New Roman" w:cs="Times New Roman"/>
-          <w:sz w:val="28"/>
-          <w:szCs w:val="28"/>
-        </w:rPr>
-      </w:pPr>
-      <w:r>
-        <w:rPr>
-          <w:rFonts w:ascii="Times New Roman" w:eastAsia="Aptos" w:hAnsi="Times New Roman" w:cs="Times New Roman"/>
-          <w:sz w:val="28"/>
-          <w:szCs w:val="28"/>
-        </w:rPr>
-        <w:t>2.3. Подчиняться Правилам внутреннего трудового распорядка Нанимателя.</w:t>
-      </w:r>
-    </w:p>
-    <w:p>
-      <w:pPr>
-        <w:jc w:val="both"/>
-        <w:rPr>
-          <w:rFonts w:ascii="Times New Roman" w:eastAsia="Aptos" w:hAnsi="Times New Roman" w:cs="Times New Roman"/>
-          <w:sz w:val="28"/>
-          <w:szCs w:val="28"/>
-        </w:rPr>
-      </w:pPr>
-      <w:r>
-        <w:rPr>
-          <w:rFonts w:ascii="Times New Roman" w:eastAsia="Aptos" w:hAnsi="Times New Roman" w:cs="Times New Roman"/>
-          <w:sz w:val="28"/>
-          <w:szCs w:val="28"/>
-        </w:rPr>
         <w:t>2.4. Соблюдать требования по охране труда, технике безопасности и пожарной безопасности.</w:t>
       </w:r>
     </w:p>
@@ -742,15 +355,15 @@
         <w:jc w:val="both"/>
         <w:rPr>
           <w:rFonts w:ascii="Times New Roman" w:eastAsia="Aptos" w:hAnsi="Times New Roman" w:cs="Times New Roman"/>
-          <w:sz w:val="28"/>
-          <w:szCs w:val="28"/>
-        </w:rPr>
-      </w:pPr>
-      <w:r>
-        <w:rPr>
-          <w:rFonts w:ascii="Times New Roman" w:eastAsia="Aptos" w:hAnsi="Times New Roman" w:cs="Times New Roman"/>
-          <w:sz w:val="28"/>
-          <w:szCs w:val="28"/>
+          <w:sz w:val="26"/>
+          <w:szCs w:val="26"/>
+        </w:rPr>
+      </w:pPr>
+      <w:r>
+        <w:rPr>
+          <w:rFonts w:ascii="Times New Roman" w:eastAsia="Aptos" w:hAnsi="Times New Roman" w:cs="Times New Roman"/>
+          <w:sz w:val="26"/>
+          <w:szCs w:val="26"/>
         </w:rPr>
         <w:t>2.5. Бережно относиться к имуществу Нанимателя, принимать меры к предотвращению ущерба.</w:t>
       </w:r>
@@ -760,15 +373,15 @@
         <w:jc w:val="both"/>
         <w:rPr>
           <w:rFonts w:ascii="Times New Roman" w:eastAsia="Aptos" w:hAnsi="Times New Roman" w:cs="Times New Roman"/>
-          <w:sz w:val="28"/>
-          <w:szCs w:val="28"/>
-        </w:rPr>
-      </w:pPr>
-      <w:r>
-        <w:rPr>
-          <w:rFonts w:ascii="Times New Roman" w:eastAsia="Aptos" w:hAnsi="Times New Roman" w:cs="Times New Roman"/>
-          <w:sz w:val="28"/>
-          <w:szCs w:val="28"/>
+          <w:sz w:val="26"/>
+          <w:szCs w:val="26"/>
+        </w:rPr>
+      </w:pPr>
+      <w:r>
+        <w:rPr>
+          <w:rFonts w:ascii="Times New Roman" w:eastAsia="Aptos" w:hAnsi="Times New Roman" w:cs="Times New Roman"/>
+          <w:sz w:val="26"/>
+          <w:szCs w:val="26"/>
         </w:rPr>
         <w:t>2.6. Хранить коммерческую тайну Нанимателя.</w:t>
       </w:r>
@@ -778,25 +391,25 @@
         <w:jc w:val="both"/>
         <w:rPr>
           <w:rFonts w:ascii="Times New Roman" w:eastAsia="Aptos" w:hAnsi="Times New Roman" w:cs="Times New Roman"/>
-          <w:sz w:val="28"/>
-          <w:szCs w:val="28"/>
-        </w:rPr>
-      </w:pPr>
-    </w:p>
-    <w:p>
-      <w:pPr>
-        <w:jc w:val="both"/>
-        <w:rPr>
-          <w:rFonts w:ascii="Times New Roman" w:eastAsia="Aptos" w:hAnsi="Times New Roman" w:cs="Times New Roman"/>
-          <w:sz w:val="28"/>
-          <w:szCs w:val="28"/>
-        </w:rPr>
-      </w:pPr>
-      <w:r>
-        <w:rPr>
-          <w:rFonts w:ascii="Times New Roman" w:eastAsia="Aptos" w:hAnsi="Times New Roman" w:cs="Times New Roman"/>
-          <w:sz w:val="28"/>
-          <w:szCs w:val="28"/>
+          <w:sz w:val="26"/>
+          <w:szCs w:val="26"/>
+        </w:rPr>
+      </w:pPr>
+    </w:p>
+    <w:p>
+      <w:pPr>
+        <w:jc w:val="both"/>
+        <w:rPr>
+          <w:rFonts w:ascii="Times New Roman" w:eastAsia="Aptos" w:hAnsi="Times New Roman" w:cs="Times New Roman"/>
+          <w:sz w:val="26"/>
+          <w:szCs w:val="26"/>
+        </w:rPr>
+      </w:pPr>
+      <w:r>
+        <w:rPr>
+          <w:rFonts w:ascii="Times New Roman" w:eastAsia="Aptos" w:hAnsi="Times New Roman" w:cs="Times New Roman"/>
+          <w:sz w:val="26"/>
+          <w:szCs w:val="26"/>
         </w:rPr>
         <w:t>3. ОБЯЗАННОСТИ НАНИМАТЕЛЯ</w:t>
       </w:r>
@@ -806,15 +419,15 @@
         <w:jc w:val="both"/>
         <w:rPr>
           <w:rFonts w:ascii="Times New Roman" w:eastAsia="Aptos" w:hAnsi="Times New Roman" w:cs="Times New Roman"/>
-          <w:sz w:val="28"/>
-          <w:szCs w:val="28"/>
-        </w:rPr>
-      </w:pPr>
-      <w:r>
-        <w:rPr>
-          <w:rFonts w:ascii="Times New Roman" w:eastAsia="Aptos" w:hAnsi="Times New Roman" w:cs="Times New Roman"/>
-          <w:sz w:val="28"/>
-          <w:szCs w:val="28"/>
+          <w:sz w:val="26"/>
+          <w:szCs w:val="26"/>
+        </w:rPr>
+      </w:pPr>
+      <w:r>
+        <w:rPr>
+          <w:rFonts w:ascii="Times New Roman" w:eastAsia="Aptos" w:hAnsi="Times New Roman" w:cs="Times New Roman"/>
+          <w:sz w:val="26"/>
+          <w:szCs w:val="26"/>
         </w:rPr>
         <w:t>3.1. Организовать труд Работника, обеспечить безопасные условия труда.</w:t>
       </w:r>
@@ -824,15 +437,15 @@
         <w:jc w:val="both"/>
         <w:rPr>
           <w:rFonts w:ascii="Times New Roman" w:eastAsia="Aptos" w:hAnsi="Times New Roman" w:cs="Times New Roman"/>
-          <w:sz w:val="28"/>
-          <w:szCs w:val="28"/>
-        </w:rPr>
-      </w:pPr>
-      <w:r>
-        <w:rPr>
-          <w:rFonts w:ascii="Times New Roman" w:eastAsia="Aptos" w:hAnsi="Times New Roman" w:cs="Times New Roman"/>
-          <w:sz w:val="28"/>
-          <w:szCs w:val="28"/>
+          <w:sz w:val="26"/>
+          <w:szCs w:val="26"/>
+        </w:rPr>
+      </w:pPr>
+      <w:r>
+        <w:rPr>
+          <w:rFonts w:ascii="Times New Roman" w:eastAsia="Aptos" w:hAnsi="Times New Roman" w:cs="Times New Roman"/>
+          <w:sz w:val="26"/>
+          <w:szCs w:val="26"/>
         </w:rPr>
         <w:t>3.2. Своевременно выплачивать Работнику заработную плату.</w:t>
       </w:r>
@@ -842,15 +455,15 @@
         <w:jc w:val="both"/>
         <w:rPr>
           <w:rFonts w:ascii="Times New Roman" w:eastAsia="Aptos" w:hAnsi="Times New Roman" w:cs="Times New Roman"/>
-          <w:sz w:val="28"/>
-          <w:szCs w:val="28"/>
-        </w:rPr>
-      </w:pPr>
-      <w:r>
-        <w:rPr>
-          <w:rFonts w:ascii="Times New Roman" w:eastAsia="Aptos" w:hAnsi="Times New Roman" w:cs="Times New Roman"/>
-          <w:sz w:val="28"/>
-          <w:szCs w:val="28"/>
+          <w:sz w:val="26"/>
+          <w:szCs w:val="26"/>
+        </w:rPr>
+      </w:pPr>
+      <w:r>
+        <w:rPr>
+          <w:rFonts w:ascii="Times New Roman" w:eastAsia="Aptos" w:hAnsi="Times New Roman" w:cs="Times New Roman"/>
+          <w:sz w:val="26"/>
+          <w:szCs w:val="26"/>
         </w:rPr>
         <w:t>3.3. Ознакомить Работника с локальными правовыми актами.</w:t>
       </w:r>
@@ -860,25 +473,25 @@
         <w:jc w:val="both"/>
         <w:rPr>
           <w:rFonts w:ascii="Times New Roman" w:eastAsia="Aptos" w:hAnsi="Times New Roman" w:cs="Times New Roman"/>
-          <w:sz w:val="28"/>
-          <w:szCs w:val="28"/>
-        </w:rPr>
-      </w:pPr>
-    </w:p>
-    <w:p>
-      <w:pPr>
-        <w:jc w:val="both"/>
-        <w:rPr>
-          <w:rFonts w:ascii="Times New Roman" w:eastAsia="Aptos" w:hAnsi="Times New Roman" w:cs="Times New Roman"/>
-          <w:sz w:val="28"/>
-          <w:szCs w:val="28"/>
-        </w:rPr>
-      </w:pPr>
-      <w:r>
-        <w:rPr>
-          <w:rFonts w:ascii="Times New Roman" w:eastAsia="Aptos" w:hAnsi="Times New Roman" w:cs="Times New Roman"/>
-          <w:sz w:val="28"/>
-          <w:szCs w:val="28"/>
+          <w:sz w:val="26"/>
+          <w:szCs w:val="26"/>
+        </w:rPr>
+      </w:pPr>
+    </w:p>
+    <w:p>
+      <w:pPr>
+        <w:jc w:val="both"/>
+        <w:rPr>
+          <w:rFonts w:ascii="Times New Roman" w:eastAsia="Aptos" w:hAnsi="Times New Roman" w:cs="Times New Roman"/>
+          <w:sz w:val="26"/>
+          <w:szCs w:val="26"/>
+        </w:rPr>
+      </w:pPr>
+      <w:r>
+        <w:rPr>
+          <w:rFonts w:ascii="Times New Roman" w:eastAsia="Aptos" w:hAnsi="Times New Roman" w:cs="Times New Roman"/>
+          <w:sz w:val="26"/>
+          <w:szCs w:val="26"/>
         </w:rPr>
         <w:t>4. РЕЖИМ РАБОЧЕГО ВРЕМЕНИ И ВРЕМЕНИ ОТДЫХА</w:t>
       </w:r>
@@ -888,51 +501,33 @@
         <w:jc w:val="both"/>
         <w:rPr>
           <w:rFonts w:ascii="Times New Roman" w:eastAsia="Aptos" w:hAnsi="Times New Roman" w:cs="Times New Roman"/>
-          <w:sz w:val="28"/>
-          <w:szCs w:val="28"/>
-        </w:rPr>
-      </w:pPr>
-      <w:r>
-        <w:rPr>
-          <w:rFonts w:ascii="Times New Roman" w:eastAsia="Aptos" w:hAnsi="Times New Roman" w:cs="Times New Roman"/>
-          <w:sz w:val="28"/>
-          <w:szCs w:val="28"/>
-        </w:rPr>
-        <w:t>4.1. Работнику устанавливается {{</w:t>
-      </w:r>
-      <w:proofErr w:type="spellStart"/>
-      <w:r>
-        <w:rPr>
-          <w:rFonts w:ascii="Times New Roman" w:eastAsia="Aptos" w:hAnsi="Times New Roman" w:cs="Times New Roman"/>
-          <w:sz w:val="28"/>
-          <w:szCs w:val="28"/>
-        </w:rPr>
-        <w:t>stavka</w:t>
-      </w:r>
-      <w:proofErr w:type="spellEnd"/>
-      <w:r>
-        <w:rPr>
-          <w:rFonts w:ascii="Times New Roman" w:eastAsia="Aptos" w:hAnsi="Times New Roman" w:cs="Times New Roman"/>
-          <w:sz w:val="28"/>
-          <w:szCs w:val="28"/>
-        </w:rPr>
-        <w:t>}} ставки рабочего времени.</w:t>
-      </w:r>
-    </w:p>
-    <w:p>
-      <w:pPr>
-        <w:jc w:val="both"/>
-        <w:rPr>
-          <w:rFonts w:ascii="Times New Roman" w:eastAsia="Aptos" w:hAnsi="Times New Roman" w:cs="Times New Roman"/>
-          <w:sz w:val="28"/>
-          <w:szCs w:val="28"/>
-        </w:rPr>
-      </w:pPr>
-      <w:r>
-        <w:rPr>
-          <w:rFonts w:ascii="Times New Roman" w:eastAsia="Aptos" w:hAnsi="Times New Roman" w:cs="Times New Roman"/>
-          <w:sz w:val="28"/>
-          <w:szCs w:val="28"/>
+          <w:sz w:val="26"/>
+          <w:szCs w:val="26"/>
+        </w:rPr>
+      </w:pPr>
+      <w:r>
+        <w:rPr>
+          <w:rFonts w:ascii="Times New Roman" w:eastAsia="Aptos" w:hAnsi="Times New Roman" w:cs="Times New Roman"/>
+          <w:sz w:val="26"/>
+          <w:szCs w:val="26"/>
+        </w:rPr>
+        <w:t>4.1. Работнику устанавливается {{stavka}} ставки рабочего времени.</w:t>
+      </w:r>
+    </w:p>
+    <w:p>
+      <w:pPr>
+        <w:jc w:val="both"/>
+        <w:rPr>
+          <w:rFonts w:ascii="Times New Roman" w:eastAsia="Aptos" w:hAnsi="Times New Roman" w:cs="Times New Roman"/>
+          <w:sz w:val="26"/>
+          <w:szCs w:val="26"/>
+        </w:rPr>
+      </w:pPr>
+      <w:r>
+        <w:rPr>
+          <w:rFonts w:ascii="Times New Roman" w:eastAsia="Aptos" w:hAnsi="Times New Roman" w:cs="Times New Roman"/>
+          <w:sz w:val="26"/>
+          <w:szCs w:val="26"/>
         </w:rPr>
         <w:t>4.2. Суммированный учет рабочего времени, учетный период — один квартал. Норма рабочего времени за учетный период определяется пропорционально установленной ставке.</w:t>
       </w:r>
@@ -942,15 +537,15 @@
         <w:jc w:val="both"/>
         <w:rPr>
           <w:rFonts w:ascii="Times New Roman" w:eastAsia="Aptos" w:hAnsi="Times New Roman" w:cs="Times New Roman"/>
-          <w:sz w:val="28"/>
-          <w:szCs w:val="28"/>
-        </w:rPr>
-      </w:pPr>
-      <w:r>
-        <w:rPr>
-          <w:rFonts w:ascii="Times New Roman" w:eastAsia="Aptos" w:hAnsi="Times New Roman" w:cs="Times New Roman"/>
-          <w:sz w:val="28"/>
-          <w:szCs w:val="28"/>
+          <w:sz w:val="26"/>
+          <w:szCs w:val="26"/>
+        </w:rPr>
+      </w:pPr>
+      <w:r>
+        <w:rPr>
+          <w:rFonts w:ascii="Times New Roman" w:eastAsia="Aptos" w:hAnsi="Times New Roman" w:cs="Times New Roman"/>
+          <w:sz w:val="26"/>
+          <w:szCs w:val="26"/>
         </w:rPr>
         <w:t>4.3. Работа осуществляется по графику сменности, утверждаемому Нанимателем. Время присутствия на работе: с 10:00 до 22:00. Продолжительность рабочего времени в смену — 11 часов (12 часов присутствия минус 60 минут перерывов).</w:t>
       </w:r>
@@ -960,15 +555,15 @@
         <w:jc w:val="both"/>
         <w:rPr>
           <w:rFonts w:ascii="Times New Roman" w:eastAsia="Aptos" w:hAnsi="Times New Roman" w:cs="Times New Roman"/>
-          <w:sz w:val="28"/>
-          <w:szCs w:val="28"/>
-        </w:rPr>
-      </w:pPr>
-      <w:r>
-        <w:rPr>
-          <w:rFonts w:ascii="Times New Roman" w:eastAsia="Aptos" w:hAnsi="Times New Roman" w:cs="Times New Roman"/>
-          <w:sz w:val="28"/>
-          <w:szCs w:val="28"/>
+          <w:sz w:val="26"/>
+          <w:szCs w:val="26"/>
+        </w:rPr>
+      </w:pPr>
+      <w:r>
+        <w:rPr>
+          <w:rFonts w:ascii="Times New Roman" w:eastAsia="Aptos" w:hAnsi="Times New Roman" w:cs="Times New Roman"/>
+          <w:sz w:val="26"/>
+          <w:szCs w:val="26"/>
         </w:rPr>
         <w:t>4.4. По соглашению сторон в течение смены Работнику предоставляются перерывы для отдыха и питания: 3 перерыва по 20 минут каждый (суммарно 60 минут). Перерывы не включаются в рабочее время и не оплачиваются.</w:t>
       </w:r>
@@ -978,15 +573,15 @@
         <w:jc w:val="both"/>
         <w:rPr>
           <w:rFonts w:ascii="Times New Roman" w:eastAsia="Aptos" w:hAnsi="Times New Roman" w:cs="Times New Roman"/>
-          <w:sz w:val="28"/>
-          <w:szCs w:val="28"/>
-        </w:rPr>
-      </w:pPr>
-      <w:r>
-        <w:rPr>
-          <w:rFonts w:ascii="Times New Roman" w:eastAsia="Aptos" w:hAnsi="Times New Roman" w:cs="Times New Roman"/>
-          <w:sz w:val="28"/>
-          <w:szCs w:val="28"/>
+          <w:sz w:val="26"/>
+          <w:szCs w:val="26"/>
+        </w:rPr>
+      </w:pPr>
+      <w:r>
+        <w:rPr>
+          <w:rFonts w:ascii="Times New Roman" w:eastAsia="Aptos" w:hAnsi="Times New Roman" w:cs="Times New Roman"/>
+          <w:sz w:val="26"/>
+          <w:szCs w:val="26"/>
         </w:rPr>
         <w:t>4.5. Выходные дни предоставляются согласно графику сменности.</w:t>
       </w:r>
@@ -996,117 +591,99 @@
         <w:jc w:val="both"/>
         <w:rPr>
           <w:rFonts w:ascii="Times New Roman" w:eastAsia="Aptos" w:hAnsi="Times New Roman" w:cs="Times New Roman"/>
-          <w:sz w:val="28"/>
-          <w:szCs w:val="28"/>
-        </w:rPr>
-      </w:pPr>
-      <w:r>
-        <w:rPr>
-          <w:rFonts w:ascii="Times New Roman" w:eastAsia="Aptos" w:hAnsi="Times New Roman" w:cs="Times New Roman"/>
-          <w:sz w:val="28"/>
-          <w:szCs w:val="28"/>
+          <w:sz w:val="26"/>
+          <w:szCs w:val="26"/>
+        </w:rPr>
+      </w:pPr>
+      <w:r>
+        <w:rPr>
+          <w:rFonts w:ascii="Times New Roman" w:eastAsia="Aptos" w:hAnsi="Times New Roman" w:cs="Times New Roman"/>
+          <w:sz w:val="26"/>
+          <w:szCs w:val="26"/>
+        </w:rPr>
+        <w:t>4.6. Работнику предоставляется трудовой отпуск продолжительностью 24 календарных дня.</w:t>
+      </w:r>
+    </w:p>
+    <w:p>
+      <w:pPr>
+        <w:jc w:val="both"/>
+        <w:rPr>
+          <w:rFonts w:ascii="Times New Roman" w:eastAsia="Aptos" w:hAnsi="Times New Roman" w:cs="Times New Roman"/>
+          <w:sz w:val="26"/>
+          <w:szCs w:val="26"/>
+        </w:rPr>
+      </w:pPr>
+    </w:p>
+    <w:p>
+      <w:pPr>
+        <w:jc w:val="both"/>
+        <w:rPr>
+          <w:rFonts w:ascii="Times New Roman" w:eastAsia="Aptos" w:hAnsi="Times New Roman" w:cs="Times New Roman"/>
+          <w:sz w:val="26"/>
+          <w:szCs w:val="26"/>
+        </w:rPr>
+      </w:pPr>
+      <w:r>
+        <w:rPr>
+          <w:rFonts w:ascii="Times New Roman" w:eastAsia="Aptos" w:hAnsi="Times New Roman" w:cs="Times New Roman"/>
+          <w:sz w:val="26"/>
+          <w:szCs w:val="26"/>
+        </w:rPr>
+        <w:t>5. ОПЛАТА ТРУДА</w:t>
+      </w:r>
+    </w:p>
+    <w:p>
+      <w:pPr>
+        <w:jc w:val="both"/>
+        <w:rPr>
+          <w:rFonts w:ascii="Times New Roman" w:eastAsia="Aptos" w:hAnsi="Times New Roman" w:cs="Times New Roman"/>
+          <w:sz w:val="26"/>
+          <w:szCs w:val="26"/>
+        </w:rPr>
+      </w:pPr>
+      <w:r>
+        <w:rPr>
+          <w:rFonts w:ascii="Times New Roman" w:eastAsia="Aptos" w:hAnsi="Times New Roman" w:cs="Times New Roman"/>
+          <w:sz w:val="26"/>
+          <w:szCs w:val="26"/>
+        </w:rPr>
+        <w:t>5.1. На день подписания настоящего договора Работнику устанавливается тарифный оклад в размере {{oklad}} белорусских рублей в месяц.</w:t>
+      </w:r>
+    </w:p>
+    <w:p>
+      <w:pPr>
+        <w:jc w:val="both"/>
+        <w:rPr>
+          <w:rFonts w:ascii="Times New Roman" w:eastAsia="Aptos" w:hAnsi="Times New Roman" w:cs="Times New Roman"/>
+          <w:sz w:val="26"/>
+          <w:szCs w:val="26"/>
+        </w:rPr>
+      </w:pPr>
+      <w:r>
+        <w:rPr>
+          <w:rFonts w:ascii="Times New Roman" w:eastAsia="Aptos" w:hAnsi="Times New Roman" w:cs="Times New Roman"/>
+          <w:sz w:val="26"/>
+          <w:szCs w:val="26"/>
+        </w:rPr>
+        <w:t>5.2. Премирование и выплата надбавок производятся в соответствии с Положением об оплате труда и премировании, действующим у Нанимателя.</w:t>
+      </w:r>
+    </w:p>
+    <w:p>
+      <w:pPr>
+        <w:jc w:val="both"/>
+        <w:rPr>
+          <w:rFonts w:ascii="Times New Roman" w:eastAsia="Aptos" w:hAnsi="Times New Roman" w:cs="Times New Roman"/>
+          <w:sz w:val="26"/>
+          <w:szCs w:val="26"/>
+        </w:rPr>
+      </w:pPr>
+      <w:r>
+        <w:rPr>
+          <w:rFonts w:ascii="Times New Roman" w:eastAsia="Aptos" w:hAnsi="Times New Roman" w:cs="Times New Roman"/>
+          <w:sz w:val="26"/>
+          <w:szCs w:val="26"/>
         </w:rPr>
         <w:lastRenderedPageBreak/>
-        <w:t>4.6. Работнику предоставляется трудовой отпуск продолжительностью 24 календарных дня.</w:t>
-      </w:r>
-    </w:p>
-    <w:p>
-      <w:pPr>
-        <w:jc w:val="both"/>
-        <w:rPr>
-          <w:rFonts w:ascii="Times New Roman" w:eastAsia="Aptos" w:hAnsi="Times New Roman" w:cs="Times New Roman"/>
-          <w:sz w:val="28"/>
-          <w:szCs w:val="28"/>
-        </w:rPr>
-      </w:pPr>
-    </w:p>
-    <w:p>
-      <w:pPr>
-        <w:jc w:val="both"/>
-        <w:rPr>
-          <w:rFonts w:ascii="Times New Roman" w:eastAsia="Aptos" w:hAnsi="Times New Roman" w:cs="Times New Roman"/>
-          <w:sz w:val="28"/>
-          <w:szCs w:val="28"/>
-        </w:rPr>
-      </w:pPr>
-      <w:r>
-        <w:rPr>
-          <w:rFonts w:ascii="Times New Roman" w:eastAsia="Aptos" w:hAnsi="Times New Roman" w:cs="Times New Roman"/>
-          <w:sz w:val="28"/>
-          <w:szCs w:val="28"/>
-        </w:rPr>
-        <w:t>5. ОПЛАТА ТРУДА</w:t>
-      </w:r>
-    </w:p>
-    <w:p>
-      <w:pPr>
-        <w:jc w:val="both"/>
-        <w:rPr>
-          <w:rFonts w:ascii="Times New Roman" w:eastAsia="Aptos" w:hAnsi="Times New Roman" w:cs="Times New Roman"/>
-          <w:sz w:val="28"/>
-          <w:szCs w:val="28"/>
-        </w:rPr>
-      </w:pPr>
-      <w:r>
-        <w:rPr>
-          <w:rFonts w:ascii="Times New Roman" w:eastAsia="Aptos" w:hAnsi="Times New Roman" w:cs="Times New Roman"/>
-          <w:sz w:val="28"/>
-          <w:szCs w:val="28"/>
-        </w:rPr>
-        <w:t>5.1. На день подписания настоящего договора Работнику устанавливается тарифный оклад в размере {{</w:t>
-      </w:r>
-      <w:proofErr w:type="spellStart"/>
-      <w:r>
-        <w:rPr>
-          <w:rFonts w:ascii="Times New Roman" w:eastAsia="Aptos" w:hAnsi="Times New Roman" w:cs="Times New Roman"/>
-          <w:sz w:val="28"/>
-          <w:szCs w:val="28"/>
-        </w:rPr>
-        <w:t>oklad</w:t>
-      </w:r>
-      <w:proofErr w:type="spellEnd"/>
-      <w:r>
-        <w:rPr>
-          <w:rFonts w:ascii="Times New Roman" w:eastAsia="Aptos" w:hAnsi="Times New Roman" w:cs="Times New Roman"/>
-          <w:sz w:val="28"/>
-          <w:szCs w:val="28"/>
-        </w:rPr>
-        <w:t>}} белорусских рублей в месяц.</w:t>
-      </w:r>
-    </w:p>
-    <w:p>
-      <w:pPr>
-        <w:jc w:val="both"/>
-        <w:rPr>
-          <w:rFonts w:ascii="Times New Roman" w:eastAsia="Aptos" w:hAnsi="Times New Roman" w:cs="Times New Roman"/>
-          <w:sz w:val="28"/>
-          <w:szCs w:val="28"/>
-        </w:rPr>
-      </w:pPr>
-      <w:r>
-        <w:rPr>
-          <w:rFonts w:ascii="Times New Roman" w:eastAsia="Aptos" w:hAnsi="Times New Roman" w:cs="Times New Roman"/>
-          <w:sz w:val="28"/>
-          <w:szCs w:val="28"/>
-        </w:rPr>
-        <w:t>5.2. Премирование и выплата надбавок производятся в соответствии с Положением об оплате труда и премировании, действующим у Нанимателя.</w:t>
-      </w:r>
-    </w:p>
-    <w:p>
-      <w:pPr>
-        <w:jc w:val="both"/>
-        <w:rPr>
-          <w:rFonts w:ascii="Times New Roman" w:eastAsia="Aptos" w:hAnsi="Times New Roman" w:cs="Times New Roman"/>
-          <w:sz w:val="28"/>
-          <w:szCs w:val="28"/>
-        </w:rPr>
-      </w:pPr>
-      <w:r>
-        <w:rPr>
-          <w:rFonts w:ascii="Times New Roman" w:eastAsia="Aptos" w:hAnsi="Times New Roman" w:cs="Times New Roman"/>
-          <w:sz w:val="28"/>
-          <w:szCs w:val="28"/>
-        </w:rPr>
         <w:t>5.3. Изменение размера и условий оплаты труда, установленных настоящим договором, производится по соглашению Сторон путем заключения письменного дополнительного соглашения, либо в порядке существенных изменений условий труда по инициативе Нанимателя в соответствии со статьей 32 Трудового кодекса Республики Беларусь.</w:t>
       </w:r>
     </w:p>
@@ -1115,15 +692,15 @@
         <w:jc w:val="both"/>
         <w:rPr>
           <w:rFonts w:ascii="Times New Roman" w:eastAsia="Aptos" w:hAnsi="Times New Roman" w:cs="Times New Roman"/>
-          <w:sz w:val="28"/>
-          <w:szCs w:val="28"/>
-        </w:rPr>
-      </w:pPr>
-      <w:r>
-        <w:rPr>
-          <w:rFonts w:ascii="Times New Roman" w:eastAsia="Aptos" w:hAnsi="Times New Roman" w:cs="Times New Roman"/>
-          <w:sz w:val="28"/>
-          <w:szCs w:val="28"/>
+          <w:sz w:val="26"/>
+          <w:szCs w:val="26"/>
+        </w:rPr>
+      </w:pPr>
+      <w:r>
+        <w:rPr>
+          <w:rFonts w:ascii="Times New Roman" w:eastAsia="Aptos" w:hAnsi="Times New Roman" w:cs="Times New Roman"/>
+          <w:sz w:val="26"/>
+          <w:szCs w:val="26"/>
         </w:rPr>
         <w:t>5.4. Заработная плата выплачивается регулярно два раза в месяц путем перечисления денежных средств на текущий (расчетный) банковский счет Работника в следующие сроки:</w:t>
       </w:r>
@@ -1133,15 +710,15 @@
         <w:jc w:val="both"/>
         <w:rPr>
           <w:rFonts w:ascii="Times New Roman" w:eastAsia="Aptos" w:hAnsi="Times New Roman" w:cs="Times New Roman"/>
-          <w:sz w:val="28"/>
-          <w:szCs w:val="28"/>
-        </w:rPr>
-      </w:pPr>
-      <w:r>
-        <w:rPr>
-          <w:rFonts w:ascii="Times New Roman" w:eastAsia="Aptos" w:hAnsi="Times New Roman" w:cs="Times New Roman"/>
-          <w:sz w:val="28"/>
-          <w:szCs w:val="28"/>
+          <w:sz w:val="26"/>
+          <w:szCs w:val="26"/>
+        </w:rPr>
+      </w:pPr>
+      <w:r>
+        <w:rPr>
+          <w:rFonts w:ascii="Times New Roman" w:eastAsia="Aptos" w:hAnsi="Times New Roman" w:cs="Times New Roman"/>
+          <w:sz w:val="26"/>
+          <w:szCs w:val="26"/>
         </w:rPr>
         <w:t>- 30-го числа текущего месяца — первая часть заработной платы;</w:t>
       </w:r>
@@ -1151,15 +728,15 @@
         <w:jc w:val="both"/>
         <w:rPr>
           <w:rFonts w:ascii="Times New Roman" w:eastAsia="Aptos" w:hAnsi="Times New Roman" w:cs="Times New Roman"/>
-          <w:sz w:val="28"/>
-          <w:szCs w:val="28"/>
-        </w:rPr>
-      </w:pPr>
-      <w:r>
-        <w:rPr>
-          <w:rFonts w:ascii="Times New Roman" w:eastAsia="Aptos" w:hAnsi="Times New Roman" w:cs="Times New Roman"/>
-          <w:sz w:val="28"/>
-          <w:szCs w:val="28"/>
+          <w:sz w:val="26"/>
+          <w:szCs w:val="26"/>
+        </w:rPr>
+      </w:pPr>
+      <w:r>
+        <w:rPr>
+          <w:rFonts w:ascii="Times New Roman" w:eastAsia="Aptos" w:hAnsi="Times New Roman" w:cs="Times New Roman"/>
+          <w:sz w:val="26"/>
+          <w:szCs w:val="26"/>
         </w:rPr>
         <w:t>- 15-го числа месяца, следующего за расчетным, — вторая часть заработной платы.</w:t>
       </w:r>
@@ -1169,25 +746,25 @@
         <w:jc w:val="both"/>
         <w:rPr>
           <w:rFonts w:ascii="Times New Roman" w:eastAsia="Aptos" w:hAnsi="Times New Roman" w:cs="Times New Roman"/>
-          <w:sz w:val="28"/>
-          <w:szCs w:val="28"/>
-        </w:rPr>
-      </w:pPr>
-    </w:p>
-    <w:p>
-      <w:pPr>
-        <w:jc w:val="both"/>
-        <w:rPr>
-          <w:rFonts w:ascii="Times New Roman" w:eastAsia="Aptos" w:hAnsi="Times New Roman" w:cs="Times New Roman"/>
-          <w:sz w:val="28"/>
-          <w:szCs w:val="28"/>
-        </w:rPr>
-      </w:pPr>
-      <w:r>
-        <w:rPr>
-          <w:rFonts w:ascii="Times New Roman" w:eastAsia="Aptos" w:hAnsi="Times New Roman" w:cs="Times New Roman"/>
-          <w:sz w:val="28"/>
-          <w:szCs w:val="28"/>
+          <w:sz w:val="26"/>
+          <w:szCs w:val="26"/>
+        </w:rPr>
+      </w:pPr>
+    </w:p>
+    <w:p>
+      <w:pPr>
+        <w:jc w:val="both"/>
+        <w:rPr>
+          <w:rFonts w:ascii="Times New Roman" w:eastAsia="Aptos" w:hAnsi="Times New Roman" w:cs="Times New Roman"/>
+          <w:sz w:val="26"/>
+          <w:szCs w:val="26"/>
+        </w:rPr>
+      </w:pPr>
+      <w:r>
+        <w:rPr>
+          <w:rFonts w:ascii="Times New Roman" w:eastAsia="Aptos" w:hAnsi="Times New Roman" w:cs="Times New Roman"/>
+          <w:sz w:val="26"/>
+          <w:szCs w:val="26"/>
         </w:rPr>
         <w:t>6. ОТВЕТСТВЕННОСТЬ СТОРОН</w:t>
       </w:r>
@@ -1197,15 +774,15 @@
         <w:jc w:val="both"/>
         <w:rPr>
           <w:rFonts w:ascii="Times New Roman" w:eastAsia="Aptos" w:hAnsi="Times New Roman" w:cs="Times New Roman"/>
-          <w:sz w:val="28"/>
-          <w:szCs w:val="28"/>
-        </w:rPr>
-      </w:pPr>
-      <w:r>
-        <w:rPr>
-          <w:rFonts w:ascii="Times New Roman" w:eastAsia="Aptos" w:hAnsi="Times New Roman" w:cs="Times New Roman"/>
-          <w:sz w:val="28"/>
-          <w:szCs w:val="28"/>
+          <w:sz w:val="26"/>
+          <w:szCs w:val="26"/>
+        </w:rPr>
+      </w:pPr>
+      <w:r>
+        <w:rPr>
+          <w:rFonts w:ascii="Times New Roman" w:eastAsia="Aptos" w:hAnsi="Times New Roman" w:cs="Times New Roman"/>
+          <w:sz w:val="26"/>
+          <w:szCs w:val="26"/>
         </w:rPr>
         <w:t>6.1. За неисполнение или ненадлежащее исполнение своих обязанностей Стороны несут дисциплинарную, материальную и иную ответственность в соответствии с Трудовым кодексом Республики Беларусь.</w:t>
       </w:r>
@@ -1215,61 +792,43 @@
         <w:jc w:val="both"/>
         <w:rPr>
           <w:rFonts w:ascii="Times New Roman" w:eastAsia="Aptos" w:hAnsi="Times New Roman" w:cs="Times New Roman"/>
-          <w:sz w:val="28"/>
-          <w:szCs w:val="28"/>
-        </w:rPr>
-      </w:pPr>
-      <w:r>
-        <w:rPr>
-          <w:rFonts w:ascii="Times New Roman" w:eastAsia="Aptos" w:hAnsi="Times New Roman" w:cs="Times New Roman"/>
-          <w:sz w:val="28"/>
-          <w:szCs w:val="28"/>
-        </w:rPr>
-        <w:t>{{</w:t>
-      </w:r>
-      <w:proofErr w:type="spellStart"/>
-      <w:r>
-        <w:rPr>
-          <w:rFonts w:ascii="Times New Roman" w:eastAsia="Aptos" w:hAnsi="Times New Roman" w:cs="Times New Roman"/>
-          <w:sz w:val="28"/>
-          <w:szCs w:val="28"/>
-        </w:rPr>
-        <w:t>blok_mat_otvetstvennost</w:t>
-      </w:r>
-      <w:proofErr w:type="spellEnd"/>
-      <w:r>
-        <w:rPr>
-          <w:rFonts w:ascii="Times New Roman" w:eastAsia="Aptos" w:hAnsi="Times New Roman" w:cs="Times New Roman"/>
-          <w:sz w:val="28"/>
-          <w:szCs w:val="28"/>
-        </w:rPr>
-        <w:t>}}</w:t>
-      </w:r>
-    </w:p>
-    <w:p>
-      <w:pPr>
-        <w:jc w:val="both"/>
-        <w:rPr>
-          <w:rFonts w:ascii="Times New Roman" w:eastAsia="Aptos" w:hAnsi="Times New Roman" w:cs="Times New Roman"/>
-          <w:sz w:val="28"/>
-          <w:szCs w:val="28"/>
-        </w:rPr>
-      </w:pPr>
-    </w:p>
-    <w:p>
-      <w:pPr>
-        <w:jc w:val="both"/>
-        <w:rPr>
-          <w:rFonts w:ascii="Times New Roman" w:eastAsia="Aptos" w:hAnsi="Times New Roman" w:cs="Times New Roman"/>
-          <w:sz w:val="28"/>
-          <w:szCs w:val="28"/>
-        </w:rPr>
-      </w:pPr>
-      <w:r>
-        <w:rPr>
-          <w:rFonts w:ascii="Times New Roman" w:eastAsia="Aptos" w:hAnsi="Times New Roman" w:cs="Times New Roman"/>
-          <w:sz w:val="28"/>
-          <w:szCs w:val="28"/>
+          <w:sz w:val="26"/>
+          <w:szCs w:val="26"/>
+        </w:rPr>
+      </w:pPr>
+      <w:r>
+        <w:rPr>
+          <w:rFonts w:ascii="Times New Roman" w:eastAsia="Aptos" w:hAnsi="Times New Roman" w:cs="Times New Roman"/>
+          <w:sz w:val="26"/>
+          <w:szCs w:val="26"/>
+        </w:rPr>
+        <w:t>{{blok_mat_otvetstvennost}}</w:t>
+      </w:r>
+    </w:p>
+    <w:p>
+      <w:pPr>
+        <w:jc w:val="both"/>
+        <w:rPr>
+          <w:rFonts w:ascii="Times New Roman" w:eastAsia="Aptos" w:hAnsi="Times New Roman" w:cs="Times New Roman"/>
+          <w:sz w:val="26"/>
+          <w:szCs w:val="26"/>
+        </w:rPr>
+      </w:pPr>
+    </w:p>
+    <w:p>
+      <w:pPr>
+        <w:jc w:val="both"/>
+        <w:rPr>
+          <w:rFonts w:ascii="Times New Roman" w:eastAsia="Aptos" w:hAnsi="Times New Roman" w:cs="Times New Roman"/>
+          <w:sz w:val="26"/>
+          <w:szCs w:val="26"/>
+        </w:rPr>
+      </w:pPr>
+      <w:r>
+        <w:rPr>
+          <w:rFonts w:ascii="Times New Roman" w:eastAsia="Aptos" w:hAnsi="Times New Roman" w:cs="Times New Roman"/>
+          <w:sz w:val="26"/>
+          <w:szCs w:val="26"/>
         </w:rPr>
         <w:t>7. РАЗРЕШЕНИЕ СПОРОВ</w:t>
       </w:r>
@@ -1279,70 +838,43 @@
         <w:jc w:val="both"/>
         <w:rPr>
           <w:rFonts w:ascii="Times New Roman" w:eastAsia="Aptos" w:hAnsi="Times New Roman" w:cs="Times New Roman"/>
-          <w:sz w:val="28"/>
-          <w:szCs w:val="28"/>
-        </w:rPr>
-      </w:pPr>
-      <w:r>
-        <w:rPr>
-          <w:rFonts w:ascii="Times New Roman" w:eastAsia="Aptos" w:hAnsi="Times New Roman" w:cs="Times New Roman"/>
-          <w:sz w:val="28"/>
-          <w:szCs w:val="28"/>
-        </w:rPr>
-        <w:t xml:space="preserve">7.1. Все споры и разногласия, возникающие между Сторонами, разрешаются путем переговоров. При </w:t>
-      </w:r>
-      <w:proofErr w:type="spellStart"/>
-      <w:r>
-        <w:rPr>
-          <w:rFonts w:ascii="Times New Roman" w:eastAsia="Aptos" w:hAnsi="Times New Roman" w:cs="Times New Roman"/>
-          <w:sz w:val="28"/>
-          <w:szCs w:val="28"/>
-        </w:rPr>
-        <w:t>недостижении</w:t>
-      </w:r>
-      <w:proofErr w:type="spellEnd"/>
-      <w:r>
-        <w:rPr>
-          <w:rFonts w:ascii="Times New Roman" w:eastAsia="Aptos" w:hAnsi="Times New Roman" w:cs="Times New Roman"/>
-          <w:sz w:val="28"/>
-          <w:szCs w:val="28"/>
-        </w:rPr>
-        <w:t xml:space="preserve"> согласия спор </w:t>
-      </w:r>
-      <w:r>
-        <w:rPr>
-          <w:rFonts w:ascii="Times New Roman" w:eastAsia="Aptos" w:hAnsi="Times New Roman" w:cs="Times New Roman"/>
-          <w:sz w:val="28"/>
-          <w:szCs w:val="28"/>
-        </w:rPr>
-        <w:lastRenderedPageBreak/>
-        <w:t>передается на рассмотрение суда в порядке, установленном законодательством Республики Беларусь.</w:t>
-      </w:r>
-    </w:p>
-    <w:p>
-      <w:pPr>
-        <w:jc w:val="both"/>
-        <w:rPr>
-          <w:rFonts w:ascii="Times New Roman" w:eastAsia="Aptos" w:hAnsi="Times New Roman" w:cs="Times New Roman"/>
-          <w:sz w:val="28"/>
-          <w:szCs w:val="28"/>
-        </w:rPr>
-      </w:pPr>
-    </w:p>
-    <w:p>
-      <w:pPr>
-        <w:jc w:val="both"/>
-        <w:rPr>
-          <w:rFonts w:ascii="Times New Roman" w:eastAsia="Aptos" w:hAnsi="Times New Roman" w:cs="Times New Roman"/>
-          <w:sz w:val="28"/>
-          <w:szCs w:val="28"/>
-        </w:rPr>
-      </w:pPr>
-      <w:r>
-        <w:rPr>
-          <w:rFonts w:ascii="Times New Roman" w:eastAsia="Aptos" w:hAnsi="Times New Roman" w:cs="Times New Roman"/>
-          <w:sz w:val="28"/>
-          <w:szCs w:val="28"/>
+          <w:sz w:val="26"/>
+          <w:szCs w:val="26"/>
+        </w:rPr>
+      </w:pPr>
+      <w:r>
+        <w:rPr>
+          <w:rFonts w:ascii="Times New Roman" w:eastAsia="Aptos" w:hAnsi="Times New Roman" w:cs="Times New Roman"/>
+          <w:sz w:val="26"/>
+          <w:szCs w:val="26"/>
+        </w:rPr>
+        <w:t>7.1. Все споры и разногласия, возникающие между Сторонами, разрешаются путем переговоров. При недостижении согласия спор передается на рассмотрение суда в порядке, установленном законодательством Республики Беларусь.</w:t>
+      </w:r>
+    </w:p>
+    <w:p>
+      <w:pPr>
+        <w:jc w:val="both"/>
+        <w:rPr>
+          <w:rFonts w:ascii="Times New Roman" w:eastAsia="Aptos" w:hAnsi="Times New Roman" w:cs="Times New Roman"/>
+          <w:sz w:val="26"/>
+          <w:szCs w:val="26"/>
+        </w:rPr>
+      </w:pPr>
+    </w:p>
+    <w:p>
+      <w:pPr>
+        <w:jc w:val="both"/>
+        <w:rPr>
+          <w:rFonts w:ascii="Times New Roman" w:eastAsia="Aptos" w:hAnsi="Times New Roman" w:cs="Times New Roman"/>
+          <w:sz w:val="26"/>
+          <w:szCs w:val="26"/>
+        </w:rPr>
+      </w:pPr>
+      <w:r>
+        <w:rPr>
+          <w:rFonts w:ascii="Times New Roman" w:eastAsia="Aptos" w:hAnsi="Times New Roman" w:cs="Times New Roman"/>
+          <w:sz w:val="26"/>
+          <w:szCs w:val="26"/>
         </w:rPr>
         <w:t>8. ЗАКЛЮЧИТЕЛЬНЫЕ ПОЛОЖЕНИЯ</w:t>
       </w:r>
@@ -1352,15 +884,15 @@
         <w:jc w:val="both"/>
         <w:rPr>
           <w:rFonts w:ascii="Times New Roman" w:eastAsia="Aptos" w:hAnsi="Times New Roman" w:cs="Times New Roman"/>
-          <w:sz w:val="28"/>
-          <w:szCs w:val="28"/>
-        </w:rPr>
-      </w:pPr>
-      <w:r>
-        <w:rPr>
-          <w:rFonts w:ascii="Times New Roman" w:eastAsia="Aptos" w:hAnsi="Times New Roman" w:cs="Times New Roman"/>
-          <w:sz w:val="28"/>
-          <w:szCs w:val="28"/>
+          <w:sz w:val="26"/>
+          <w:szCs w:val="26"/>
+        </w:rPr>
+      </w:pPr>
+      <w:r>
+        <w:rPr>
+          <w:rFonts w:ascii="Times New Roman" w:eastAsia="Aptos" w:hAnsi="Times New Roman" w:cs="Times New Roman"/>
+          <w:sz w:val="26"/>
+          <w:szCs w:val="26"/>
         </w:rPr>
         <w:t>8.1. Настоящий договор составлен в двух экземплярах на русском языке, имеющих одинаковую юридическую силу: один экземпляр хранится у Нанимателя, второй — у Работника.</w:t>
       </w:r>
@@ -1370,15 +902,15 @@
         <w:jc w:val="both"/>
         <w:rPr>
           <w:rFonts w:ascii="Times New Roman" w:eastAsia="Aptos" w:hAnsi="Times New Roman" w:cs="Times New Roman"/>
-          <w:sz w:val="28"/>
-          <w:szCs w:val="28"/>
-        </w:rPr>
-      </w:pPr>
-      <w:r>
-        <w:rPr>
-          <w:rFonts w:ascii="Times New Roman" w:eastAsia="Aptos" w:hAnsi="Times New Roman" w:cs="Times New Roman"/>
-          <w:sz w:val="28"/>
-          <w:szCs w:val="28"/>
+          <w:sz w:val="26"/>
+          <w:szCs w:val="26"/>
+        </w:rPr>
+      </w:pPr>
+      <w:r>
+        <w:rPr>
+          <w:rFonts w:ascii="Times New Roman" w:eastAsia="Aptos" w:hAnsi="Times New Roman" w:cs="Times New Roman"/>
+          <w:sz w:val="26"/>
+          <w:szCs w:val="26"/>
         </w:rPr>
         <w:t>8.2. Вопросы, не урегулированные настоящим договором, регулируются Трудовым кодексом Республики Беларусь и иными актами законодательства.</w:t>
       </w:r>
@@ -1388,8 +920,8 @@
         <w:jc w:val="both"/>
         <w:rPr>
           <w:rFonts w:ascii="Times New Roman" w:eastAsia="Aptos" w:hAnsi="Times New Roman" w:cs="Times New Roman"/>
-          <w:sz w:val="28"/>
-          <w:szCs w:val="28"/>
+          <w:sz w:val="26"/>
+          <w:szCs w:val="26"/>
         </w:rPr>
       </w:pPr>
     </w:p>
@@ -1421,34 +953,17 @@
               <w:jc w:val="both"/>
               <w:rPr>
                 <w:rFonts w:ascii="Times New Roman" w:hAnsi="Times New Roman" w:cs="Times New Roman"/>
-                <w:sz w:val="28"/>
-                <w:szCs w:val="28"/>
+                <w:sz w:val="26"/>
+                <w:szCs w:val="26"/>
               </w:rPr>
             </w:pPr>
-            <w:bookmarkStart w:id="0" w:name="_GoBack"/>
             <w:r>
               <w:rPr>
                 <w:rFonts w:ascii="Times New Roman" w:hAnsi="Times New Roman" w:cs="Times New Roman"/>
-                <w:sz w:val="28"/>
-                <w:szCs w:val="28"/>
-              </w:rPr>
-              <w:t xml:space="preserve">НАНИМАТЕЛЬ:                             </w:t>
-            </w:r>
-            <w:r>
-              <w:rPr>
-                <w:rFonts w:ascii="Times New Roman" w:hAnsi="Times New Roman" w:cs="Times New Roman"/>
-                <w:sz w:val="28"/>
-                <w:szCs w:val="28"/>
-              </w:rPr>
-              <w:t xml:space="preserve">        </w:t>
-            </w:r>
-            <w:r>
-              <w:rPr>
-                <w:rFonts w:ascii="Times New Roman" w:hAnsi="Times New Roman" w:cs="Times New Roman"/>
-                <w:sz w:val="28"/>
-                <w:szCs w:val="28"/>
-              </w:rPr>
-              <w:t xml:space="preserve"> </w:t>
+                <w:sz w:val="26"/>
+                <w:szCs w:val="26"/>
+              </w:rPr>
+              <w:t xml:space="preserve">НАНИМАТЕЛЬ:                                      </w:t>
             </w:r>
           </w:p>
         </w:tc>
@@ -1461,15 +976,15 @@
               <w:jc w:val="both"/>
               <w:rPr>
                 <w:rFonts w:ascii="Times New Roman" w:hAnsi="Times New Roman" w:cs="Times New Roman"/>
-                <w:sz w:val="28"/>
-                <w:szCs w:val="28"/>
+                <w:sz w:val="26"/>
+                <w:szCs w:val="26"/>
               </w:rPr>
             </w:pPr>
             <w:r>
               <w:rPr>
                 <w:rFonts w:ascii="Times New Roman" w:hAnsi="Times New Roman" w:cs="Times New Roman"/>
-                <w:sz w:val="28"/>
-                <w:szCs w:val="28"/>
+                <w:sz w:val="26"/>
+                <w:szCs w:val="26"/>
               </w:rPr>
               <w:t>РАБОТНИК:</w:t>
             </w:r>
@@ -1479,8 +994,8 @@
               <w:jc w:val="both"/>
               <w:rPr>
                 <w:rFonts w:ascii="Times New Roman" w:hAnsi="Times New Roman" w:cs="Times New Roman"/>
-                <w:sz w:val="28"/>
-                <w:szCs w:val="28"/>
+                <w:sz w:val="26"/>
+                <w:szCs w:val="26"/>
               </w:rPr>
             </w:pPr>
           </w:p>
@@ -1496,25 +1011,17 @@
               <w:jc w:val="both"/>
               <w:rPr>
                 <w:rFonts w:ascii="Times New Roman" w:hAnsi="Times New Roman" w:cs="Times New Roman"/>
-                <w:sz w:val="28"/>
-                <w:szCs w:val="28"/>
+                <w:sz w:val="26"/>
+                <w:szCs w:val="26"/>
               </w:rPr>
             </w:pPr>
             <w:r>
               <w:rPr>
                 <w:rFonts w:ascii="Times New Roman" w:hAnsi="Times New Roman" w:cs="Times New Roman"/>
-                <w:sz w:val="28"/>
-                <w:szCs w:val="28"/>
-              </w:rPr>
-              <w:t>ООО «ВИТА</w:t>
-            </w:r>
-            <w:r>
-              <w:rPr>
-                <w:rFonts w:ascii="Times New Roman" w:hAnsi="Times New Roman" w:cs="Times New Roman"/>
-                <w:sz w:val="28"/>
-                <w:szCs w:val="28"/>
-              </w:rPr>
-              <w:t xml:space="preserve">РМИКО»    </w:t>
+                <w:sz w:val="26"/>
+                <w:szCs w:val="26"/>
+              </w:rPr>
+              <w:t xml:space="preserve">ООО «ВИТАРМИКО»    </w:t>
             </w:r>
           </w:p>
         </w:tc>
@@ -1527,35 +1034,17 @@
               <w:jc w:val="both"/>
               <w:rPr>
                 <w:rFonts w:ascii="Times New Roman" w:hAnsi="Times New Roman" w:cs="Times New Roman"/>
-                <w:sz w:val="28"/>
-                <w:szCs w:val="28"/>
+                <w:sz w:val="26"/>
+                <w:szCs w:val="26"/>
               </w:rPr>
             </w:pPr>
             <w:r>
               <w:rPr>
                 <w:rFonts w:ascii="Times New Roman" w:hAnsi="Times New Roman" w:cs="Times New Roman"/>
-                <w:sz w:val="28"/>
-                <w:szCs w:val="28"/>
-              </w:rPr>
-              <w:t>{{</w:t>
-            </w:r>
-            <w:proofErr w:type="spellStart"/>
-            <w:r>
-              <w:rPr>
-                <w:rFonts w:ascii="Times New Roman" w:hAnsi="Times New Roman" w:cs="Times New Roman"/>
-                <w:sz w:val="28"/>
-                <w:szCs w:val="28"/>
-              </w:rPr>
-              <w:t>FIO_rabotnika_imen</w:t>
-            </w:r>
-            <w:proofErr w:type="spellEnd"/>
-            <w:r>
-              <w:rPr>
-                <w:rFonts w:ascii="Times New Roman" w:hAnsi="Times New Roman" w:cs="Times New Roman"/>
-                <w:sz w:val="28"/>
-                <w:szCs w:val="28"/>
-              </w:rPr>
-              <w:t>}}</w:t>
+                <w:sz w:val="26"/>
+                <w:szCs w:val="26"/>
+              </w:rPr>
+              <w:t>{{FIO_rabotnika_imen}}</w:t>
             </w:r>
           </w:p>
         </w:tc>
@@ -1570,25 +1059,17 @@
               <w:jc w:val="both"/>
               <w:rPr>
                 <w:rFonts w:ascii="Times New Roman" w:hAnsi="Times New Roman" w:cs="Times New Roman"/>
-                <w:sz w:val="28"/>
-                <w:szCs w:val="28"/>
+                <w:sz w:val="26"/>
+                <w:szCs w:val="26"/>
               </w:rPr>
             </w:pPr>
             <w:r>
               <w:rPr>
                 <w:rFonts w:ascii="Times New Roman" w:hAnsi="Times New Roman" w:cs="Times New Roman"/>
-                <w:sz w:val="28"/>
-                <w:szCs w:val="28"/>
-              </w:rPr>
-              <w:t>Адрес: Вит</w:t>
-            </w:r>
-            <w:r>
-              <w:rPr>
-                <w:rFonts w:ascii="Times New Roman" w:hAnsi="Times New Roman" w:cs="Times New Roman"/>
-                <w:sz w:val="28"/>
-                <w:szCs w:val="28"/>
-              </w:rPr>
-              <w:t>ебский район,</w:t>
+                <w:sz w:val="26"/>
+                <w:szCs w:val="26"/>
+              </w:rPr>
+              <w:t>Адрес: Витебский район,</w:t>
             </w:r>
           </w:p>
         </w:tc>
@@ -1601,35 +1082,17 @@
               <w:jc w:val="both"/>
               <w:rPr>
                 <w:rFonts w:ascii="Times New Roman" w:hAnsi="Times New Roman" w:cs="Times New Roman"/>
-                <w:sz w:val="28"/>
-                <w:szCs w:val="28"/>
+                <w:sz w:val="26"/>
+                <w:szCs w:val="26"/>
               </w:rPr>
             </w:pPr>
             <w:r>
               <w:rPr>
                 <w:rFonts w:ascii="Times New Roman" w:hAnsi="Times New Roman" w:cs="Times New Roman"/>
-                <w:sz w:val="28"/>
-                <w:szCs w:val="28"/>
-              </w:rPr>
-              <w:t>Адрес: {{</w:t>
-            </w:r>
-            <w:proofErr w:type="spellStart"/>
-            <w:r>
-              <w:rPr>
-                <w:rFonts w:ascii="Times New Roman" w:hAnsi="Times New Roman" w:cs="Times New Roman"/>
-                <w:sz w:val="28"/>
-                <w:szCs w:val="28"/>
-              </w:rPr>
-              <w:t>adres_prozhivania</w:t>
-            </w:r>
-            <w:proofErr w:type="spellEnd"/>
-            <w:r>
-              <w:rPr>
-                <w:rFonts w:ascii="Times New Roman" w:hAnsi="Times New Roman" w:cs="Times New Roman"/>
-                <w:sz w:val="28"/>
-                <w:szCs w:val="28"/>
-              </w:rPr>
-              <w:t>}}</w:t>
+                <w:sz w:val="26"/>
+                <w:szCs w:val="26"/>
+              </w:rPr>
+              <w:t>Адрес: {{adres_prozhivania}}</w:t>
             </w:r>
           </w:p>
         </w:tc>
@@ -1644,43 +1107,17 @@
               <w:jc w:val="both"/>
               <w:rPr>
                 <w:rFonts w:ascii="Times New Roman" w:hAnsi="Times New Roman" w:cs="Times New Roman"/>
-                <w:sz w:val="28"/>
-                <w:szCs w:val="28"/>
+                <w:sz w:val="26"/>
+                <w:szCs w:val="26"/>
               </w:rPr>
             </w:pPr>
-            <w:proofErr w:type="spellStart"/>
             <w:r>
               <w:rPr>
                 <w:rFonts w:ascii="Times New Roman" w:hAnsi="Times New Roman" w:cs="Times New Roman"/>
-                <w:sz w:val="28"/>
-                <w:szCs w:val="28"/>
-              </w:rPr>
-              <w:t>Вороновский</w:t>
-            </w:r>
-            <w:proofErr w:type="spellEnd"/>
-            <w:r>
-              <w:rPr>
-                <w:rFonts w:ascii="Times New Roman" w:hAnsi="Times New Roman" w:cs="Times New Roman"/>
-                <w:sz w:val="28"/>
-                <w:szCs w:val="28"/>
-              </w:rPr>
-              <w:t xml:space="preserve"> с/с, д</w:t>
-            </w:r>
-            <w:r>
-              <w:rPr>
-                <w:rFonts w:ascii="Times New Roman" w:hAnsi="Times New Roman" w:cs="Times New Roman"/>
-                <w:sz w:val="28"/>
-                <w:szCs w:val="28"/>
-              </w:rPr>
-              <w:t xml:space="preserve">. Еремино, </w:t>
-            </w:r>
-            <w:r>
-              <w:rPr>
-                <w:rFonts w:ascii="Times New Roman" w:hAnsi="Times New Roman" w:cs="Times New Roman"/>
-                <w:sz w:val="28"/>
-                <w:szCs w:val="28"/>
-              </w:rPr>
-              <w:t>ул.</w:t>
+                <w:sz w:val="26"/>
+                <w:szCs w:val="26"/>
+              </w:rPr>
+              <w:t>Вороновский с/с, д. Еремино, ул.</w:t>
             </w:r>
           </w:p>
         </w:tc>
@@ -1693,84 +1130,27 @@
               <w:jc w:val="both"/>
               <w:rPr>
                 <w:rFonts w:ascii="Times New Roman" w:hAnsi="Times New Roman" w:cs="Times New Roman"/>
-                <w:sz w:val="28"/>
-                <w:szCs w:val="28"/>
+                <w:sz w:val="26"/>
+                <w:szCs w:val="26"/>
+                <w:lang w:val="en-US"/>
               </w:rPr>
             </w:pPr>
             <w:r>
               <w:rPr>
                 <w:rFonts w:ascii="Times New Roman" w:hAnsi="Times New Roman" w:cs="Times New Roman"/>
-                <w:sz w:val="28"/>
-                <w:szCs w:val="28"/>
+                <w:sz w:val="26"/>
+                <w:szCs w:val="26"/>
               </w:rPr>
               <w:t>Паспорт</w:t>
             </w:r>
             <w:r>
               <w:rPr>
                 <w:rFonts w:ascii="Times New Roman" w:hAnsi="Times New Roman" w:cs="Times New Roman"/>
-                <w:sz w:val="28"/>
-                <w:szCs w:val="28"/>
+                <w:sz w:val="26"/>
+                <w:szCs w:val="26"/>
                 <w:lang w:val="en-US"/>
               </w:rPr>
-              <w:t>: {{</w:t>
-            </w:r>
-            <w:proofErr w:type="spellStart"/>
-            <w:r>
-              <w:rPr>
-                <w:rFonts w:ascii="Times New Roman" w:hAnsi="Times New Roman" w:cs="Times New Roman"/>
-                <w:sz w:val="28"/>
-                <w:szCs w:val="28"/>
-                <w:lang w:val="en-US"/>
-              </w:rPr>
-              <w:t>seria_pasporta</w:t>
-            </w:r>
-            <w:proofErr w:type="spellEnd"/>
-            <w:r>
-              <w:rPr>
-                <w:rFonts w:ascii="Times New Roman" w:hAnsi="Times New Roman" w:cs="Times New Roman"/>
-                <w:sz w:val="28"/>
-                <w:szCs w:val="28"/>
-                <w:lang w:val="en-US"/>
-              </w:rPr>
-              <w:t>}} №</w:t>
-            </w:r>
-            <w:r>
-              <w:rPr>
-                <w:rFonts w:ascii="Times New Roman" w:hAnsi="Times New Roman" w:cs="Times New Roman"/>
-                <w:sz w:val="28"/>
-                <w:szCs w:val="28"/>
-                <w:lang w:val="en-US"/>
-              </w:rPr>
-              <w:t xml:space="preserve"> </w:t>
-            </w:r>
-            <w:r>
-              <w:rPr>
-                <w:rFonts w:ascii="Times New Roman" w:hAnsi="Times New Roman" w:cs="Times New Roman"/>
-                <w:sz w:val="28"/>
-                <w:szCs w:val="28"/>
-                <w:lang w:val="en-US"/>
-              </w:rPr>
-              <w:t>{{</w:t>
-            </w:r>
-            <w:proofErr w:type="spellStart"/>
-            <w:r>
-              <w:rPr>
-                <w:rFonts w:ascii="Times New Roman" w:hAnsi="Times New Roman" w:cs="Times New Roman"/>
-                <w:sz w:val="28"/>
-                <w:szCs w:val="28"/>
-                <w:lang w:val="en-US"/>
-              </w:rPr>
-              <w:t>nomer_pasporta</w:t>
-            </w:r>
-            <w:proofErr w:type="spellEnd"/>
-            <w:r>
-              <w:rPr>
-                <w:rFonts w:ascii="Times New Roman" w:hAnsi="Times New Roman" w:cs="Times New Roman"/>
-                <w:sz w:val="28"/>
-                <w:szCs w:val="28"/>
-                <w:lang w:val="en-US"/>
-              </w:rPr>
-              <w:t>}}</w:t>
+              <w:t>: {{seria_pasporta}} № {{nomer_pasporta}}</w:t>
             </w:r>
           </w:p>
         </w:tc>
@@ -1785,27 +1165,18 @@
               <w:jc w:val="both"/>
               <w:rPr>
                 <w:rFonts w:ascii="Times New Roman" w:hAnsi="Times New Roman" w:cs="Times New Roman"/>
-                <w:sz w:val="28"/>
-                <w:szCs w:val="28"/>
+                <w:sz w:val="26"/>
+                <w:szCs w:val="26"/>
               </w:rPr>
             </w:pPr>
-            <w:proofErr w:type="gramStart"/>
             <w:r>
               <w:rPr>
                 <w:rFonts w:ascii="Times New Roman" w:hAnsi="Times New Roman" w:cs="Times New Roman"/>
-                <w:sz w:val="28"/>
-                <w:szCs w:val="28"/>
-              </w:rPr>
-              <w:t>Советская</w:t>
-            </w:r>
-            <w:proofErr w:type="gramEnd"/>
-            <w:r>
-              <w:rPr>
-                <w:rFonts w:ascii="Times New Roman" w:hAnsi="Times New Roman" w:cs="Times New Roman"/>
-                <w:sz w:val="28"/>
-                <w:szCs w:val="28"/>
-              </w:rPr>
-              <w:t xml:space="preserve">, д. 4, ком. 24   </w:t>
+                <w:sz w:val="26"/>
+                <w:szCs w:val="26"/>
+              </w:rPr>
+              <w:lastRenderedPageBreak/>
+              <w:t xml:space="preserve">Советская, д. 4, ком. 24   </w:t>
             </w:r>
           </w:p>
         </w:tc>
@@ -1818,47 +1189,27 @@
               <w:jc w:val="both"/>
               <w:rPr>
                 <w:rFonts w:ascii="Times New Roman" w:hAnsi="Times New Roman" w:cs="Times New Roman"/>
-                <w:sz w:val="28"/>
-                <w:szCs w:val="28"/>
+                <w:sz w:val="26"/>
+                <w:szCs w:val="26"/>
                 <w:lang w:val="en-US"/>
               </w:rPr>
             </w:pPr>
             <w:r>
               <w:rPr>
                 <w:rFonts w:ascii="Times New Roman" w:hAnsi="Times New Roman" w:cs="Times New Roman"/>
-                <w:sz w:val="28"/>
-                <w:szCs w:val="28"/>
+                <w:sz w:val="26"/>
+                <w:szCs w:val="26"/>
               </w:rPr>
               <w:t>Выдан</w:t>
             </w:r>
             <w:r>
               <w:rPr>
                 <w:rFonts w:ascii="Times New Roman" w:hAnsi="Times New Roman" w:cs="Times New Roman"/>
-                <w:sz w:val="28"/>
-                <w:szCs w:val="28"/>
+                <w:sz w:val="26"/>
+                <w:szCs w:val="26"/>
                 <w:lang w:val="en-US"/>
               </w:rPr>
-              <w:t>: {{</w:t>
-            </w:r>
-            <w:proofErr w:type="spellStart"/>
-            <w:r>
-              <w:rPr>
-                <w:rFonts w:ascii="Times New Roman" w:hAnsi="Times New Roman" w:cs="Times New Roman"/>
-                <w:sz w:val="28"/>
-                <w:szCs w:val="28"/>
-                <w:lang w:val="en-US"/>
-              </w:rPr>
-              <w:t>kem_vydan</w:t>
-            </w:r>
-            <w:proofErr w:type="spellEnd"/>
-            <w:r>
-              <w:rPr>
-                <w:rFonts w:ascii="Times New Roman" w:hAnsi="Times New Roman" w:cs="Times New Roman"/>
-                <w:sz w:val="28"/>
-                <w:szCs w:val="28"/>
-                <w:lang w:val="en-US"/>
-              </w:rPr>
-              <w:t>}}</w:t>
+              <w:t>: {{kem_vydan}}</w:t>
             </w:r>
           </w:p>
           <w:p>
@@ -1866,8 +1217,8 @@
               <w:jc w:val="both"/>
               <w:rPr>
                 <w:rFonts w:ascii="Times New Roman" w:hAnsi="Times New Roman" w:cs="Times New Roman"/>
-                <w:sz w:val="28"/>
-                <w:szCs w:val="28"/>
+                <w:sz w:val="26"/>
+                <w:szCs w:val="26"/>
               </w:rPr>
             </w:pPr>
           </w:p>
@@ -1883,15 +1234,15 @@
               <w:jc w:val="both"/>
               <w:rPr>
                 <w:rFonts w:ascii="Times New Roman" w:hAnsi="Times New Roman" w:cs="Times New Roman"/>
-                <w:sz w:val="28"/>
-                <w:szCs w:val="28"/>
+                <w:sz w:val="26"/>
+                <w:szCs w:val="26"/>
               </w:rPr>
             </w:pPr>
             <w:r>
               <w:rPr>
                 <w:rFonts w:ascii="Times New Roman" w:hAnsi="Times New Roman" w:cs="Times New Roman"/>
-                <w:sz w:val="28"/>
-                <w:szCs w:val="28"/>
+                <w:sz w:val="26"/>
+                <w:szCs w:val="26"/>
               </w:rPr>
               <w:t>УНП: 391516375</w:t>
             </w:r>
@@ -1906,8 +1257,8 @@
               <w:jc w:val="both"/>
               <w:rPr>
                 <w:rFonts w:ascii="Times New Roman" w:hAnsi="Times New Roman" w:cs="Times New Roman"/>
-                <w:sz w:val="28"/>
-                <w:szCs w:val="28"/>
+                <w:sz w:val="26"/>
+                <w:szCs w:val="26"/>
               </w:rPr>
             </w:pPr>
           </w:p>
@@ -1923,15 +1274,15 @@
               <w:jc w:val="both"/>
               <w:rPr>
                 <w:rFonts w:ascii="Times New Roman" w:hAnsi="Times New Roman" w:cs="Times New Roman"/>
-                <w:sz w:val="28"/>
-                <w:szCs w:val="28"/>
+                <w:sz w:val="26"/>
+                <w:szCs w:val="26"/>
               </w:rPr>
             </w:pPr>
             <w:r>
               <w:rPr>
                 <w:rFonts w:ascii="Times New Roman" w:hAnsi="Times New Roman" w:cs="Times New Roman"/>
-                <w:sz w:val="28"/>
-                <w:szCs w:val="28"/>
+                <w:sz w:val="26"/>
+                <w:szCs w:val="26"/>
               </w:rPr>
               <w:t>Директор</w:t>
             </w:r>
@@ -1946,15 +1297,15 @@
               <w:jc w:val="both"/>
               <w:rPr>
                 <w:rFonts w:ascii="Times New Roman" w:hAnsi="Times New Roman" w:cs="Times New Roman"/>
-                <w:sz w:val="28"/>
-                <w:szCs w:val="28"/>
+                <w:sz w:val="26"/>
+                <w:szCs w:val="26"/>
               </w:rPr>
             </w:pPr>
             <w:r>
               <w:rPr>
                 <w:rFonts w:ascii="Times New Roman" w:hAnsi="Times New Roman" w:cs="Times New Roman"/>
-                <w:sz w:val="28"/>
-                <w:szCs w:val="28"/>
+                <w:sz w:val="26"/>
+                <w:szCs w:val="26"/>
                 <w:lang w:val="en-US"/>
               </w:rPr>
               <w:t>_____________</w:t>
@@ -1972,8 +1323,8 @@
               <w:jc w:val="both"/>
               <w:rPr>
                 <w:rFonts w:ascii="Times New Roman" w:hAnsi="Times New Roman" w:cs="Times New Roman"/>
-                <w:sz w:val="28"/>
-                <w:szCs w:val="28"/>
+                <w:sz w:val="26"/>
+                <w:szCs w:val="26"/>
               </w:rPr>
             </w:pPr>
           </w:p>
@@ -1982,25 +1333,17 @@
               <w:jc w:val="both"/>
               <w:rPr>
                 <w:rFonts w:ascii="Times New Roman" w:hAnsi="Times New Roman" w:cs="Times New Roman"/>
-                <w:sz w:val="28"/>
-                <w:szCs w:val="28"/>
+                <w:sz w:val="26"/>
+                <w:szCs w:val="26"/>
               </w:rPr>
             </w:pPr>
             <w:r>
               <w:rPr>
                 <w:rFonts w:ascii="Times New Roman" w:hAnsi="Times New Roman" w:cs="Times New Roman"/>
-                <w:sz w:val="28"/>
-                <w:szCs w:val="28"/>
-              </w:rPr>
-              <w:t xml:space="preserve">_____________ К.А. Шевяков                         </w:t>
-            </w:r>
-            <w:r>
-              <w:rPr>
-                <w:rFonts w:ascii="Times New Roman" w:hAnsi="Times New Roman" w:cs="Times New Roman"/>
-                <w:sz w:val="28"/>
-                <w:szCs w:val="28"/>
-              </w:rPr>
-              <w:t xml:space="preserve">                                                    </w:t>
+                <w:sz w:val="26"/>
+                <w:szCs w:val="26"/>
+              </w:rPr>
+              <w:t xml:space="preserve">_____________ К.А. Шевяков                                                                             </w:t>
             </w:r>
           </w:p>
         </w:tc>
@@ -2013,8 +1356,8 @@
               <w:jc w:val="both"/>
               <w:rPr>
                 <w:rFonts w:ascii="Times New Roman" w:hAnsi="Times New Roman" w:cs="Times New Roman"/>
-                <w:sz w:val="28"/>
-                <w:szCs w:val="28"/>
+                <w:sz w:val="26"/>
+                <w:szCs w:val="26"/>
               </w:rPr>
             </w:pPr>
           </w:p>
@@ -2023,113 +1366,75 @@
               <w:jc w:val="both"/>
               <w:rPr>
                 <w:rFonts w:ascii="Times New Roman" w:hAnsi="Times New Roman" w:cs="Times New Roman"/>
-                <w:sz w:val="28"/>
-                <w:szCs w:val="28"/>
+                <w:sz w:val="26"/>
+                <w:szCs w:val="26"/>
                 <w:lang w:val="en-US"/>
               </w:rPr>
             </w:pPr>
             <w:r>
               <w:rPr>
                 <w:rFonts w:ascii="Times New Roman" w:hAnsi="Times New Roman" w:cs="Times New Roman"/>
-                <w:sz w:val="28"/>
-                <w:szCs w:val="28"/>
+                <w:sz w:val="26"/>
+                <w:szCs w:val="26"/>
                 <w:lang w:val="en-US"/>
               </w:rPr>
-              <w:t>{{</w:t>
-            </w:r>
-            <w:proofErr w:type="spellStart"/>
-            <w:r>
-              <w:rPr>
-                <w:rFonts w:ascii="Times New Roman" w:hAnsi="Times New Roman" w:cs="Times New Roman"/>
-                <w:sz w:val="28"/>
-                <w:szCs w:val="28"/>
-                <w:lang w:val="en-US"/>
-              </w:rPr>
-              <w:t>FIO_rabotnika_fam</w:t>
-            </w:r>
-            <w:proofErr w:type="spellEnd"/>
-            <w:r>
-              <w:rPr>
-                <w:rFonts w:ascii="Times New Roman" w:hAnsi="Times New Roman" w:cs="Times New Roman"/>
-                <w:sz w:val="28"/>
-                <w:szCs w:val="28"/>
-                <w:lang w:val="en-US"/>
-              </w:rPr>
-              <w:t>}}</w:t>
+              <w:t>{{FIO_rabotnika_fam}}</w:t>
             </w:r>
           </w:p>
         </w:tc>
       </w:tr>
+    </w:tbl>
+    <w:p>
+      <w:pPr>
+        <w:jc w:val="both"/>
+        <w:rPr>
+          <w:rFonts w:ascii="Times New Roman" w:eastAsia="Aptos" w:hAnsi="Times New Roman" w:cs="Times New Roman"/>
+          <w:sz w:val="26"/>
+          <w:szCs w:val="26"/>
+          <w:lang w:val="en-US"/>
+        </w:rPr>
+      </w:pPr>
+    </w:p>
+    <w:p>
+      <w:pPr>
+        <w:jc w:val="both"/>
+        <w:rPr>
+          <w:rFonts w:ascii="Times New Roman" w:hAnsi="Times New Roman" w:cs="Times New Roman"/>
+          <w:sz w:val="26"/>
+          <w:szCs w:val="26"/>
+        </w:rPr>
+      </w:pPr>
+      <w:r>
+        <w:rPr>
+          <w:rFonts w:ascii="Times New Roman" w:hAnsi="Times New Roman" w:cs="Times New Roman"/>
+          <w:sz w:val="26"/>
+          <w:szCs w:val="26"/>
+        </w:rPr>
+        <w:t>С должностной инструкцией и Правилами внутреннего трудового распорядка ознакомлен(а):</w:t>
+      </w:r>
+    </w:p>
+    <w:p>
+      <w:pPr>
+        <w:jc w:val="both"/>
+        <w:rPr>
+          <w:rFonts w:ascii="Times New Roman" w:hAnsi="Times New Roman" w:cs="Times New Roman"/>
+          <w:sz w:val="26"/>
+          <w:szCs w:val="26"/>
+        </w:rPr>
+      </w:pPr>
+      <w:r>
+        <w:rPr>
+          <w:rFonts w:ascii="Times New Roman" w:eastAsia="Aptos" w:hAnsi="Times New Roman" w:cs="Times New Roman"/>
+          <w:sz w:val="26"/>
+          <w:szCs w:val="26"/>
+        </w:rPr>
+        <w:t>_____________ {{FIO_rabotnika_fam}}        «___» _________ 202_ г.</w:t>
+      </w:r>
       <w:bookmarkEnd w:id="0"/>
-    </w:tbl>
-    <w:p>
-      <w:pPr>
-        <w:jc w:val="both"/>
-        <w:rPr>
-          <w:rFonts w:ascii="Times New Roman" w:eastAsia="Aptos" w:hAnsi="Times New Roman" w:cs="Times New Roman"/>
-          <w:sz w:val="28"/>
-          <w:szCs w:val="28"/>
-          <w:lang w:val="en-US"/>
-        </w:rPr>
-      </w:pPr>
-    </w:p>
-    <w:p>
-      <w:pPr>
-        <w:jc w:val="both"/>
-        <w:rPr>
-          <w:rFonts w:ascii="Times New Roman" w:hAnsi="Times New Roman" w:cs="Times New Roman"/>
-          <w:sz w:val="28"/>
-          <w:szCs w:val="28"/>
-        </w:rPr>
-      </w:pPr>
-      <w:r>
-        <w:rPr>
-          <w:rFonts w:ascii="Times New Roman" w:hAnsi="Times New Roman" w:cs="Times New Roman"/>
-          <w:sz w:val="28"/>
-          <w:szCs w:val="28"/>
-        </w:rPr>
-        <w:t>С должностной инструкцией и Правилами внутреннего трудового распорядка ознакомлен(а):</w:t>
-      </w:r>
-    </w:p>
-    <w:p>
-      <w:pPr>
-        <w:jc w:val="both"/>
-        <w:rPr>
-          <w:rFonts w:ascii="Times New Roman" w:hAnsi="Times New Roman" w:cs="Times New Roman"/>
-          <w:sz w:val="28"/>
-          <w:szCs w:val="28"/>
-        </w:rPr>
-      </w:pPr>
-      <w:r>
-        <w:rPr>
-          <w:rFonts w:ascii="Times New Roman" w:eastAsia="Aptos" w:hAnsi="Times New Roman" w:cs="Times New Roman"/>
-          <w:sz w:val="28"/>
-          <w:szCs w:val="28"/>
-        </w:rPr>
-        <w:t>_____________ {{</w:t>
-      </w:r>
-      <w:proofErr w:type="spellStart"/>
-      <w:r>
-        <w:rPr>
-          <w:rFonts w:ascii="Times New Roman" w:eastAsia="Aptos" w:hAnsi="Times New Roman" w:cs="Times New Roman"/>
-          <w:sz w:val="28"/>
-          <w:szCs w:val="28"/>
-        </w:rPr>
-        <w:t>FIO_rabotnika_fam</w:t>
-      </w:r>
-      <w:proofErr w:type="spellEnd"/>
-      <w:r>
-        <w:rPr>
-          <w:rFonts w:ascii="Times New Roman" w:eastAsia="Aptos" w:hAnsi="Times New Roman" w:cs="Times New Roman"/>
-          <w:sz w:val="28"/>
-          <w:szCs w:val="28"/>
-        </w:rPr>
-        <w:t>}}        «___» _________ 202_ г.</w:t>
-      </w:r>
     </w:p>
     <w:sectPr>
       <w:pgSz w:w="11906" w:h="16838"/>
-      <w:pgMar w:top="1440" w:right="1440" w:bottom="1440" w:left="1440" w:header="720" w:footer="720" w:gutter="0"/>
+      <w:pgMar w:top="1134" w:right="850" w:bottom="1134" w:left="1701" w:header="720" w:footer="720" w:gutter="0"/>
       <w:cols w:space="720"/>
       <w:docGrid w:linePitch="360"/>
     </w:sectPr>

--- a/templates/template_eaeu.docx
+++ b/templates/template_eaeu.docx
@@ -11,6 +11,1404 @@
           <w:szCs w:val="26"/>
         </w:rPr>
       </w:pPr>
+      <w:r>
+        <w:rPr>
+          <w:rFonts w:ascii="Times New Roman" w:eastAsia="Aptos" w:hAnsi="Times New Roman" w:cs="Times New Roman"/>
+          <w:sz w:val="26"/>
+          <w:szCs w:val="26"/>
+        </w:rPr>
+        <w:t>ТРУДОВОЙ ДОГОВОР № ____</w:t>
+      </w:r>
+    </w:p>
+    <w:p>
+      <w:pPr>
+        <w:jc w:val="both"/>
+        <w:rPr>
+          <w:rFonts w:ascii="Times New Roman" w:eastAsia="Aptos" w:hAnsi="Times New Roman" w:cs="Times New Roman"/>
+          <w:sz w:val="26"/>
+          <w:szCs w:val="26"/>
+        </w:rPr>
+      </w:pPr>
+    </w:p>
+    <w:p>
+      <w:pPr>
+        <w:jc w:val="both"/>
+        <w:rPr>
+          <w:rFonts w:ascii="Times New Roman" w:eastAsia="Aptos" w:hAnsi="Times New Roman" w:cs="Times New Roman"/>
+          <w:sz w:val="26"/>
+          <w:szCs w:val="26"/>
+        </w:rPr>
+      </w:pPr>
+      <w:r>
+        <w:rPr>
+          <w:rFonts w:ascii="Times New Roman" w:eastAsia="Aptos" w:hAnsi="Times New Roman" w:cs="Times New Roman"/>
+          <w:sz w:val="26"/>
+          <w:szCs w:val="26"/>
+        </w:rPr>
+        <w:t>{{</w:t>
+      </w:r>
+      <w:proofErr w:type="spellStart"/>
+      <w:r>
+        <w:rPr>
+          <w:rFonts w:ascii="Times New Roman" w:eastAsia="Aptos" w:hAnsi="Times New Roman" w:cs="Times New Roman"/>
+          <w:sz w:val="26"/>
+          <w:szCs w:val="26"/>
+        </w:rPr>
+        <w:t>gorod</w:t>
+      </w:r>
+      <w:proofErr w:type="spellEnd"/>
+      <w:r>
+        <w:rPr>
+          <w:rFonts w:ascii="Times New Roman" w:eastAsia="Aptos" w:hAnsi="Times New Roman" w:cs="Times New Roman"/>
+          <w:sz w:val="26"/>
+          <w:szCs w:val="26"/>
+        </w:rPr>
+        <w:t>}}                                                       {{</w:t>
+      </w:r>
+      <w:proofErr w:type="spellStart"/>
+      <w:r>
+        <w:rPr>
+          <w:rFonts w:ascii="Times New Roman" w:eastAsia="Aptos" w:hAnsi="Times New Roman" w:cs="Times New Roman"/>
+          <w:sz w:val="26"/>
+          <w:szCs w:val="26"/>
+        </w:rPr>
+        <w:t>data_podpisania</w:t>
+      </w:r>
+      <w:proofErr w:type="spellEnd"/>
+      <w:r>
+        <w:rPr>
+          <w:rFonts w:ascii="Times New Roman" w:eastAsia="Aptos" w:hAnsi="Times New Roman" w:cs="Times New Roman"/>
+          <w:sz w:val="26"/>
+          <w:szCs w:val="26"/>
+        </w:rPr>
+        <w:t>}}</w:t>
+      </w:r>
+    </w:p>
+    <w:p>
+      <w:pPr>
+        <w:jc w:val="both"/>
+        <w:rPr>
+          <w:rFonts w:ascii="Times New Roman" w:eastAsia="Aptos" w:hAnsi="Times New Roman" w:cs="Times New Roman"/>
+          <w:sz w:val="26"/>
+          <w:szCs w:val="26"/>
+        </w:rPr>
+      </w:pPr>
+    </w:p>
+    <w:p>
+      <w:pPr>
+        <w:jc w:val="both"/>
+        <w:rPr>
+          <w:rFonts w:ascii="Times New Roman" w:eastAsia="Aptos" w:hAnsi="Times New Roman" w:cs="Times New Roman"/>
+          <w:sz w:val="26"/>
+          <w:szCs w:val="26"/>
+        </w:rPr>
+      </w:pPr>
+      <w:r>
+        <w:rPr>
+          <w:rFonts w:ascii="Times New Roman" w:eastAsia="Aptos" w:hAnsi="Times New Roman" w:cs="Times New Roman"/>
+          <w:sz w:val="26"/>
+          <w:szCs w:val="26"/>
+        </w:rPr>
+        <w:t>Общество с ограниченной ответственностью «ВИТАРМИКО», в лице директора Шевякова Константина Андреевича, действующего на основании Устава (далее — Наниматель), с одной стороны, и {{</w:t>
+      </w:r>
+      <w:proofErr w:type="spellStart"/>
+      <w:r>
+        <w:rPr>
+          <w:rFonts w:ascii="Times New Roman" w:eastAsia="Aptos" w:hAnsi="Times New Roman" w:cs="Times New Roman"/>
+          <w:sz w:val="26"/>
+          <w:szCs w:val="26"/>
+        </w:rPr>
+        <w:t>grazhdanstvo</w:t>
+      </w:r>
+      <w:proofErr w:type="spellEnd"/>
+      <w:r>
+        <w:rPr>
+          <w:rFonts w:ascii="Times New Roman" w:eastAsia="Aptos" w:hAnsi="Times New Roman" w:cs="Times New Roman"/>
+          <w:sz w:val="26"/>
+          <w:szCs w:val="26"/>
+        </w:rPr>
+        <w:t>}} {{</w:t>
+      </w:r>
+      <w:proofErr w:type="spellStart"/>
+      <w:r>
+        <w:rPr>
+          <w:rFonts w:ascii="Times New Roman" w:eastAsia="Aptos" w:hAnsi="Times New Roman" w:cs="Times New Roman"/>
+          <w:sz w:val="26"/>
+          <w:szCs w:val="26"/>
+        </w:rPr>
+        <w:t>FIO_rabotnika</w:t>
+      </w:r>
+      <w:proofErr w:type="spellEnd"/>
+      <w:r>
+        <w:rPr>
+          <w:rFonts w:ascii="Times New Roman" w:eastAsia="Aptos" w:hAnsi="Times New Roman" w:cs="Times New Roman"/>
+          <w:sz w:val="26"/>
+          <w:szCs w:val="26"/>
+        </w:rPr>
+        <w:t>}}, {{</w:t>
+      </w:r>
+      <w:proofErr w:type="spellStart"/>
+      <w:r>
+        <w:rPr>
+          <w:rFonts w:ascii="Times New Roman" w:eastAsia="Aptos" w:hAnsi="Times New Roman" w:cs="Times New Roman"/>
+          <w:sz w:val="26"/>
+          <w:szCs w:val="26"/>
+        </w:rPr>
+        <w:t>data_rozhdenia</w:t>
+      </w:r>
+      <w:proofErr w:type="spellEnd"/>
+      <w:r>
+        <w:rPr>
+          <w:rFonts w:ascii="Times New Roman" w:eastAsia="Aptos" w:hAnsi="Times New Roman" w:cs="Times New Roman"/>
+          <w:sz w:val="26"/>
+          <w:szCs w:val="26"/>
+        </w:rPr>
+        <w:t>}}, паспорт {{</w:t>
+      </w:r>
+      <w:proofErr w:type="spellStart"/>
+      <w:r>
+        <w:rPr>
+          <w:rFonts w:ascii="Times New Roman" w:eastAsia="Aptos" w:hAnsi="Times New Roman" w:cs="Times New Roman"/>
+          <w:sz w:val="26"/>
+          <w:szCs w:val="26"/>
+        </w:rPr>
+        <w:t>seria_pasporta</w:t>
+      </w:r>
+      <w:proofErr w:type="spellEnd"/>
+      <w:r>
+        <w:rPr>
+          <w:rFonts w:ascii="Times New Roman" w:eastAsia="Aptos" w:hAnsi="Times New Roman" w:cs="Times New Roman"/>
+          <w:sz w:val="26"/>
+          <w:szCs w:val="26"/>
+        </w:rPr>
+        <w:t>}} № {{</w:t>
+      </w:r>
+      <w:proofErr w:type="spellStart"/>
+      <w:r>
+        <w:rPr>
+          <w:rFonts w:ascii="Times New Roman" w:eastAsia="Aptos" w:hAnsi="Times New Roman" w:cs="Times New Roman"/>
+          <w:sz w:val="26"/>
+          <w:szCs w:val="26"/>
+        </w:rPr>
+        <w:t>nomer_pasporta</w:t>
+      </w:r>
+      <w:proofErr w:type="spellEnd"/>
+      <w:r>
+        <w:rPr>
+          <w:rFonts w:ascii="Times New Roman" w:eastAsia="Aptos" w:hAnsi="Times New Roman" w:cs="Times New Roman"/>
+          <w:sz w:val="26"/>
+          <w:szCs w:val="26"/>
+        </w:rPr>
+        <w:t>}}, выдан {{</w:t>
+      </w:r>
+      <w:proofErr w:type="spellStart"/>
+      <w:r>
+        <w:rPr>
+          <w:rFonts w:ascii="Times New Roman" w:eastAsia="Aptos" w:hAnsi="Times New Roman" w:cs="Times New Roman"/>
+          <w:sz w:val="26"/>
+          <w:szCs w:val="26"/>
+        </w:rPr>
+        <w:t>kem_vydan</w:t>
+      </w:r>
+      <w:proofErr w:type="spellEnd"/>
+      <w:r>
+        <w:rPr>
+          <w:rFonts w:ascii="Times New Roman" w:eastAsia="Aptos" w:hAnsi="Times New Roman" w:cs="Times New Roman"/>
+          <w:sz w:val="26"/>
+          <w:szCs w:val="26"/>
+        </w:rPr>
+        <w:t>}}, зарегистрированны</w:t>
+      </w:r>
+      <w:proofErr w:type="gramStart"/>
+      <w:r>
+        <w:rPr>
+          <w:rFonts w:ascii="Times New Roman" w:eastAsia="Aptos" w:hAnsi="Times New Roman" w:cs="Times New Roman"/>
+          <w:sz w:val="26"/>
+          <w:szCs w:val="26"/>
+        </w:rPr>
+        <w:t>й(</w:t>
+      </w:r>
+      <w:proofErr w:type="spellStart"/>
+      <w:proofErr w:type="gramEnd"/>
+      <w:r>
+        <w:rPr>
+          <w:rFonts w:ascii="Times New Roman" w:eastAsia="Aptos" w:hAnsi="Times New Roman" w:cs="Times New Roman"/>
+          <w:sz w:val="26"/>
+          <w:szCs w:val="26"/>
+        </w:rPr>
+        <w:t>ая</w:t>
+      </w:r>
+      <w:proofErr w:type="spellEnd"/>
+      <w:r>
+        <w:rPr>
+          <w:rFonts w:ascii="Times New Roman" w:eastAsia="Aptos" w:hAnsi="Times New Roman" w:cs="Times New Roman"/>
+          <w:sz w:val="26"/>
+          <w:szCs w:val="26"/>
+        </w:rPr>
+        <w:t>) по адресу: {{</w:t>
+      </w:r>
+      <w:proofErr w:type="spellStart"/>
+      <w:r>
+        <w:rPr>
+          <w:rFonts w:ascii="Times New Roman" w:eastAsia="Aptos" w:hAnsi="Times New Roman" w:cs="Times New Roman"/>
+          <w:sz w:val="26"/>
+          <w:szCs w:val="26"/>
+        </w:rPr>
+        <w:t>adres_propiski</w:t>
+      </w:r>
+      <w:proofErr w:type="spellEnd"/>
+      <w:r>
+        <w:rPr>
+          <w:rFonts w:ascii="Times New Roman" w:eastAsia="Aptos" w:hAnsi="Times New Roman" w:cs="Times New Roman"/>
+          <w:sz w:val="26"/>
+          <w:szCs w:val="26"/>
+        </w:rPr>
+        <w:t>}}, проживающий(</w:t>
+      </w:r>
+      <w:proofErr w:type="spellStart"/>
+      <w:r>
+        <w:rPr>
+          <w:rFonts w:ascii="Times New Roman" w:eastAsia="Aptos" w:hAnsi="Times New Roman" w:cs="Times New Roman"/>
+          <w:sz w:val="26"/>
+          <w:szCs w:val="26"/>
+        </w:rPr>
+        <w:t>ая</w:t>
+      </w:r>
+      <w:proofErr w:type="spellEnd"/>
+      <w:r>
+        <w:rPr>
+          <w:rFonts w:ascii="Times New Roman" w:eastAsia="Aptos" w:hAnsi="Times New Roman" w:cs="Times New Roman"/>
+          <w:sz w:val="26"/>
+          <w:szCs w:val="26"/>
+        </w:rPr>
+        <w:t>) по адресу: {{</w:t>
+      </w:r>
+      <w:proofErr w:type="spellStart"/>
+      <w:r>
+        <w:rPr>
+          <w:rFonts w:ascii="Times New Roman" w:eastAsia="Aptos" w:hAnsi="Times New Roman" w:cs="Times New Roman"/>
+          <w:sz w:val="26"/>
+          <w:szCs w:val="26"/>
+        </w:rPr>
+        <w:t>adres_prozhivania</w:t>
+      </w:r>
+      <w:proofErr w:type="spellEnd"/>
+      <w:r>
+        <w:rPr>
+          <w:rFonts w:ascii="Times New Roman" w:eastAsia="Aptos" w:hAnsi="Times New Roman" w:cs="Times New Roman"/>
+          <w:sz w:val="26"/>
+          <w:szCs w:val="26"/>
+        </w:rPr>
+        <w:t>}} (далее — Работник), с другой стороны, заключили настоящий трудовой договор о нижеследующем.</w:t>
+      </w:r>
+    </w:p>
+    <w:p>
+      <w:pPr>
+        <w:jc w:val="both"/>
+        <w:rPr>
+          <w:rFonts w:ascii="Times New Roman" w:eastAsia="Aptos" w:hAnsi="Times New Roman" w:cs="Times New Roman"/>
+          <w:sz w:val="26"/>
+          <w:szCs w:val="26"/>
+        </w:rPr>
+      </w:pPr>
+    </w:p>
+    <w:p>
+      <w:pPr>
+        <w:jc w:val="both"/>
+        <w:rPr>
+          <w:rFonts w:ascii="Times New Roman" w:eastAsia="Aptos" w:hAnsi="Times New Roman" w:cs="Times New Roman"/>
+          <w:sz w:val="26"/>
+          <w:szCs w:val="26"/>
+        </w:rPr>
+      </w:pPr>
+      <w:r>
+        <w:rPr>
+          <w:rFonts w:ascii="Times New Roman" w:eastAsia="Aptos" w:hAnsi="Times New Roman" w:cs="Times New Roman"/>
+          <w:sz w:val="26"/>
+          <w:szCs w:val="26"/>
+        </w:rPr>
+        <w:t>1. ОБЩИЕ ПОЛОЖЕНИЯ</w:t>
+      </w:r>
+    </w:p>
+    <w:p>
+      <w:pPr>
+        <w:spacing w:after="0"/>
+        <w:jc w:val="both"/>
+        <w:rPr>
+          <w:rFonts w:ascii="Times New Roman" w:eastAsia="Aptos" w:hAnsi="Times New Roman" w:cs="Times New Roman"/>
+          <w:sz w:val="26"/>
+          <w:szCs w:val="26"/>
+        </w:rPr>
+      </w:pPr>
+      <w:r>
+        <w:rPr>
+          <w:rFonts w:ascii="Times New Roman" w:eastAsia="Aptos" w:hAnsi="Times New Roman" w:cs="Times New Roman"/>
+          <w:sz w:val="26"/>
+          <w:szCs w:val="26"/>
+        </w:rPr>
+        <w:t>1.1. Наниматель принимает Работника на работу в ООО «ВИТАРМИКО» на должность {{</w:t>
+      </w:r>
+      <w:proofErr w:type="spellStart"/>
+      <w:r>
+        <w:rPr>
+          <w:rFonts w:ascii="Times New Roman" w:eastAsia="Aptos" w:hAnsi="Times New Roman" w:cs="Times New Roman"/>
+          <w:sz w:val="26"/>
+          <w:szCs w:val="26"/>
+        </w:rPr>
+        <w:t>dolzhnost</w:t>
+      </w:r>
+      <w:proofErr w:type="spellEnd"/>
+      <w:r>
+        <w:rPr>
+          <w:rFonts w:ascii="Times New Roman" w:eastAsia="Aptos" w:hAnsi="Times New Roman" w:cs="Times New Roman"/>
+          <w:sz w:val="26"/>
+          <w:szCs w:val="26"/>
+        </w:rPr>
+        <w:t>}}, {{</w:t>
+      </w:r>
+      <w:proofErr w:type="spellStart"/>
+      <w:r>
+        <w:rPr>
+          <w:rFonts w:ascii="Times New Roman" w:eastAsia="Aptos" w:hAnsi="Times New Roman" w:cs="Times New Roman"/>
+          <w:sz w:val="26"/>
+          <w:szCs w:val="26"/>
+        </w:rPr>
+        <w:t>tip_zanyatosti</w:t>
+      </w:r>
+      <w:proofErr w:type="spellEnd"/>
+      <w:r>
+        <w:rPr>
+          <w:rFonts w:ascii="Times New Roman" w:eastAsia="Aptos" w:hAnsi="Times New Roman" w:cs="Times New Roman"/>
+          <w:sz w:val="26"/>
+          <w:szCs w:val="26"/>
+        </w:rPr>
+        <w:t>}}, на {{</w:t>
+      </w:r>
+      <w:proofErr w:type="spellStart"/>
+      <w:r>
+        <w:rPr>
+          <w:rFonts w:ascii="Times New Roman" w:eastAsia="Aptos" w:hAnsi="Times New Roman" w:cs="Times New Roman"/>
+          <w:sz w:val="26"/>
+          <w:szCs w:val="26"/>
+        </w:rPr>
+        <w:t>stavka</w:t>
+      </w:r>
+      <w:proofErr w:type="spellEnd"/>
+      <w:r>
+        <w:rPr>
+          <w:rFonts w:ascii="Times New Roman" w:eastAsia="Aptos" w:hAnsi="Times New Roman" w:cs="Times New Roman"/>
+          <w:sz w:val="26"/>
+          <w:szCs w:val="26"/>
+        </w:rPr>
+        <w:t>}} ставки.</w:t>
+      </w:r>
+    </w:p>
+    <w:p>
+      <w:pPr>
+        <w:spacing w:after="0"/>
+        <w:jc w:val="both"/>
+        <w:rPr>
+          <w:rFonts w:ascii="Times New Roman" w:eastAsia="Aptos" w:hAnsi="Times New Roman" w:cs="Times New Roman"/>
+          <w:sz w:val="26"/>
+          <w:szCs w:val="26"/>
+        </w:rPr>
+      </w:pPr>
+      <w:r>
+        <w:rPr>
+          <w:rFonts w:ascii="Times New Roman" w:eastAsia="Aptos" w:hAnsi="Times New Roman" w:cs="Times New Roman"/>
+          <w:sz w:val="26"/>
+          <w:szCs w:val="26"/>
+        </w:rPr>
+        <w:t>1.2. Место работы: {{</w:t>
+      </w:r>
+      <w:proofErr w:type="spellStart"/>
+      <w:r>
+        <w:rPr>
+          <w:rFonts w:ascii="Times New Roman" w:eastAsia="Aptos" w:hAnsi="Times New Roman" w:cs="Times New Roman"/>
+          <w:sz w:val="26"/>
+          <w:szCs w:val="26"/>
+        </w:rPr>
+        <w:t>mesto_raboty</w:t>
+      </w:r>
+      <w:proofErr w:type="spellEnd"/>
+      <w:r>
+        <w:rPr>
+          <w:rFonts w:ascii="Times New Roman" w:eastAsia="Aptos" w:hAnsi="Times New Roman" w:cs="Times New Roman"/>
+          <w:sz w:val="26"/>
+          <w:szCs w:val="26"/>
+        </w:rPr>
+        <w:t>}}.</w:t>
+      </w:r>
+    </w:p>
+    <w:p>
+      <w:pPr>
+        <w:spacing w:after="0"/>
+        <w:jc w:val="both"/>
+        <w:rPr>
+          <w:rFonts w:ascii="Times New Roman" w:eastAsia="Aptos" w:hAnsi="Times New Roman" w:cs="Times New Roman"/>
+          <w:sz w:val="26"/>
+          <w:szCs w:val="26"/>
+        </w:rPr>
+      </w:pPr>
+      <w:r>
+        <w:rPr>
+          <w:rFonts w:ascii="Times New Roman" w:eastAsia="Aptos" w:hAnsi="Times New Roman" w:cs="Times New Roman"/>
+          <w:sz w:val="26"/>
+          <w:szCs w:val="26"/>
+        </w:rPr>
+        <w:t>1.3. Настоящий трудовой договор заключен {{</w:t>
+      </w:r>
+      <w:proofErr w:type="spellStart"/>
+      <w:r>
+        <w:rPr>
+          <w:rFonts w:ascii="Times New Roman" w:eastAsia="Aptos" w:hAnsi="Times New Roman" w:cs="Times New Roman"/>
+          <w:sz w:val="26"/>
+          <w:szCs w:val="26"/>
+        </w:rPr>
+        <w:t>srok_deistvia</w:t>
+      </w:r>
+      <w:proofErr w:type="spellEnd"/>
+      <w:r>
+        <w:rPr>
+          <w:rFonts w:ascii="Times New Roman" w:eastAsia="Aptos" w:hAnsi="Times New Roman" w:cs="Times New Roman"/>
+          <w:sz w:val="26"/>
+          <w:szCs w:val="26"/>
+        </w:rPr>
+        <w:t>}}.</w:t>
+      </w:r>
+    </w:p>
+    <w:p>
+      <w:pPr>
+        <w:spacing w:after="0"/>
+        <w:jc w:val="both"/>
+        <w:rPr>
+          <w:rFonts w:ascii="Times New Roman" w:eastAsia="Aptos" w:hAnsi="Times New Roman" w:cs="Times New Roman"/>
+          <w:sz w:val="26"/>
+          <w:szCs w:val="26"/>
+        </w:rPr>
+      </w:pPr>
+      <w:r>
+        <w:rPr>
+          <w:rFonts w:ascii="Times New Roman" w:eastAsia="Aptos" w:hAnsi="Times New Roman" w:cs="Times New Roman"/>
+          <w:sz w:val="26"/>
+          <w:szCs w:val="26"/>
+        </w:rPr>
+        <w:t>1.4. Дата начала работы: {{</w:t>
+      </w:r>
+      <w:proofErr w:type="spellStart"/>
+      <w:r>
+        <w:rPr>
+          <w:rFonts w:ascii="Times New Roman" w:eastAsia="Aptos" w:hAnsi="Times New Roman" w:cs="Times New Roman"/>
+          <w:sz w:val="26"/>
+          <w:szCs w:val="26"/>
+        </w:rPr>
+        <w:t>data_nachala</w:t>
+      </w:r>
+      <w:proofErr w:type="spellEnd"/>
+      <w:r>
+        <w:rPr>
+          <w:rFonts w:ascii="Times New Roman" w:eastAsia="Aptos" w:hAnsi="Times New Roman" w:cs="Times New Roman"/>
+          <w:sz w:val="26"/>
+          <w:szCs w:val="26"/>
+        </w:rPr>
+        <w:t>}}.</w:t>
+      </w:r>
+    </w:p>
+    <w:p>
+      <w:pPr>
+        <w:spacing w:after="0"/>
+        <w:jc w:val="both"/>
+        <w:rPr>
+          <w:rFonts w:ascii="Times New Roman" w:eastAsia="Aptos" w:hAnsi="Times New Roman" w:cs="Times New Roman"/>
+          <w:sz w:val="26"/>
+          <w:szCs w:val="26"/>
+        </w:rPr>
+      </w:pPr>
+      <w:r>
+        <w:rPr>
+          <w:rFonts w:ascii="Times New Roman" w:eastAsia="Aptos" w:hAnsi="Times New Roman" w:cs="Times New Roman"/>
+          <w:sz w:val="26"/>
+          <w:szCs w:val="26"/>
+        </w:rPr>
+        <w:t>1.5. Испытательный срок: {{</w:t>
+      </w:r>
+      <w:proofErr w:type="spellStart"/>
+      <w:r>
+        <w:rPr>
+          <w:rFonts w:ascii="Times New Roman" w:eastAsia="Aptos" w:hAnsi="Times New Roman" w:cs="Times New Roman"/>
+          <w:sz w:val="26"/>
+          <w:szCs w:val="26"/>
+        </w:rPr>
+        <w:t>ispytatelny_srok</w:t>
+      </w:r>
+      <w:proofErr w:type="spellEnd"/>
+      <w:r>
+        <w:rPr>
+          <w:rFonts w:ascii="Times New Roman" w:eastAsia="Aptos" w:hAnsi="Times New Roman" w:cs="Times New Roman"/>
+          <w:sz w:val="26"/>
+          <w:szCs w:val="26"/>
+        </w:rPr>
+        <w:t>}}.</w:t>
+      </w:r>
+    </w:p>
+    <w:p>
+      <w:pPr>
+        <w:spacing w:after="0"/>
+        <w:jc w:val="both"/>
+        <w:rPr>
+          <w:rFonts w:ascii="Times New Roman" w:eastAsia="Aptos" w:hAnsi="Times New Roman" w:cs="Times New Roman"/>
+          <w:sz w:val="26"/>
+          <w:szCs w:val="26"/>
+        </w:rPr>
+      </w:pPr>
+      <w:r>
+        <w:rPr>
+          <w:rFonts w:ascii="Times New Roman" w:eastAsia="Aptos" w:hAnsi="Times New Roman" w:cs="Times New Roman"/>
+          <w:sz w:val="26"/>
+          <w:szCs w:val="26"/>
+        </w:rPr>
+        <w:t>1.6. Трудоустройство осуществляется в соответствии с Договором о Евразийском экономическом союзе от 29 мая 2014 года, без применения ограничений по защите национального рынка труда и без получения специального разрешения на право занятия трудовой деятельностью.</w:t>
+      </w:r>
+    </w:p>
+    <w:p>
+      <w:pPr>
+        <w:jc w:val="both"/>
+        <w:rPr>
+          <w:rFonts w:ascii="Times New Roman" w:eastAsia="Aptos" w:hAnsi="Times New Roman" w:cs="Times New Roman"/>
+          <w:sz w:val="26"/>
+          <w:szCs w:val="26"/>
+        </w:rPr>
+      </w:pPr>
+    </w:p>
+    <w:p>
+      <w:pPr>
+        <w:jc w:val="both"/>
+        <w:rPr>
+          <w:rFonts w:ascii="Times New Roman" w:eastAsia="Aptos" w:hAnsi="Times New Roman" w:cs="Times New Roman"/>
+          <w:sz w:val="26"/>
+          <w:szCs w:val="26"/>
+        </w:rPr>
+      </w:pPr>
+      <w:r>
+        <w:rPr>
+          <w:rFonts w:ascii="Times New Roman" w:eastAsia="Aptos" w:hAnsi="Times New Roman" w:cs="Times New Roman"/>
+          <w:sz w:val="26"/>
+          <w:szCs w:val="26"/>
+        </w:rPr>
+        <w:t>2. ОБЯЗАННОСТИ РАБОТНИКА</w:t>
+      </w:r>
+    </w:p>
+    <w:p>
+      <w:pPr>
+        <w:spacing w:after="0"/>
+        <w:jc w:val="both"/>
+        <w:rPr>
+          <w:rFonts w:ascii="Times New Roman" w:eastAsia="Aptos" w:hAnsi="Times New Roman" w:cs="Times New Roman"/>
+          <w:sz w:val="26"/>
+          <w:szCs w:val="26"/>
+        </w:rPr>
+      </w:pPr>
+      <w:r>
+        <w:rPr>
+          <w:rFonts w:ascii="Times New Roman" w:eastAsia="Aptos" w:hAnsi="Times New Roman" w:cs="Times New Roman"/>
+          <w:sz w:val="26"/>
+          <w:szCs w:val="26"/>
+        </w:rPr>
+        <w:t>Работник обязан:</w:t>
+      </w:r>
+    </w:p>
+    <w:p>
+      <w:pPr>
+        <w:spacing w:after="0"/>
+        <w:jc w:val="both"/>
+        <w:rPr>
+          <w:rFonts w:ascii="Times New Roman" w:eastAsia="Aptos" w:hAnsi="Times New Roman" w:cs="Times New Roman"/>
+          <w:sz w:val="26"/>
+          <w:szCs w:val="26"/>
+        </w:rPr>
+      </w:pPr>
+      <w:r>
+        <w:rPr>
+          <w:rFonts w:ascii="Times New Roman" w:eastAsia="Aptos" w:hAnsi="Times New Roman" w:cs="Times New Roman"/>
+          <w:sz w:val="26"/>
+          <w:szCs w:val="26"/>
+        </w:rPr>
+        <w:t>2.1. Добросовестно исполнять трудовые обязанности, предусмотренные должностной инструкцией {{</w:t>
+      </w:r>
+      <w:proofErr w:type="spellStart"/>
+      <w:r>
+        <w:rPr>
+          <w:rFonts w:ascii="Times New Roman" w:eastAsia="Aptos" w:hAnsi="Times New Roman" w:cs="Times New Roman"/>
+          <w:sz w:val="26"/>
+          <w:szCs w:val="26"/>
+        </w:rPr>
+        <w:t>dolzhnost</w:t>
+      </w:r>
+      <w:proofErr w:type="spellEnd"/>
+      <w:r>
+        <w:rPr>
+          <w:rFonts w:ascii="Times New Roman" w:eastAsia="Aptos" w:hAnsi="Times New Roman" w:cs="Times New Roman"/>
+          <w:sz w:val="26"/>
+          <w:szCs w:val="26"/>
+        </w:rPr>
+        <w:t>}}, являющейся неотъемлемой частью настоящего договора.</w:t>
+      </w:r>
+    </w:p>
+    <w:p>
+      <w:pPr>
+        <w:spacing w:after="0"/>
+        <w:jc w:val="both"/>
+        <w:rPr>
+          <w:rFonts w:ascii="Times New Roman" w:eastAsia="Aptos" w:hAnsi="Times New Roman" w:cs="Times New Roman"/>
+          <w:sz w:val="26"/>
+          <w:szCs w:val="26"/>
+        </w:rPr>
+      </w:pPr>
+      <w:r>
+        <w:rPr>
+          <w:rFonts w:ascii="Times New Roman" w:eastAsia="Aptos" w:hAnsi="Times New Roman" w:cs="Times New Roman"/>
+          <w:sz w:val="26"/>
+          <w:szCs w:val="26"/>
+        </w:rPr>
+        <w:t>2.2. Выполнять следующие ключевые обязанности:</w:t>
+      </w:r>
+    </w:p>
+    <w:p>
+      <w:pPr>
+        <w:spacing w:after="0"/>
+        <w:jc w:val="both"/>
+        <w:rPr>
+          <w:rFonts w:ascii="Times New Roman" w:eastAsia="Aptos" w:hAnsi="Times New Roman" w:cs="Times New Roman"/>
+          <w:sz w:val="26"/>
+          <w:szCs w:val="26"/>
+        </w:rPr>
+      </w:pPr>
+      <w:r>
+        <w:rPr>
+          <w:rFonts w:ascii="Times New Roman" w:eastAsia="Aptos" w:hAnsi="Times New Roman" w:cs="Times New Roman"/>
+          <w:sz w:val="26"/>
+          <w:szCs w:val="26"/>
+        </w:rPr>
+        <w:t>{{</w:t>
+      </w:r>
+      <w:proofErr w:type="spellStart"/>
+      <w:r>
+        <w:rPr>
+          <w:rFonts w:ascii="Times New Roman" w:eastAsia="Aptos" w:hAnsi="Times New Roman" w:cs="Times New Roman"/>
+          <w:sz w:val="26"/>
+          <w:szCs w:val="26"/>
+        </w:rPr>
+        <w:t>obyazannosti</w:t>
+      </w:r>
+      <w:proofErr w:type="spellEnd"/>
+      <w:r>
+        <w:rPr>
+          <w:rFonts w:ascii="Times New Roman" w:eastAsia="Aptos" w:hAnsi="Times New Roman" w:cs="Times New Roman"/>
+          <w:sz w:val="26"/>
+          <w:szCs w:val="26"/>
+        </w:rPr>
+        <w:t>}}</w:t>
+      </w:r>
+    </w:p>
+    <w:p>
+      <w:pPr>
+        <w:spacing w:after="0"/>
+        <w:jc w:val="both"/>
+        <w:rPr>
+          <w:rFonts w:ascii="Times New Roman" w:eastAsia="Aptos" w:hAnsi="Times New Roman" w:cs="Times New Roman"/>
+          <w:sz w:val="26"/>
+          <w:szCs w:val="26"/>
+        </w:rPr>
+      </w:pPr>
+      <w:r>
+        <w:rPr>
+          <w:rFonts w:ascii="Times New Roman" w:eastAsia="Aptos" w:hAnsi="Times New Roman" w:cs="Times New Roman"/>
+          <w:sz w:val="26"/>
+          <w:szCs w:val="26"/>
+        </w:rPr>
+        <w:t>2.3. Подчиняться Правилам внутреннего трудового распорядка Нанимателя.</w:t>
+      </w:r>
+    </w:p>
+    <w:p>
+      <w:pPr>
+        <w:spacing w:after="0"/>
+        <w:jc w:val="both"/>
+        <w:rPr>
+          <w:rFonts w:ascii="Times New Roman" w:eastAsia="Aptos" w:hAnsi="Times New Roman" w:cs="Times New Roman"/>
+          <w:sz w:val="26"/>
+          <w:szCs w:val="26"/>
+        </w:rPr>
+      </w:pPr>
+      <w:r>
+        <w:rPr>
+          <w:rFonts w:ascii="Times New Roman" w:eastAsia="Aptos" w:hAnsi="Times New Roman" w:cs="Times New Roman"/>
+          <w:sz w:val="26"/>
+          <w:szCs w:val="26"/>
+        </w:rPr>
+        <w:t>2.4. Соблюдать требования по охране труда, технике безопасности и пожарной безопасности.</w:t>
+      </w:r>
+    </w:p>
+    <w:p>
+      <w:pPr>
+        <w:spacing w:after="0"/>
+        <w:jc w:val="both"/>
+        <w:rPr>
+          <w:rFonts w:ascii="Times New Roman" w:eastAsia="Aptos" w:hAnsi="Times New Roman" w:cs="Times New Roman"/>
+          <w:sz w:val="26"/>
+          <w:szCs w:val="26"/>
+        </w:rPr>
+      </w:pPr>
+      <w:r>
+        <w:rPr>
+          <w:rFonts w:ascii="Times New Roman" w:eastAsia="Aptos" w:hAnsi="Times New Roman" w:cs="Times New Roman"/>
+          <w:sz w:val="26"/>
+          <w:szCs w:val="26"/>
+        </w:rPr>
+        <w:t>2.5. Бережно относиться к имуществу Нанимателя, принимать меры к предотвращению ущерба.</w:t>
+      </w:r>
+    </w:p>
+    <w:p>
+      <w:pPr>
+        <w:spacing w:after="0"/>
+        <w:jc w:val="both"/>
+        <w:rPr>
+          <w:rFonts w:ascii="Times New Roman" w:eastAsia="Aptos" w:hAnsi="Times New Roman" w:cs="Times New Roman"/>
+          <w:sz w:val="26"/>
+          <w:szCs w:val="26"/>
+        </w:rPr>
+      </w:pPr>
+      <w:r>
+        <w:rPr>
+          <w:rFonts w:ascii="Times New Roman" w:eastAsia="Aptos" w:hAnsi="Times New Roman" w:cs="Times New Roman"/>
+          <w:sz w:val="26"/>
+          <w:szCs w:val="26"/>
+        </w:rPr>
+        <w:t>2.6. Хранить коммерческую тайну Нанимателя.</w:t>
+      </w:r>
+    </w:p>
+    <w:p>
+      <w:pPr>
+        <w:jc w:val="both"/>
+        <w:rPr>
+          <w:rFonts w:ascii="Times New Roman" w:eastAsia="Aptos" w:hAnsi="Times New Roman" w:cs="Times New Roman"/>
+          <w:sz w:val="26"/>
+          <w:szCs w:val="26"/>
+        </w:rPr>
+      </w:pPr>
+    </w:p>
+    <w:p>
+      <w:pPr>
+        <w:jc w:val="both"/>
+        <w:rPr>
+          <w:rFonts w:ascii="Times New Roman" w:eastAsia="Aptos" w:hAnsi="Times New Roman" w:cs="Times New Roman"/>
+          <w:sz w:val="26"/>
+          <w:szCs w:val="26"/>
+        </w:rPr>
+      </w:pPr>
+      <w:r>
+        <w:rPr>
+          <w:rFonts w:ascii="Times New Roman" w:eastAsia="Aptos" w:hAnsi="Times New Roman" w:cs="Times New Roman"/>
+          <w:sz w:val="26"/>
+          <w:szCs w:val="26"/>
+        </w:rPr>
+        <w:t>3. ОБЯЗАННОСТИ НАНИМАТЕЛЯ</w:t>
+      </w:r>
+    </w:p>
+    <w:p>
+      <w:pPr>
+        <w:jc w:val="both"/>
+        <w:rPr>
+          <w:rFonts w:ascii="Times New Roman" w:eastAsia="Aptos" w:hAnsi="Times New Roman" w:cs="Times New Roman"/>
+          <w:sz w:val="26"/>
+          <w:szCs w:val="26"/>
+        </w:rPr>
+      </w:pPr>
+      <w:r>
+        <w:rPr>
+          <w:rFonts w:ascii="Times New Roman" w:eastAsia="Aptos" w:hAnsi="Times New Roman" w:cs="Times New Roman"/>
+          <w:sz w:val="26"/>
+          <w:szCs w:val="26"/>
+        </w:rPr>
+        <w:t>3.1. Организовать труд Работника, обеспечить безопасные условия труда.</w:t>
+      </w:r>
+    </w:p>
+    <w:p>
+      <w:pPr>
+        <w:jc w:val="both"/>
+        <w:rPr>
+          <w:rFonts w:ascii="Times New Roman" w:eastAsia="Aptos" w:hAnsi="Times New Roman" w:cs="Times New Roman"/>
+          <w:sz w:val="26"/>
+          <w:szCs w:val="26"/>
+        </w:rPr>
+      </w:pPr>
+      <w:r>
+        <w:rPr>
+          <w:rFonts w:ascii="Times New Roman" w:eastAsia="Aptos" w:hAnsi="Times New Roman" w:cs="Times New Roman"/>
+          <w:sz w:val="26"/>
+          <w:szCs w:val="26"/>
+        </w:rPr>
+        <w:t>3.2. Своевременно выплачивать Работнику заработную плату.</w:t>
+      </w:r>
+    </w:p>
+    <w:p>
+      <w:pPr>
+        <w:jc w:val="both"/>
+        <w:rPr>
+          <w:rFonts w:ascii="Times New Roman" w:eastAsia="Aptos" w:hAnsi="Times New Roman" w:cs="Times New Roman"/>
+          <w:sz w:val="26"/>
+          <w:szCs w:val="26"/>
+        </w:rPr>
+      </w:pPr>
+      <w:r>
+        <w:rPr>
+          <w:rFonts w:ascii="Times New Roman" w:eastAsia="Aptos" w:hAnsi="Times New Roman" w:cs="Times New Roman"/>
+          <w:sz w:val="26"/>
+          <w:szCs w:val="26"/>
+        </w:rPr>
+        <w:t>3.3. Ознакомить Работника с локальными правовыми актами.</w:t>
+      </w:r>
+    </w:p>
+    <w:p>
+      <w:pPr>
+        <w:jc w:val="both"/>
+        <w:rPr>
+          <w:rFonts w:ascii="Times New Roman" w:eastAsia="Aptos" w:hAnsi="Times New Roman" w:cs="Times New Roman"/>
+          <w:sz w:val="26"/>
+          <w:szCs w:val="26"/>
+        </w:rPr>
+      </w:pPr>
+    </w:p>
+    <w:p>
+      <w:pPr>
+        <w:jc w:val="both"/>
+        <w:rPr>
+          <w:rFonts w:ascii="Times New Roman" w:eastAsia="Aptos" w:hAnsi="Times New Roman" w:cs="Times New Roman"/>
+          <w:sz w:val="26"/>
+          <w:szCs w:val="26"/>
+        </w:rPr>
+      </w:pPr>
+      <w:r>
+        <w:rPr>
+          <w:rFonts w:ascii="Times New Roman" w:eastAsia="Aptos" w:hAnsi="Times New Roman" w:cs="Times New Roman"/>
+          <w:sz w:val="26"/>
+          <w:szCs w:val="26"/>
+        </w:rPr>
+        <w:t>4. РЕЖИМ РАБОЧЕГО ВРЕМЕНИ И ВРЕМЕНИ ОТДЫХА</w:t>
+      </w:r>
+    </w:p>
+    <w:p>
+      <w:pPr>
+        <w:spacing w:after="0"/>
+        <w:jc w:val="both"/>
+        <w:rPr>
+          <w:rFonts w:ascii="Times New Roman" w:eastAsia="Aptos" w:hAnsi="Times New Roman" w:cs="Times New Roman"/>
+          <w:sz w:val="26"/>
+          <w:szCs w:val="26"/>
+        </w:rPr>
+      </w:pPr>
+      <w:r>
+        <w:rPr>
+          <w:rFonts w:ascii="Times New Roman" w:eastAsia="Aptos" w:hAnsi="Times New Roman" w:cs="Times New Roman"/>
+          <w:sz w:val="26"/>
+          <w:szCs w:val="26"/>
+        </w:rPr>
+        <w:t>4.1. Работнику устанавливается {{</w:t>
+      </w:r>
+      <w:proofErr w:type="spellStart"/>
+      <w:r>
+        <w:rPr>
+          <w:rFonts w:ascii="Times New Roman" w:eastAsia="Aptos" w:hAnsi="Times New Roman" w:cs="Times New Roman"/>
+          <w:sz w:val="26"/>
+          <w:szCs w:val="26"/>
+        </w:rPr>
+        <w:t>stavka</w:t>
+      </w:r>
+      <w:proofErr w:type="spellEnd"/>
+      <w:r>
+        <w:rPr>
+          <w:rFonts w:ascii="Times New Roman" w:eastAsia="Aptos" w:hAnsi="Times New Roman" w:cs="Times New Roman"/>
+          <w:sz w:val="26"/>
+          <w:szCs w:val="26"/>
+        </w:rPr>
+        <w:t>}} ставки рабочего времени.</w:t>
+      </w:r>
+    </w:p>
+    <w:p>
+      <w:pPr>
+        <w:spacing w:after="0"/>
+        <w:jc w:val="both"/>
+        <w:rPr>
+          <w:rFonts w:ascii="Times New Roman" w:eastAsia="Aptos" w:hAnsi="Times New Roman" w:cs="Times New Roman"/>
+          <w:sz w:val="26"/>
+          <w:szCs w:val="26"/>
+        </w:rPr>
+      </w:pPr>
+      <w:r>
+        <w:rPr>
+          <w:rFonts w:ascii="Times New Roman" w:eastAsia="Aptos" w:hAnsi="Times New Roman" w:cs="Times New Roman"/>
+          <w:sz w:val="26"/>
+          <w:szCs w:val="26"/>
+        </w:rPr>
+        <w:t>4.2. Суммированный учет рабочего времени, учетный период — один квартал. Норма рабочего времени за учетный период определяется пропорционально установленной ставке.</w:t>
+      </w:r>
+    </w:p>
+    <w:p>
+      <w:pPr>
+        <w:spacing w:after="0"/>
+        <w:jc w:val="both"/>
+        <w:rPr>
+          <w:rFonts w:ascii="Times New Roman" w:eastAsia="Aptos" w:hAnsi="Times New Roman" w:cs="Times New Roman"/>
+          <w:sz w:val="26"/>
+          <w:szCs w:val="26"/>
+        </w:rPr>
+      </w:pPr>
+      <w:r>
+        <w:rPr>
+          <w:rFonts w:ascii="Times New Roman" w:eastAsia="Aptos" w:hAnsi="Times New Roman" w:cs="Times New Roman"/>
+          <w:sz w:val="26"/>
+          <w:szCs w:val="26"/>
+        </w:rPr>
+        <w:t>4.3. Работа осуществляется по графику сменности, утверждаемому Нанимателем. Время присутствия на работе: с 10:00 до 22:00. Продолжительность рабочего времени в смену — 11 часов (12 часов присутствия минус 60 минут перерывов).</w:t>
+      </w:r>
+    </w:p>
+    <w:p>
+      <w:pPr>
+        <w:spacing w:after="0"/>
+        <w:jc w:val="both"/>
+        <w:rPr>
+          <w:rFonts w:ascii="Times New Roman" w:eastAsia="Aptos" w:hAnsi="Times New Roman" w:cs="Times New Roman"/>
+          <w:sz w:val="26"/>
+          <w:szCs w:val="26"/>
+        </w:rPr>
+      </w:pPr>
+      <w:r>
+        <w:rPr>
+          <w:rFonts w:ascii="Times New Roman" w:eastAsia="Aptos" w:hAnsi="Times New Roman" w:cs="Times New Roman"/>
+          <w:sz w:val="26"/>
+          <w:szCs w:val="26"/>
+        </w:rPr>
+        <w:t>4.4. По соглашению сторон в течение смены Работнику предоставляются перерывы для отдыха и питания: 3 перерыва по 20 минут каждый (суммарно 60 минут). Перерывы не включаются в рабочее время и не оплачиваются.</w:t>
+      </w:r>
+    </w:p>
+    <w:p>
+      <w:pPr>
+        <w:spacing w:after="0"/>
+        <w:jc w:val="both"/>
+        <w:rPr>
+          <w:rFonts w:ascii="Times New Roman" w:eastAsia="Aptos" w:hAnsi="Times New Roman" w:cs="Times New Roman"/>
+          <w:sz w:val="26"/>
+          <w:szCs w:val="26"/>
+        </w:rPr>
+      </w:pPr>
+      <w:r>
+        <w:rPr>
+          <w:rFonts w:ascii="Times New Roman" w:eastAsia="Aptos" w:hAnsi="Times New Roman" w:cs="Times New Roman"/>
+          <w:sz w:val="26"/>
+          <w:szCs w:val="26"/>
+        </w:rPr>
+        <w:t>4.5. Выходные дни предоставляются согласно графику сменности.</w:t>
+      </w:r>
+    </w:p>
+    <w:p>
+      <w:pPr>
+        <w:spacing w:after="0"/>
+        <w:jc w:val="both"/>
+        <w:rPr>
+          <w:rFonts w:ascii="Times New Roman" w:eastAsia="Aptos" w:hAnsi="Times New Roman" w:cs="Times New Roman"/>
+          <w:sz w:val="26"/>
+          <w:szCs w:val="26"/>
+        </w:rPr>
+      </w:pPr>
+      <w:r>
+        <w:rPr>
+          <w:rFonts w:ascii="Times New Roman" w:eastAsia="Aptos" w:hAnsi="Times New Roman" w:cs="Times New Roman"/>
+          <w:sz w:val="26"/>
+          <w:szCs w:val="26"/>
+        </w:rPr>
+        <w:t xml:space="preserve">4.6. Работнику предоставляется трудовой отпуск продолжительностью 24 </w:t>
+      </w:r>
+      <w:proofErr w:type="gramStart"/>
+      <w:r>
+        <w:rPr>
+          <w:rFonts w:ascii="Times New Roman" w:eastAsia="Aptos" w:hAnsi="Times New Roman" w:cs="Times New Roman"/>
+          <w:sz w:val="26"/>
+          <w:szCs w:val="26"/>
+        </w:rPr>
+        <w:t>календарных</w:t>
+      </w:r>
+      <w:proofErr w:type="gramEnd"/>
+      <w:r>
+        <w:rPr>
+          <w:rFonts w:ascii="Times New Roman" w:eastAsia="Aptos" w:hAnsi="Times New Roman" w:cs="Times New Roman"/>
+          <w:sz w:val="26"/>
+          <w:szCs w:val="26"/>
+        </w:rPr>
+        <w:t xml:space="preserve"> дня.</w:t>
+      </w:r>
+    </w:p>
+    <w:p>
+      <w:pPr>
+        <w:jc w:val="both"/>
+        <w:rPr>
+          <w:rFonts w:ascii="Times New Roman" w:eastAsia="Aptos" w:hAnsi="Times New Roman" w:cs="Times New Roman"/>
+          <w:sz w:val="26"/>
+          <w:szCs w:val="26"/>
+        </w:rPr>
+      </w:pPr>
+    </w:p>
+    <w:p>
+      <w:pPr>
+        <w:jc w:val="both"/>
+        <w:rPr>
+          <w:rFonts w:ascii="Times New Roman" w:eastAsia="Aptos" w:hAnsi="Times New Roman" w:cs="Times New Roman"/>
+          <w:sz w:val="26"/>
+          <w:szCs w:val="26"/>
+        </w:rPr>
+      </w:pPr>
+      <w:r>
+        <w:rPr>
+          <w:rFonts w:ascii="Times New Roman" w:eastAsia="Aptos" w:hAnsi="Times New Roman" w:cs="Times New Roman"/>
+          <w:sz w:val="26"/>
+          <w:szCs w:val="26"/>
+        </w:rPr>
+        <w:t>5. ОПЛАТА ТРУДА</w:t>
+      </w:r>
+    </w:p>
+    <w:p>
+      <w:pPr>
+        <w:spacing w:after="0"/>
+        <w:jc w:val="both"/>
+        <w:rPr>
+          <w:rFonts w:ascii="Times New Roman" w:eastAsia="Aptos" w:hAnsi="Times New Roman" w:cs="Times New Roman"/>
+          <w:sz w:val="26"/>
+          <w:szCs w:val="26"/>
+        </w:rPr>
+      </w:pPr>
+      <w:r>
+        <w:rPr>
+          <w:rFonts w:ascii="Times New Roman" w:eastAsia="Aptos" w:hAnsi="Times New Roman" w:cs="Times New Roman"/>
+          <w:sz w:val="26"/>
+          <w:szCs w:val="26"/>
+        </w:rPr>
+        <w:t>5.1. На день подписания настоящего договора Работнику устанавливается тарифный оклад в размере {{</w:t>
+      </w:r>
+      <w:proofErr w:type="spellStart"/>
+      <w:r>
+        <w:rPr>
+          <w:rFonts w:ascii="Times New Roman" w:eastAsia="Aptos" w:hAnsi="Times New Roman" w:cs="Times New Roman"/>
+          <w:sz w:val="26"/>
+          <w:szCs w:val="26"/>
+        </w:rPr>
+        <w:t>oklad</w:t>
+      </w:r>
+      <w:proofErr w:type="spellEnd"/>
+      <w:r>
+        <w:rPr>
+          <w:rFonts w:ascii="Times New Roman" w:eastAsia="Aptos" w:hAnsi="Times New Roman" w:cs="Times New Roman"/>
+          <w:sz w:val="26"/>
+          <w:szCs w:val="26"/>
+        </w:rPr>
+        <w:t>}} белорусских рублей в месяц.</w:t>
+      </w:r>
+    </w:p>
+    <w:p>
+      <w:pPr>
+        <w:spacing w:after="0"/>
+        <w:jc w:val="both"/>
+        <w:rPr>
+          <w:rFonts w:ascii="Times New Roman" w:eastAsia="Aptos" w:hAnsi="Times New Roman" w:cs="Times New Roman"/>
+          <w:sz w:val="26"/>
+          <w:szCs w:val="26"/>
+        </w:rPr>
+      </w:pPr>
+      <w:r>
+        <w:rPr>
+          <w:rFonts w:ascii="Times New Roman" w:eastAsia="Aptos" w:hAnsi="Times New Roman" w:cs="Times New Roman"/>
+          <w:sz w:val="26"/>
+          <w:szCs w:val="26"/>
+        </w:rPr>
+        <w:t>5.2. Премирование и выплата надбавок производятся в соответствии с Положением об оплате труда и премировании, действующим у Нанимателя.</w:t>
+      </w:r>
+    </w:p>
+    <w:p>
+      <w:pPr>
+        <w:spacing w:after="0"/>
+        <w:jc w:val="both"/>
+        <w:rPr>
+          <w:rFonts w:ascii="Times New Roman" w:eastAsia="Aptos" w:hAnsi="Times New Roman" w:cs="Times New Roman"/>
+          <w:sz w:val="26"/>
+          <w:szCs w:val="26"/>
+        </w:rPr>
+      </w:pPr>
+      <w:r>
+        <w:rPr>
+          <w:rFonts w:ascii="Times New Roman" w:eastAsia="Aptos" w:hAnsi="Times New Roman" w:cs="Times New Roman"/>
+          <w:sz w:val="26"/>
+          <w:szCs w:val="26"/>
+        </w:rPr>
+        <w:t>5.3. Изменение размера и условий оплаты труда, установленных настоящим договором, производится по соглашению Сторон путем заключения письменного дополнительного соглашения, либо в порядке существенных изменений условий труда по инициативе Нанимателя в соответствии со статьей 32 Трудового кодекса Республики Беларусь.</w:t>
+      </w:r>
+    </w:p>
+    <w:p>
+      <w:pPr>
+        <w:spacing w:after="0"/>
+        <w:jc w:val="both"/>
+        <w:rPr>
+          <w:rFonts w:ascii="Times New Roman" w:eastAsia="Aptos" w:hAnsi="Times New Roman" w:cs="Times New Roman"/>
+          <w:sz w:val="26"/>
+          <w:szCs w:val="26"/>
+        </w:rPr>
+      </w:pPr>
+      <w:r>
+        <w:rPr>
+          <w:rFonts w:ascii="Times New Roman" w:eastAsia="Aptos" w:hAnsi="Times New Roman" w:cs="Times New Roman"/>
+          <w:sz w:val="26"/>
+          <w:szCs w:val="26"/>
+        </w:rPr>
+        <w:t>5.4. Заработная плата выплачивается регулярно два раза в месяц путем перечисления денежных средств на текущий (расчетный) банковский счет Работника в следующие сроки:</w:t>
+      </w:r>
+    </w:p>
+    <w:p>
+      <w:pPr>
+        <w:spacing w:after="0"/>
+        <w:jc w:val="both"/>
+        <w:rPr>
+          <w:rFonts w:ascii="Times New Roman" w:eastAsia="Aptos" w:hAnsi="Times New Roman" w:cs="Times New Roman"/>
+          <w:sz w:val="26"/>
+          <w:szCs w:val="26"/>
+        </w:rPr>
+      </w:pPr>
+      <w:r>
+        <w:rPr>
+          <w:rFonts w:ascii="Times New Roman" w:eastAsia="Aptos" w:hAnsi="Times New Roman" w:cs="Times New Roman"/>
+          <w:sz w:val="26"/>
+          <w:szCs w:val="26"/>
+        </w:rPr>
+        <w:t>- 30-го числа текущего месяца — первая часть заработной платы;</w:t>
+      </w:r>
+    </w:p>
+    <w:p>
+      <w:pPr>
+        <w:spacing w:after="0"/>
+        <w:jc w:val="both"/>
+        <w:rPr>
+          <w:rFonts w:ascii="Times New Roman" w:eastAsia="Aptos" w:hAnsi="Times New Roman" w:cs="Times New Roman"/>
+          <w:sz w:val="26"/>
+          <w:szCs w:val="26"/>
+        </w:rPr>
+      </w:pPr>
+      <w:r>
+        <w:rPr>
+          <w:rFonts w:ascii="Times New Roman" w:eastAsia="Aptos" w:hAnsi="Times New Roman" w:cs="Times New Roman"/>
+          <w:sz w:val="26"/>
+          <w:szCs w:val="26"/>
+        </w:rPr>
+        <w:t xml:space="preserve">- 15-го числа месяца, следующего за </w:t>
+      </w:r>
+      <w:proofErr w:type="gramStart"/>
+      <w:r>
+        <w:rPr>
+          <w:rFonts w:ascii="Times New Roman" w:eastAsia="Aptos" w:hAnsi="Times New Roman" w:cs="Times New Roman"/>
+          <w:sz w:val="26"/>
+          <w:szCs w:val="26"/>
+        </w:rPr>
+        <w:t>расчетным</w:t>
+      </w:r>
+      <w:proofErr w:type="gramEnd"/>
+      <w:r>
+        <w:rPr>
+          <w:rFonts w:ascii="Times New Roman" w:eastAsia="Aptos" w:hAnsi="Times New Roman" w:cs="Times New Roman"/>
+          <w:sz w:val="26"/>
+          <w:szCs w:val="26"/>
+        </w:rPr>
+        <w:t>, — вторая часть заработной платы.</w:t>
+      </w:r>
+    </w:p>
+    <w:p>
+      <w:pPr>
+        <w:jc w:val="both"/>
+        <w:rPr>
+          <w:rFonts w:ascii="Times New Roman" w:eastAsia="Aptos" w:hAnsi="Times New Roman" w:cs="Times New Roman"/>
+          <w:sz w:val="26"/>
+          <w:szCs w:val="26"/>
+        </w:rPr>
+      </w:pPr>
+    </w:p>
+    <w:p>
+      <w:pPr>
+        <w:jc w:val="both"/>
+        <w:rPr>
+          <w:rFonts w:ascii="Times New Roman" w:eastAsia="Aptos" w:hAnsi="Times New Roman" w:cs="Times New Roman"/>
+          <w:sz w:val="26"/>
+          <w:szCs w:val="26"/>
+        </w:rPr>
+      </w:pPr>
+      <w:r>
+        <w:rPr>
+          <w:rFonts w:ascii="Times New Roman" w:eastAsia="Aptos" w:hAnsi="Times New Roman" w:cs="Times New Roman"/>
+          <w:sz w:val="26"/>
+          <w:szCs w:val="26"/>
+        </w:rPr>
+        <w:lastRenderedPageBreak/>
+        <w:t>6. ОТВЕТСТВЕННОСТЬ СТОРОН</w:t>
+      </w:r>
+    </w:p>
+    <w:p>
+      <w:pPr>
+        <w:jc w:val="both"/>
+        <w:rPr>
+          <w:rFonts w:ascii="Times New Roman" w:eastAsia="Aptos" w:hAnsi="Times New Roman" w:cs="Times New Roman"/>
+          <w:sz w:val="26"/>
+          <w:szCs w:val="26"/>
+        </w:rPr>
+      </w:pPr>
+      <w:r>
+        <w:rPr>
+          <w:rFonts w:ascii="Times New Roman" w:eastAsia="Aptos" w:hAnsi="Times New Roman" w:cs="Times New Roman"/>
+          <w:sz w:val="26"/>
+          <w:szCs w:val="26"/>
+        </w:rPr>
+        <w:t>6.1. За неисполнение или ненадлежащее исполнение своих обязанностей Стороны несут дисциплинарную, материальную и иную ответственность в соответствии с Трудовым кодексом Республики Беларусь.</w:t>
+      </w:r>
+    </w:p>
+    <w:p>
+      <w:pPr>
+        <w:jc w:val="both"/>
+        <w:rPr>
+          <w:rFonts w:ascii="Times New Roman" w:eastAsia="Aptos" w:hAnsi="Times New Roman" w:cs="Times New Roman"/>
+          <w:sz w:val="26"/>
+          <w:szCs w:val="26"/>
+        </w:rPr>
+      </w:pPr>
+      <w:r>
+        <w:rPr>
+          <w:rFonts w:ascii="Times New Roman" w:eastAsia="Aptos" w:hAnsi="Times New Roman" w:cs="Times New Roman"/>
+          <w:sz w:val="26"/>
+          <w:szCs w:val="26"/>
+        </w:rPr>
+        <w:t>{{</w:t>
+      </w:r>
+      <w:proofErr w:type="spellStart"/>
+      <w:r>
+        <w:rPr>
+          <w:rFonts w:ascii="Times New Roman" w:eastAsia="Aptos" w:hAnsi="Times New Roman" w:cs="Times New Roman"/>
+          <w:sz w:val="26"/>
+          <w:szCs w:val="26"/>
+        </w:rPr>
+        <w:t>blok_mat_otvetstvennost</w:t>
+      </w:r>
+      <w:proofErr w:type="spellEnd"/>
+      <w:r>
+        <w:rPr>
+          <w:rFonts w:ascii="Times New Roman" w:eastAsia="Aptos" w:hAnsi="Times New Roman" w:cs="Times New Roman"/>
+          <w:sz w:val="26"/>
+          <w:szCs w:val="26"/>
+        </w:rPr>
+        <w:t>}}</w:t>
+      </w:r>
+    </w:p>
+    <w:p>
+      <w:pPr>
+        <w:jc w:val="both"/>
+        <w:rPr>
+          <w:rFonts w:ascii="Times New Roman" w:eastAsia="Aptos" w:hAnsi="Times New Roman" w:cs="Times New Roman"/>
+          <w:sz w:val="26"/>
+          <w:szCs w:val="26"/>
+        </w:rPr>
+      </w:pPr>
+    </w:p>
+    <w:p>
+      <w:pPr>
+        <w:jc w:val="both"/>
+        <w:rPr>
+          <w:rFonts w:ascii="Times New Roman" w:eastAsia="Aptos" w:hAnsi="Times New Roman" w:cs="Times New Roman"/>
+          <w:sz w:val="26"/>
+          <w:szCs w:val="26"/>
+        </w:rPr>
+      </w:pPr>
+      <w:r>
+        <w:rPr>
+          <w:rFonts w:ascii="Times New Roman" w:eastAsia="Aptos" w:hAnsi="Times New Roman" w:cs="Times New Roman"/>
+          <w:sz w:val="26"/>
+          <w:szCs w:val="26"/>
+        </w:rPr>
+        <w:t>7. РАЗРЕШЕНИЕ СПОРОВ</w:t>
+      </w:r>
+    </w:p>
+    <w:p>
+      <w:pPr>
+        <w:jc w:val="both"/>
+        <w:rPr>
+          <w:rFonts w:ascii="Times New Roman" w:eastAsia="Aptos" w:hAnsi="Times New Roman" w:cs="Times New Roman"/>
+          <w:sz w:val="26"/>
+          <w:szCs w:val="26"/>
+        </w:rPr>
+      </w:pPr>
+      <w:r>
+        <w:rPr>
+          <w:rFonts w:ascii="Times New Roman" w:eastAsia="Aptos" w:hAnsi="Times New Roman" w:cs="Times New Roman"/>
+          <w:sz w:val="26"/>
+          <w:szCs w:val="26"/>
+        </w:rPr>
+        <w:t xml:space="preserve">7.1. Все споры и разногласия, возникающие между Сторонами, разрешаются путем переговоров. При </w:t>
+      </w:r>
+      <w:proofErr w:type="spellStart"/>
+      <w:r>
+        <w:rPr>
+          <w:rFonts w:ascii="Times New Roman" w:eastAsia="Aptos" w:hAnsi="Times New Roman" w:cs="Times New Roman"/>
+          <w:sz w:val="26"/>
+          <w:szCs w:val="26"/>
+        </w:rPr>
+        <w:t>недостижении</w:t>
+      </w:r>
+      <w:proofErr w:type="spellEnd"/>
+      <w:r>
+        <w:rPr>
+          <w:rFonts w:ascii="Times New Roman" w:eastAsia="Aptos" w:hAnsi="Times New Roman" w:cs="Times New Roman"/>
+          <w:sz w:val="26"/>
+          <w:szCs w:val="26"/>
+        </w:rPr>
+        <w:t xml:space="preserve"> согласия спор передается на рассмотрение суда в порядке, установленном законодательством Республики Беларусь.</w:t>
+      </w:r>
+    </w:p>
+    <w:p>
+      <w:pPr>
+        <w:jc w:val="both"/>
+        <w:rPr>
+          <w:rFonts w:ascii="Times New Roman" w:eastAsia="Aptos" w:hAnsi="Times New Roman" w:cs="Times New Roman"/>
+          <w:sz w:val="26"/>
+          <w:szCs w:val="26"/>
+        </w:rPr>
+      </w:pPr>
+    </w:p>
+    <w:p>
+      <w:pPr>
+        <w:jc w:val="both"/>
+        <w:rPr>
+          <w:rFonts w:ascii="Times New Roman" w:eastAsia="Aptos" w:hAnsi="Times New Roman" w:cs="Times New Roman"/>
+          <w:sz w:val="26"/>
+          <w:szCs w:val="26"/>
+        </w:rPr>
+      </w:pPr>
+      <w:r>
+        <w:rPr>
+          <w:rFonts w:ascii="Times New Roman" w:eastAsia="Aptos" w:hAnsi="Times New Roman" w:cs="Times New Roman"/>
+          <w:sz w:val="26"/>
+          <w:szCs w:val="26"/>
+        </w:rPr>
+        <w:t>8. ЗАКЛЮЧИТЕЛЬНЫЕ ПОЛОЖЕНИЯ</w:t>
+      </w:r>
+    </w:p>
+    <w:p>
+      <w:pPr>
+        <w:spacing w:after="0"/>
+        <w:jc w:val="both"/>
+        <w:rPr>
+          <w:rFonts w:ascii="Times New Roman" w:eastAsia="Aptos" w:hAnsi="Times New Roman" w:cs="Times New Roman"/>
+          <w:sz w:val="26"/>
+          <w:szCs w:val="26"/>
+        </w:rPr>
+      </w:pPr>
       <w:bookmarkStart w:id="0" w:name="_GoBack"/>
       <w:r>
         <w:rPr>
@@ -18,887 +1416,12 @@
           <w:sz w:val="26"/>
           <w:szCs w:val="26"/>
         </w:rPr>
-        <w:t>ТРУДОВОЙ ДОГОВОР № ____</w:t>
-      </w:r>
-    </w:p>
-    <w:p>
-      <w:pPr>
-        <w:jc w:val="both"/>
-        <w:rPr>
-          <w:rFonts w:ascii="Times New Roman" w:eastAsia="Aptos" w:hAnsi="Times New Roman" w:cs="Times New Roman"/>
-          <w:sz w:val="26"/>
-          <w:szCs w:val="26"/>
-        </w:rPr>
-      </w:pPr>
-    </w:p>
-    <w:p>
-      <w:pPr>
-        <w:jc w:val="both"/>
-        <w:rPr>
-          <w:rFonts w:ascii="Times New Roman" w:eastAsia="Aptos" w:hAnsi="Times New Roman" w:cs="Times New Roman"/>
-          <w:sz w:val="26"/>
-          <w:szCs w:val="26"/>
-        </w:rPr>
-      </w:pPr>
-      <w:r>
-        <w:rPr>
-          <w:rFonts w:ascii="Times New Roman" w:eastAsia="Aptos" w:hAnsi="Times New Roman" w:cs="Times New Roman"/>
-          <w:sz w:val="26"/>
-          <w:szCs w:val="26"/>
-        </w:rPr>
-        <w:t>{{gorod}}                                                       {{data_podpisania}}</w:t>
-      </w:r>
-    </w:p>
-    <w:p>
-      <w:pPr>
-        <w:jc w:val="both"/>
-        <w:rPr>
-          <w:rFonts w:ascii="Times New Roman" w:eastAsia="Aptos" w:hAnsi="Times New Roman" w:cs="Times New Roman"/>
-          <w:sz w:val="26"/>
-          <w:szCs w:val="26"/>
-        </w:rPr>
-      </w:pPr>
-    </w:p>
-    <w:p>
-      <w:pPr>
-        <w:jc w:val="both"/>
-        <w:rPr>
-          <w:rFonts w:ascii="Times New Roman" w:eastAsia="Aptos" w:hAnsi="Times New Roman" w:cs="Times New Roman"/>
-          <w:sz w:val="26"/>
-          <w:szCs w:val="26"/>
-        </w:rPr>
-      </w:pPr>
-      <w:r>
-        <w:rPr>
-          <w:rFonts w:ascii="Times New Roman" w:eastAsia="Aptos" w:hAnsi="Times New Roman" w:cs="Times New Roman"/>
-          <w:sz w:val="26"/>
-          <w:szCs w:val="26"/>
-        </w:rPr>
-        <w:t>Общество с ограниченной ответственностью «ВИТАРМИКО», в лице директора Шевякова Константина Андреевича, действующего на основании Устава (далее — Наниматель), с одной стороны, и {{grazhdanstvo}} {{FIO_rabotnika}}, {{data_rozhdenia}}, паспорт {{seria_pasporta}} № {{nomer_pasporta}}, выдан {{kem_vydan}}, зарегистрированный(ая) по адресу: {{adres_propiski}}, проживающий(ая) по адресу: {{adres_prozhivania}} (далее — Работник), с другой стороны, заключили настоящий трудовой договор о нижеследующем.</w:t>
-      </w:r>
-    </w:p>
-    <w:p>
-      <w:pPr>
-        <w:jc w:val="both"/>
-        <w:rPr>
-          <w:rFonts w:ascii="Times New Roman" w:eastAsia="Aptos" w:hAnsi="Times New Roman" w:cs="Times New Roman"/>
-          <w:sz w:val="26"/>
-          <w:szCs w:val="26"/>
-        </w:rPr>
-      </w:pPr>
-    </w:p>
-    <w:p>
-      <w:pPr>
-        <w:jc w:val="both"/>
-        <w:rPr>
-          <w:rFonts w:ascii="Times New Roman" w:eastAsia="Aptos" w:hAnsi="Times New Roman" w:cs="Times New Roman"/>
-          <w:sz w:val="26"/>
-          <w:szCs w:val="26"/>
-        </w:rPr>
-      </w:pPr>
-      <w:r>
-        <w:rPr>
-          <w:rFonts w:ascii="Times New Roman" w:eastAsia="Aptos" w:hAnsi="Times New Roman" w:cs="Times New Roman"/>
-          <w:sz w:val="26"/>
-          <w:szCs w:val="26"/>
-        </w:rPr>
-        <w:t>1. ОБЩИЕ ПОЛОЖЕНИЯ</w:t>
-      </w:r>
-    </w:p>
-    <w:p>
-      <w:pPr>
-        <w:jc w:val="both"/>
-        <w:rPr>
-          <w:rFonts w:ascii="Times New Roman" w:eastAsia="Aptos" w:hAnsi="Times New Roman" w:cs="Times New Roman"/>
-          <w:sz w:val="26"/>
-          <w:szCs w:val="26"/>
-        </w:rPr>
-      </w:pPr>
-      <w:r>
-        <w:rPr>
-          <w:rFonts w:ascii="Times New Roman" w:eastAsia="Aptos" w:hAnsi="Times New Roman" w:cs="Times New Roman"/>
-          <w:sz w:val="26"/>
-          <w:szCs w:val="26"/>
-        </w:rPr>
-        <w:t>1.1. Наниматель принимает Работника на работу в ООО «ВИТАРМИКО» на должность {{dolzhnost}}, {{tip_zanyatosti}}, на {{stavka}} ставки.</w:t>
-      </w:r>
-    </w:p>
-    <w:p>
-      <w:pPr>
-        <w:jc w:val="both"/>
-        <w:rPr>
-          <w:rFonts w:ascii="Times New Roman" w:eastAsia="Aptos" w:hAnsi="Times New Roman" w:cs="Times New Roman"/>
-          <w:sz w:val="26"/>
-          <w:szCs w:val="26"/>
-        </w:rPr>
-      </w:pPr>
-      <w:r>
-        <w:rPr>
-          <w:rFonts w:ascii="Times New Roman" w:eastAsia="Aptos" w:hAnsi="Times New Roman" w:cs="Times New Roman"/>
-          <w:sz w:val="26"/>
-          <w:szCs w:val="26"/>
-        </w:rPr>
-        <w:t>1.2. Место работы: {{mesto_raboty}}.</w:t>
-      </w:r>
-    </w:p>
-    <w:p>
-      <w:pPr>
-        <w:jc w:val="both"/>
-        <w:rPr>
-          <w:rFonts w:ascii="Times New Roman" w:eastAsia="Aptos" w:hAnsi="Times New Roman" w:cs="Times New Roman"/>
-          <w:sz w:val="26"/>
-          <w:szCs w:val="26"/>
-        </w:rPr>
-      </w:pPr>
-      <w:r>
-        <w:rPr>
-          <w:rFonts w:ascii="Times New Roman" w:eastAsia="Aptos" w:hAnsi="Times New Roman" w:cs="Times New Roman"/>
-          <w:sz w:val="26"/>
-          <w:szCs w:val="26"/>
-        </w:rPr>
-        <w:t>1.3. Настоящий трудовой договор заключен {{srok_deistvia}}.</w:t>
-      </w:r>
-    </w:p>
-    <w:p>
-      <w:pPr>
-        <w:jc w:val="both"/>
-        <w:rPr>
-          <w:rFonts w:ascii="Times New Roman" w:eastAsia="Aptos" w:hAnsi="Times New Roman" w:cs="Times New Roman"/>
-          <w:sz w:val="26"/>
-          <w:szCs w:val="26"/>
-        </w:rPr>
-      </w:pPr>
-      <w:r>
-        <w:rPr>
-          <w:rFonts w:ascii="Times New Roman" w:eastAsia="Aptos" w:hAnsi="Times New Roman" w:cs="Times New Roman"/>
-          <w:sz w:val="26"/>
-          <w:szCs w:val="26"/>
-        </w:rPr>
-        <w:t>1.4. Дата начала работы: {{data_nachala}}.</w:t>
-      </w:r>
-    </w:p>
-    <w:p>
-      <w:pPr>
-        <w:jc w:val="both"/>
-        <w:rPr>
-          <w:rFonts w:ascii="Times New Roman" w:eastAsia="Aptos" w:hAnsi="Times New Roman" w:cs="Times New Roman"/>
-          <w:sz w:val="26"/>
-          <w:szCs w:val="26"/>
-        </w:rPr>
-      </w:pPr>
-      <w:r>
-        <w:rPr>
-          <w:rFonts w:ascii="Times New Roman" w:eastAsia="Aptos" w:hAnsi="Times New Roman" w:cs="Times New Roman"/>
-          <w:sz w:val="26"/>
-          <w:szCs w:val="26"/>
-        </w:rPr>
-        <w:t>1.5. Испытательный срок: {{ispytatelny_srok}}.</w:t>
-      </w:r>
-    </w:p>
-    <w:p>
-      <w:pPr>
-        <w:jc w:val="both"/>
-        <w:rPr>
-          <w:rFonts w:ascii="Times New Roman" w:eastAsia="Aptos" w:hAnsi="Times New Roman" w:cs="Times New Roman"/>
-          <w:sz w:val="26"/>
-          <w:szCs w:val="26"/>
-        </w:rPr>
-      </w:pPr>
-      <w:r>
-        <w:rPr>
-          <w:rFonts w:ascii="Times New Roman" w:eastAsia="Aptos" w:hAnsi="Times New Roman" w:cs="Times New Roman"/>
-          <w:sz w:val="26"/>
-          <w:szCs w:val="26"/>
-        </w:rPr>
-        <w:t>1.6. Трудоустройство осуществляется в соответствии с Договором о Евразийском экономическом союзе от 29 мая 2014 года, без применения ограничений по защите национального рынка труда и без получения специального разрешения на право занятия трудовой деятельностью.</w:t>
-      </w:r>
-    </w:p>
-    <w:p>
-      <w:pPr>
-        <w:jc w:val="both"/>
-        <w:rPr>
-          <w:rFonts w:ascii="Times New Roman" w:eastAsia="Aptos" w:hAnsi="Times New Roman" w:cs="Times New Roman"/>
-          <w:sz w:val="26"/>
-          <w:szCs w:val="26"/>
-        </w:rPr>
-      </w:pPr>
-    </w:p>
-    <w:p>
-      <w:pPr>
-        <w:jc w:val="both"/>
-        <w:rPr>
-          <w:rFonts w:ascii="Times New Roman" w:eastAsia="Aptos" w:hAnsi="Times New Roman" w:cs="Times New Roman"/>
-          <w:sz w:val="26"/>
-          <w:szCs w:val="26"/>
-        </w:rPr>
-      </w:pPr>
-      <w:r>
-        <w:rPr>
-          <w:rFonts w:ascii="Times New Roman" w:eastAsia="Aptos" w:hAnsi="Times New Roman" w:cs="Times New Roman"/>
-          <w:sz w:val="26"/>
-          <w:szCs w:val="26"/>
-        </w:rPr>
-        <w:t>2. ОБЯЗАННОСТИ РАБОТНИКА</w:t>
-      </w:r>
-    </w:p>
-    <w:p>
-      <w:pPr>
-        <w:jc w:val="both"/>
-        <w:rPr>
-          <w:rFonts w:ascii="Times New Roman" w:eastAsia="Aptos" w:hAnsi="Times New Roman" w:cs="Times New Roman"/>
-          <w:sz w:val="26"/>
-          <w:szCs w:val="26"/>
-        </w:rPr>
-      </w:pPr>
-      <w:r>
-        <w:rPr>
-          <w:rFonts w:ascii="Times New Roman" w:eastAsia="Aptos" w:hAnsi="Times New Roman" w:cs="Times New Roman"/>
-          <w:sz w:val="26"/>
-          <w:szCs w:val="26"/>
-        </w:rPr>
-        <w:t>Работник обязан:</w:t>
-      </w:r>
-    </w:p>
-    <w:p>
-      <w:pPr>
-        <w:jc w:val="both"/>
-        <w:rPr>
-          <w:rFonts w:ascii="Times New Roman" w:eastAsia="Aptos" w:hAnsi="Times New Roman" w:cs="Times New Roman"/>
-          <w:sz w:val="26"/>
-          <w:szCs w:val="26"/>
-        </w:rPr>
-      </w:pPr>
-      <w:r>
-        <w:rPr>
-          <w:rFonts w:ascii="Times New Roman" w:eastAsia="Aptos" w:hAnsi="Times New Roman" w:cs="Times New Roman"/>
-          <w:sz w:val="26"/>
-          <w:szCs w:val="26"/>
-        </w:rPr>
-        <w:t>2.1. Добросовестно исполнять трудовые обязанности, предусмотренные должностной инструкцией {{dolzhnost}}, являющейся неотъемлемой частью настоящего договора.</w:t>
-      </w:r>
-    </w:p>
-    <w:p>
-      <w:pPr>
-        <w:jc w:val="both"/>
-        <w:rPr>
-          <w:rFonts w:ascii="Times New Roman" w:eastAsia="Aptos" w:hAnsi="Times New Roman" w:cs="Times New Roman"/>
-          <w:sz w:val="26"/>
-          <w:szCs w:val="26"/>
-        </w:rPr>
-      </w:pPr>
-      <w:r>
-        <w:rPr>
-          <w:rFonts w:ascii="Times New Roman" w:eastAsia="Aptos" w:hAnsi="Times New Roman" w:cs="Times New Roman"/>
-          <w:sz w:val="26"/>
-          <w:szCs w:val="26"/>
-        </w:rPr>
-        <w:t>2.2. Выполнять следующие ключевые обязанности:</w:t>
-      </w:r>
-    </w:p>
-    <w:p>
-      <w:pPr>
-        <w:jc w:val="both"/>
-        <w:rPr>
-          <w:rFonts w:ascii="Times New Roman" w:eastAsia="Aptos" w:hAnsi="Times New Roman" w:cs="Times New Roman"/>
-          <w:sz w:val="26"/>
-          <w:szCs w:val="26"/>
-        </w:rPr>
-      </w:pPr>
-      <w:r>
-        <w:rPr>
-          <w:rFonts w:ascii="Times New Roman" w:eastAsia="Aptos" w:hAnsi="Times New Roman" w:cs="Times New Roman"/>
-          <w:sz w:val="26"/>
-          <w:szCs w:val="26"/>
-        </w:rPr>
-        <w:t>{{obyazannosti}}</w:t>
-      </w:r>
-    </w:p>
-    <w:p>
-      <w:pPr>
-        <w:jc w:val="both"/>
-        <w:rPr>
-          <w:rFonts w:ascii="Times New Roman" w:eastAsia="Aptos" w:hAnsi="Times New Roman" w:cs="Times New Roman"/>
-          <w:sz w:val="26"/>
-          <w:szCs w:val="26"/>
-        </w:rPr>
-      </w:pPr>
-      <w:r>
-        <w:rPr>
-          <w:rFonts w:ascii="Times New Roman" w:eastAsia="Aptos" w:hAnsi="Times New Roman" w:cs="Times New Roman"/>
-          <w:sz w:val="26"/>
-          <w:szCs w:val="26"/>
-        </w:rPr>
-        <w:t>2.3. Подчиняться Правилам внутреннего трудового распорядка Нанимателя.</w:t>
-      </w:r>
-    </w:p>
-    <w:p>
-      <w:pPr>
-        <w:jc w:val="both"/>
-        <w:rPr>
-          <w:rFonts w:ascii="Times New Roman" w:eastAsia="Aptos" w:hAnsi="Times New Roman" w:cs="Times New Roman"/>
-          <w:sz w:val="26"/>
-          <w:szCs w:val="26"/>
-        </w:rPr>
-      </w:pPr>
-      <w:r>
-        <w:rPr>
-          <w:rFonts w:ascii="Times New Roman" w:eastAsia="Aptos" w:hAnsi="Times New Roman" w:cs="Times New Roman"/>
-          <w:sz w:val="26"/>
-          <w:szCs w:val="26"/>
-        </w:rPr>
-        <w:lastRenderedPageBreak/>
-        <w:t>2.4. Соблюдать требования по охране труда, технике безопасности и пожарной безопасности.</w:t>
-      </w:r>
-    </w:p>
-    <w:p>
-      <w:pPr>
-        <w:jc w:val="both"/>
-        <w:rPr>
-          <w:rFonts w:ascii="Times New Roman" w:eastAsia="Aptos" w:hAnsi="Times New Roman" w:cs="Times New Roman"/>
-          <w:sz w:val="26"/>
-          <w:szCs w:val="26"/>
-        </w:rPr>
-      </w:pPr>
-      <w:r>
-        <w:rPr>
-          <w:rFonts w:ascii="Times New Roman" w:eastAsia="Aptos" w:hAnsi="Times New Roman" w:cs="Times New Roman"/>
-          <w:sz w:val="26"/>
-          <w:szCs w:val="26"/>
-        </w:rPr>
-        <w:t>2.5. Бережно относиться к имуществу Нанимателя, принимать меры к предотвращению ущерба.</w:t>
-      </w:r>
-    </w:p>
-    <w:p>
-      <w:pPr>
-        <w:jc w:val="both"/>
-        <w:rPr>
-          <w:rFonts w:ascii="Times New Roman" w:eastAsia="Aptos" w:hAnsi="Times New Roman" w:cs="Times New Roman"/>
-          <w:sz w:val="26"/>
-          <w:szCs w:val="26"/>
-        </w:rPr>
-      </w:pPr>
-      <w:r>
-        <w:rPr>
-          <w:rFonts w:ascii="Times New Roman" w:eastAsia="Aptos" w:hAnsi="Times New Roman" w:cs="Times New Roman"/>
-          <w:sz w:val="26"/>
-          <w:szCs w:val="26"/>
-        </w:rPr>
-        <w:t>2.6. Хранить коммерческую тайну Нанимателя.</w:t>
-      </w:r>
-    </w:p>
-    <w:p>
-      <w:pPr>
-        <w:jc w:val="both"/>
-        <w:rPr>
-          <w:rFonts w:ascii="Times New Roman" w:eastAsia="Aptos" w:hAnsi="Times New Roman" w:cs="Times New Roman"/>
-          <w:sz w:val="26"/>
-          <w:szCs w:val="26"/>
-        </w:rPr>
-      </w:pPr>
-    </w:p>
-    <w:p>
-      <w:pPr>
-        <w:jc w:val="both"/>
-        <w:rPr>
-          <w:rFonts w:ascii="Times New Roman" w:eastAsia="Aptos" w:hAnsi="Times New Roman" w:cs="Times New Roman"/>
-          <w:sz w:val="26"/>
-          <w:szCs w:val="26"/>
-        </w:rPr>
-      </w:pPr>
-      <w:r>
-        <w:rPr>
-          <w:rFonts w:ascii="Times New Roman" w:eastAsia="Aptos" w:hAnsi="Times New Roman" w:cs="Times New Roman"/>
-          <w:sz w:val="26"/>
-          <w:szCs w:val="26"/>
-        </w:rPr>
-        <w:t>3. ОБЯЗАННОСТИ НАНИМАТЕЛЯ</w:t>
-      </w:r>
-    </w:p>
-    <w:p>
-      <w:pPr>
-        <w:jc w:val="both"/>
-        <w:rPr>
-          <w:rFonts w:ascii="Times New Roman" w:eastAsia="Aptos" w:hAnsi="Times New Roman" w:cs="Times New Roman"/>
-          <w:sz w:val="26"/>
-          <w:szCs w:val="26"/>
-        </w:rPr>
-      </w:pPr>
-      <w:r>
-        <w:rPr>
-          <w:rFonts w:ascii="Times New Roman" w:eastAsia="Aptos" w:hAnsi="Times New Roman" w:cs="Times New Roman"/>
-          <w:sz w:val="26"/>
-          <w:szCs w:val="26"/>
-        </w:rPr>
-        <w:t>3.1. Организовать труд Работника, обеспечить безопасные условия труда.</w:t>
-      </w:r>
-    </w:p>
-    <w:p>
-      <w:pPr>
-        <w:jc w:val="both"/>
-        <w:rPr>
-          <w:rFonts w:ascii="Times New Roman" w:eastAsia="Aptos" w:hAnsi="Times New Roman" w:cs="Times New Roman"/>
-          <w:sz w:val="26"/>
-          <w:szCs w:val="26"/>
-        </w:rPr>
-      </w:pPr>
-      <w:r>
-        <w:rPr>
-          <w:rFonts w:ascii="Times New Roman" w:eastAsia="Aptos" w:hAnsi="Times New Roman" w:cs="Times New Roman"/>
-          <w:sz w:val="26"/>
-          <w:szCs w:val="26"/>
-        </w:rPr>
-        <w:t>3.2. Своевременно выплачивать Работнику заработную плату.</w:t>
-      </w:r>
-    </w:p>
-    <w:p>
-      <w:pPr>
-        <w:jc w:val="both"/>
-        <w:rPr>
-          <w:rFonts w:ascii="Times New Roman" w:eastAsia="Aptos" w:hAnsi="Times New Roman" w:cs="Times New Roman"/>
-          <w:sz w:val="26"/>
-          <w:szCs w:val="26"/>
-        </w:rPr>
-      </w:pPr>
-      <w:r>
-        <w:rPr>
-          <w:rFonts w:ascii="Times New Roman" w:eastAsia="Aptos" w:hAnsi="Times New Roman" w:cs="Times New Roman"/>
-          <w:sz w:val="26"/>
-          <w:szCs w:val="26"/>
-        </w:rPr>
-        <w:t>3.3. Ознакомить Работника с локальными правовыми актами.</w:t>
-      </w:r>
-    </w:p>
-    <w:p>
-      <w:pPr>
-        <w:jc w:val="both"/>
-        <w:rPr>
-          <w:rFonts w:ascii="Times New Roman" w:eastAsia="Aptos" w:hAnsi="Times New Roman" w:cs="Times New Roman"/>
-          <w:sz w:val="26"/>
-          <w:szCs w:val="26"/>
-        </w:rPr>
-      </w:pPr>
-    </w:p>
-    <w:p>
-      <w:pPr>
-        <w:jc w:val="both"/>
-        <w:rPr>
-          <w:rFonts w:ascii="Times New Roman" w:eastAsia="Aptos" w:hAnsi="Times New Roman" w:cs="Times New Roman"/>
-          <w:sz w:val="26"/>
-          <w:szCs w:val="26"/>
-        </w:rPr>
-      </w:pPr>
-      <w:r>
-        <w:rPr>
-          <w:rFonts w:ascii="Times New Roman" w:eastAsia="Aptos" w:hAnsi="Times New Roman" w:cs="Times New Roman"/>
-          <w:sz w:val="26"/>
-          <w:szCs w:val="26"/>
-        </w:rPr>
-        <w:t>4. РЕЖИМ РАБОЧЕГО ВРЕМЕНИ И ВРЕМЕНИ ОТДЫХА</w:t>
-      </w:r>
-    </w:p>
-    <w:p>
-      <w:pPr>
-        <w:jc w:val="both"/>
-        <w:rPr>
-          <w:rFonts w:ascii="Times New Roman" w:eastAsia="Aptos" w:hAnsi="Times New Roman" w:cs="Times New Roman"/>
-          <w:sz w:val="26"/>
-          <w:szCs w:val="26"/>
-        </w:rPr>
-      </w:pPr>
-      <w:r>
-        <w:rPr>
-          <w:rFonts w:ascii="Times New Roman" w:eastAsia="Aptos" w:hAnsi="Times New Roman" w:cs="Times New Roman"/>
-          <w:sz w:val="26"/>
-          <w:szCs w:val="26"/>
-        </w:rPr>
-        <w:t>4.1. Работнику устанавливается {{stavka}} ставки рабочего времени.</w:t>
-      </w:r>
-    </w:p>
-    <w:p>
-      <w:pPr>
-        <w:jc w:val="both"/>
-        <w:rPr>
-          <w:rFonts w:ascii="Times New Roman" w:eastAsia="Aptos" w:hAnsi="Times New Roman" w:cs="Times New Roman"/>
-          <w:sz w:val="26"/>
-          <w:szCs w:val="26"/>
-        </w:rPr>
-      </w:pPr>
-      <w:r>
-        <w:rPr>
-          <w:rFonts w:ascii="Times New Roman" w:eastAsia="Aptos" w:hAnsi="Times New Roman" w:cs="Times New Roman"/>
-          <w:sz w:val="26"/>
-          <w:szCs w:val="26"/>
-        </w:rPr>
-        <w:t>4.2. Суммированный учет рабочего времени, учетный период — один квартал. Норма рабочего времени за учетный период определяется пропорционально установленной ставке.</w:t>
-      </w:r>
-    </w:p>
-    <w:p>
-      <w:pPr>
-        <w:jc w:val="both"/>
-        <w:rPr>
-          <w:rFonts w:ascii="Times New Roman" w:eastAsia="Aptos" w:hAnsi="Times New Roman" w:cs="Times New Roman"/>
-          <w:sz w:val="26"/>
-          <w:szCs w:val="26"/>
-        </w:rPr>
-      </w:pPr>
-      <w:r>
-        <w:rPr>
-          <w:rFonts w:ascii="Times New Roman" w:eastAsia="Aptos" w:hAnsi="Times New Roman" w:cs="Times New Roman"/>
-          <w:sz w:val="26"/>
-          <w:szCs w:val="26"/>
-        </w:rPr>
-        <w:t>4.3. Работа осуществляется по графику сменности, утверждаемому Нанимателем. Время присутствия на работе: с 10:00 до 22:00. Продолжительность рабочего времени в смену — 11 часов (12 часов присутствия минус 60 минут перерывов).</w:t>
-      </w:r>
-    </w:p>
-    <w:p>
-      <w:pPr>
-        <w:jc w:val="both"/>
-        <w:rPr>
-          <w:rFonts w:ascii="Times New Roman" w:eastAsia="Aptos" w:hAnsi="Times New Roman" w:cs="Times New Roman"/>
-          <w:sz w:val="26"/>
-          <w:szCs w:val="26"/>
-        </w:rPr>
-      </w:pPr>
-      <w:r>
-        <w:rPr>
-          <w:rFonts w:ascii="Times New Roman" w:eastAsia="Aptos" w:hAnsi="Times New Roman" w:cs="Times New Roman"/>
-          <w:sz w:val="26"/>
-          <w:szCs w:val="26"/>
-        </w:rPr>
-        <w:t>4.4. По соглашению сторон в течение смены Работнику предоставляются перерывы для отдыха и питания: 3 перерыва по 20 минут каждый (суммарно 60 минут). Перерывы не включаются в рабочее время и не оплачиваются.</w:t>
-      </w:r>
-    </w:p>
-    <w:p>
-      <w:pPr>
-        <w:jc w:val="both"/>
-        <w:rPr>
-          <w:rFonts w:ascii="Times New Roman" w:eastAsia="Aptos" w:hAnsi="Times New Roman" w:cs="Times New Roman"/>
-          <w:sz w:val="26"/>
-          <w:szCs w:val="26"/>
-        </w:rPr>
-      </w:pPr>
-      <w:r>
-        <w:rPr>
-          <w:rFonts w:ascii="Times New Roman" w:eastAsia="Aptos" w:hAnsi="Times New Roman" w:cs="Times New Roman"/>
-          <w:sz w:val="26"/>
-          <w:szCs w:val="26"/>
-        </w:rPr>
-        <w:t>4.5. Выходные дни предоставляются согласно графику сменности.</w:t>
-      </w:r>
-    </w:p>
-    <w:p>
-      <w:pPr>
-        <w:jc w:val="both"/>
-        <w:rPr>
-          <w:rFonts w:ascii="Times New Roman" w:eastAsia="Aptos" w:hAnsi="Times New Roman" w:cs="Times New Roman"/>
-          <w:sz w:val="26"/>
-          <w:szCs w:val="26"/>
-        </w:rPr>
-      </w:pPr>
-      <w:r>
-        <w:rPr>
-          <w:rFonts w:ascii="Times New Roman" w:eastAsia="Aptos" w:hAnsi="Times New Roman" w:cs="Times New Roman"/>
-          <w:sz w:val="26"/>
-          <w:szCs w:val="26"/>
-        </w:rPr>
-        <w:t>4.6. Работнику предоставляется трудовой отпуск продолжительностью 24 календарных дня.</w:t>
-      </w:r>
-    </w:p>
-    <w:p>
-      <w:pPr>
-        <w:jc w:val="both"/>
-        <w:rPr>
-          <w:rFonts w:ascii="Times New Roman" w:eastAsia="Aptos" w:hAnsi="Times New Roman" w:cs="Times New Roman"/>
-          <w:sz w:val="26"/>
-          <w:szCs w:val="26"/>
-        </w:rPr>
-      </w:pPr>
-    </w:p>
-    <w:p>
-      <w:pPr>
-        <w:jc w:val="both"/>
-        <w:rPr>
-          <w:rFonts w:ascii="Times New Roman" w:eastAsia="Aptos" w:hAnsi="Times New Roman" w:cs="Times New Roman"/>
-          <w:sz w:val="26"/>
-          <w:szCs w:val="26"/>
-        </w:rPr>
-      </w:pPr>
-      <w:r>
-        <w:rPr>
-          <w:rFonts w:ascii="Times New Roman" w:eastAsia="Aptos" w:hAnsi="Times New Roman" w:cs="Times New Roman"/>
-          <w:sz w:val="26"/>
-          <w:szCs w:val="26"/>
-        </w:rPr>
-        <w:t>5. ОПЛАТА ТРУДА</w:t>
-      </w:r>
-    </w:p>
-    <w:p>
-      <w:pPr>
-        <w:jc w:val="both"/>
-        <w:rPr>
-          <w:rFonts w:ascii="Times New Roman" w:eastAsia="Aptos" w:hAnsi="Times New Roman" w:cs="Times New Roman"/>
-          <w:sz w:val="26"/>
-          <w:szCs w:val="26"/>
-        </w:rPr>
-      </w:pPr>
-      <w:r>
-        <w:rPr>
-          <w:rFonts w:ascii="Times New Roman" w:eastAsia="Aptos" w:hAnsi="Times New Roman" w:cs="Times New Roman"/>
-          <w:sz w:val="26"/>
-          <w:szCs w:val="26"/>
-        </w:rPr>
-        <w:t>5.1. На день подписания настоящего договора Работнику устанавливается тарифный оклад в размере {{oklad}} белорусских рублей в месяц.</w:t>
-      </w:r>
-    </w:p>
-    <w:p>
-      <w:pPr>
-        <w:jc w:val="both"/>
-        <w:rPr>
-          <w:rFonts w:ascii="Times New Roman" w:eastAsia="Aptos" w:hAnsi="Times New Roman" w:cs="Times New Roman"/>
-          <w:sz w:val="26"/>
-          <w:szCs w:val="26"/>
-        </w:rPr>
-      </w:pPr>
-      <w:r>
-        <w:rPr>
-          <w:rFonts w:ascii="Times New Roman" w:eastAsia="Aptos" w:hAnsi="Times New Roman" w:cs="Times New Roman"/>
-          <w:sz w:val="26"/>
-          <w:szCs w:val="26"/>
-        </w:rPr>
-        <w:t>5.2. Премирование и выплата надбавок производятся в соответствии с Положением об оплате труда и премировании, действующим у Нанимателя.</w:t>
-      </w:r>
-    </w:p>
-    <w:p>
-      <w:pPr>
-        <w:jc w:val="both"/>
-        <w:rPr>
-          <w:rFonts w:ascii="Times New Roman" w:eastAsia="Aptos" w:hAnsi="Times New Roman" w:cs="Times New Roman"/>
-          <w:sz w:val="26"/>
-          <w:szCs w:val="26"/>
-        </w:rPr>
-      </w:pPr>
-      <w:r>
-        <w:rPr>
-          <w:rFonts w:ascii="Times New Roman" w:eastAsia="Aptos" w:hAnsi="Times New Roman" w:cs="Times New Roman"/>
-          <w:sz w:val="26"/>
-          <w:szCs w:val="26"/>
-        </w:rPr>
-        <w:lastRenderedPageBreak/>
-        <w:t>5.3. Изменение размера и условий оплаты труда, установленных настоящим договором, производится по соглашению Сторон путем заключения письменного дополнительного соглашения, либо в порядке существенных изменений условий труда по инициативе Нанимателя в соответствии со статьей 32 Трудового кодекса Республики Беларусь.</w:t>
-      </w:r>
-    </w:p>
-    <w:p>
-      <w:pPr>
-        <w:jc w:val="both"/>
-        <w:rPr>
-          <w:rFonts w:ascii="Times New Roman" w:eastAsia="Aptos" w:hAnsi="Times New Roman" w:cs="Times New Roman"/>
-          <w:sz w:val="26"/>
-          <w:szCs w:val="26"/>
-        </w:rPr>
-      </w:pPr>
-      <w:r>
-        <w:rPr>
-          <w:rFonts w:ascii="Times New Roman" w:eastAsia="Aptos" w:hAnsi="Times New Roman" w:cs="Times New Roman"/>
-          <w:sz w:val="26"/>
-          <w:szCs w:val="26"/>
-        </w:rPr>
-        <w:t>5.4. Заработная плата выплачивается регулярно два раза в месяц путем перечисления денежных средств на текущий (расчетный) банковский счет Работника в следующие сроки:</w:t>
-      </w:r>
-    </w:p>
-    <w:p>
-      <w:pPr>
-        <w:jc w:val="both"/>
-        <w:rPr>
-          <w:rFonts w:ascii="Times New Roman" w:eastAsia="Aptos" w:hAnsi="Times New Roman" w:cs="Times New Roman"/>
-          <w:sz w:val="26"/>
-          <w:szCs w:val="26"/>
-        </w:rPr>
-      </w:pPr>
-      <w:r>
-        <w:rPr>
-          <w:rFonts w:ascii="Times New Roman" w:eastAsia="Aptos" w:hAnsi="Times New Roman" w:cs="Times New Roman"/>
-          <w:sz w:val="26"/>
-          <w:szCs w:val="26"/>
-        </w:rPr>
-        <w:t>- 30-го числа текущего месяца — первая часть заработной платы;</w:t>
-      </w:r>
-    </w:p>
-    <w:p>
-      <w:pPr>
-        <w:jc w:val="both"/>
-        <w:rPr>
-          <w:rFonts w:ascii="Times New Roman" w:eastAsia="Aptos" w:hAnsi="Times New Roman" w:cs="Times New Roman"/>
-          <w:sz w:val="26"/>
-          <w:szCs w:val="26"/>
-        </w:rPr>
-      </w:pPr>
-      <w:r>
-        <w:rPr>
-          <w:rFonts w:ascii="Times New Roman" w:eastAsia="Aptos" w:hAnsi="Times New Roman" w:cs="Times New Roman"/>
-          <w:sz w:val="26"/>
-          <w:szCs w:val="26"/>
-        </w:rPr>
-        <w:t>- 15-го числа месяца, следующего за расчетным, — вторая часть заработной платы.</w:t>
-      </w:r>
-    </w:p>
-    <w:p>
-      <w:pPr>
-        <w:jc w:val="both"/>
-        <w:rPr>
-          <w:rFonts w:ascii="Times New Roman" w:eastAsia="Aptos" w:hAnsi="Times New Roman" w:cs="Times New Roman"/>
-          <w:sz w:val="26"/>
-          <w:szCs w:val="26"/>
-        </w:rPr>
-      </w:pPr>
-    </w:p>
-    <w:p>
-      <w:pPr>
-        <w:jc w:val="both"/>
-        <w:rPr>
-          <w:rFonts w:ascii="Times New Roman" w:eastAsia="Aptos" w:hAnsi="Times New Roman" w:cs="Times New Roman"/>
-          <w:sz w:val="26"/>
-          <w:szCs w:val="26"/>
-        </w:rPr>
-      </w:pPr>
-      <w:r>
-        <w:rPr>
-          <w:rFonts w:ascii="Times New Roman" w:eastAsia="Aptos" w:hAnsi="Times New Roman" w:cs="Times New Roman"/>
-          <w:sz w:val="26"/>
-          <w:szCs w:val="26"/>
-        </w:rPr>
-        <w:t>6. ОТВЕТСТВЕННОСТЬ СТОРОН</w:t>
-      </w:r>
-    </w:p>
-    <w:p>
-      <w:pPr>
-        <w:jc w:val="both"/>
-        <w:rPr>
-          <w:rFonts w:ascii="Times New Roman" w:eastAsia="Aptos" w:hAnsi="Times New Roman" w:cs="Times New Roman"/>
-          <w:sz w:val="26"/>
-          <w:szCs w:val="26"/>
-        </w:rPr>
-      </w:pPr>
-      <w:r>
-        <w:rPr>
-          <w:rFonts w:ascii="Times New Roman" w:eastAsia="Aptos" w:hAnsi="Times New Roman" w:cs="Times New Roman"/>
-          <w:sz w:val="26"/>
-          <w:szCs w:val="26"/>
-        </w:rPr>
-        <w:t>6.1. За неисполнение или ненадлежащее исполнение своих обязанностей Стороны несут дисциплинарную, материальную и иную ответственность в соответствии с Трудовым кодексом Республики Беларусь.</w:t>
-      </w:r>
-    </w:p>
-    <w:p>
-      <w:pPr>
-        <w:jc w:val="both"/>
-        <w:rPr>
-          <w:rFonts w:ascii="Times New Roman" w:eastAsia="Aptos" w:hAnsi="Times New Roman" w:cs="Times New Roman"/>
-          <w:sz w:val="26"/>
-          <w:szCs w:val="26"/>
-        </w:rPr>
-      </w:pPr>
-      <w:r>
-        <w:rPr>
-          <w:rFonts w:ascii="Times New Roman" w:eastAsia="Aptos" w:hAnsi="Times New Roman" w:cs="Times New Roman"/>
-          <w:sz w:val="26"/>
-          <w:szCs w:val="26"/>
-        </w:rPr>
-        <w:t>{{blok_mat_otvetstvennost}}</w:t>
-      </w:r>
-    </w:p>
-    <w:p>
-      <w:pPr>
-        <w:jc w:val="both"/>
-        <w:rPr>
-          <w:rFonts w:ascii="Times New Roman" w:eastAsia="Aptos" w:hAnsi="Times New Roman" w:cs="Times New Roman"/>
-          <w:sz w:val="26"/>
-          <w:szCs w:val="26"/>
-        </w:rPr>
-      </w:pPr>
-    </w:p>
-    <w:p>
-      <w:pPr>
-        <w:jc w:val="both"/>
-        <w:rPr>
-          <w:rFonts w:ascii="Times New Roman" w:eastAsia="Aptos" w:hAnsi="Times New Roman" w:cs="Times New Roman"/>
-          <w:sz w:val="26"/>
-          <w:szCs w:val="26"/>
-        </w:rPr>
-      </w:pPr>
-      <w:r>
-        <w:rPr>
-          <w:rFonts w:ascii="Times New Roman" w:eastAsia="Aptos" w:hAnsi="Times New Roman" w:cs="Times New Roman"/>
-          <w:sz w:val="26"/>
-          <w:szCs w:val="26"/>
-        </w:rPr>
-        <w:t>7. РАЗРЕШЕНИЕ СПОРОВ</w:t>
-      </w:r>
-    </w:p>
-    <w:p>
-      <w:pPr>
-        <w:jc w:val="both"/>
-        <w:rPr>
-          <w:rFonts w:ascii="Times New Roman" w:eastAsia="Aptos" w:hAnsi="Times New Roman" w:cs="Times New Roman"/>
-          <w:sz w:val="26"/>
-          <w:szCs w:val="26"/>
-        </w:rPr>
-      </w:pPr>
-      <w:r>
-        <w:rPr>
-          <w:rFonts w:ascii="Times New Roman" w:eastAsia="Aptos" w:hAnsi="Times New Roman" w:cs="Times New Roman"/>
-          <w:sz w:val="26"/>
-          <w:szCs w:val="26"/>
-        </w:rPr>
-        <w:t>7.1. Все споры и разногласия, возникающие между Сторонами, разрешаются путем переговоров. При недостижении согласия спор передается на рассмотрение суда в порядке, установленном законодательством Республики Беларусь.</w:t>
-      </w:r>
-    </w:p>
-    <w:p>
-      <w:pPr>
-        <w:jc w:val="both"/>
-        <w:rPr>
-          <w:rFonts w:ascii="Times New Roman" w:eastAsia="Aptos" w:hAnsi="Times New Roman" w:cs="Times New Roman"/>
-          <w:sz w:val="26"/>
-          <w:szCs w:val="26"/>
-        </w:rPr>
-      </w:pPr>
-    </w:p>
-    <w:p>
-      <w:pPr>
-        <w:jc w:val="both"/>
-        <w:rPr>
-          <w:rFonts w:ascii="Times New Roman" w:eastAsia="Aptos" w:hAnsi="Times New Roman" w:cs="Times New Roman"/>
-          <w:sz w:val="26"/>
-          <w:szCs w:val="26"/>
-        </w:rPr>
-      </w:pPr>
-      <w:r>
-        <w:rPr>
-          <w:rFonts w:ascii="Times New Roman" w:eastAsia="Aptos" w:hAnsi="Times New Roman" w:cs="Times New Roman"/>
-          <w:sz w:val="26"/>
-          <w:szCs w:val="26"/>
-        </w:rPr>
-        <w:t>8. ЗАКЛЮЧИТЕЛЬНЫЕ ПОЛОЖЕНИЯ</w:t>
-      </w:r>
-    </w:p>
-    <w:p>
-      <w:pPr>
-        <w:jc w:val="both"/>
-        <w:rPr>
-          <w:rFonts w:ascii="Times New Roman" w:eastAsia="Aptos" w:hAnsi="Times New Roman" w:cs="Times New Roman"/>
-          <w:sz w:val="26"/>
-          <w:szCs w:val="26"/>
-        </w:rPr>
-      </w:pPr>
-      <w:r>
-        <w:rPr>
-          <w:rFonts w:ascii="Times New Roman" w:eastAsia="Aptos" w:hAnsi="Times New Roman" w:cs="Times New Roman"/>
-          <w:sz w:val="26"/>
-          <w:szCs w:val="26"/>
-        </w:rPr>
         <w:t>8.1. Настоящий договор составлен в двух экземплярах на русском языке, имеющих одинаковую юридическую силу: один экземпляр хранится у Нанимателя, второй — у Работника.</w:t>
       </w:r>
     </w:p>
     <w:p>
       <w:pPr>
+        <w:spacing w:after="0"/>
         <w:jc w:val="both"/>
         <w:rPr>
           <w:rFonts w:ascii="Times New Roman" w:eastAsia="Aptos" w:hAnsi="Times New Roman" w:cs="Times New Roman"/>
@@ -915,6 +1438,7 @@
         <w:t>8.2. Вопросы, не урегулированные настоящим договором, регулируются Трудовым кодексом Республики Беларусь и иными актами законодательства.</w:t>
       </w:r>
     </w:p>
+    <w:bookmarkEnd w:id="0"/>
     <w:p>
       <w:pPr>
         <w:jc w:val="both"/>
@@ -1044,7 +1568,25 @@
                 <w:sz w:val="26"/>
                 <w:szCs w:val="26"/>
               </w:rPr>
-              <w:t>{{FIO_rabotnika_imen}}</w:t>
+              <w:t>{{</w:t>
+            </w:r>
+            <w:proofErr w:type="spellStart"/>
+            <w:r>
+              <w:rPr>
+                <w:rFonts w:ascii="Times New Roman" w:hAnsi="Times New Roman" w:cs="Times New Roman"/>
+                <w:sz w:val="26"/>
+                <w:szCs w:val="26"/>
+              </w:rPr>
+              <w:t>FIO_rabotnika_imen</w:t>
+            </w:r>
+            <w:proofErr w:type="spellEnd"/>
+            <w:r>
+              <w:rPr>
+                <w:rFonts w:ascii="Times New Roman" w:hAnsi="Times New Roman" w:cs="Times New Roman"/>
+                <w:sz w:val="26"/>
+                <w:szCs w:val="26"/>
+              </w:rPr>
+              <w:t>}}</w:t>
             </w:r>
           </w:p>
         </w:tc>
@@ -1092,7 +1634,25 @@
                 <w:sz w:val="26"/>
                 <w:szCs w:val="26"/>
               </w:rPr>
-              <w:t>Адрес: {{adres_prozhivania}}</w:t>
+              <w:t>Адрес: {{</w:t>
+            </w:r>
+            <w:proofErr w:type="spellStart"/>
+            <w:r>
+              <w:rPr>
+                <w:rFonts w:ascii="Times New Roman" w:hAnsi="Times New Roman" w:cs="Times New Roman"/>
+                <w:sz w:val="26"/>
+                <w:szCs w:val="26"/>
+              </w:rPr>
+              <w:t>adres_prozhivania</w:t>
+            </w:r>
+            <w:proofErr w:type="spellEnd"/>
+            <w:r>
+              <w:rPr>
+                <w:rFonts w:ascii="Times New Roman" w:hAnsi="Times New Roman" w:cs="Times New Roman"/>
+                <w:sz w:val="26"/>
+                <w:szCs w:val="26"/>
+              </w:rPr>
+              <w:t>}}</w:t>
             </w:r>
           </w:p>
         </w:tc>
@@ -1111,13 +1671,23 @@
                 <w:szCs w:val="26"/>
               </w:rPr>
             </w:pPr>
+            <w:proofErr w:type="spellStart"/>
             <w:r>
               <w:rPr>
                 <w:rFonts w:ascii="Times New Roman" w:hAnsi="Times New Roman" w:cs="Times New Roman"/>
                 <w:sz w:val="26"/>
                 <w:szCs w:val="26"/>
               </w:rPr>
-              <w:t>Вороновский с/с, д. Еремино, ул.</w:t>
+              <w:t>Вороновский</w:t>
+            </w:r>
+            <w:proofErr w:type="spellEnd"/>
+            <w:r>
+              <w:rPr>
+                <w:rFonts w:ascii="Times New Roman" w:hAnsi="Times New Roman" w:cs="Times New Roman"/>
+                <w:sz w:val="26"/>
+                <w:szCs w:val="26"/>
+              </w:rPr>
+              <w:t xml:space="preserve"> с/с, д. Еремино, ул.</w:t>
             </w:r>
           </w:p>
         </w:tc>
@@ -1150,7 +1720,47 @@
                 <w:szCs w:val="26"/>
                 <w:lang w:val="en-US"/>
               </w:rPr>
-              <w:t>: {{seria_pasporta}} № {{nomer_pasporta}}</w:t>
+              <w:t>: {{</w:t>
+            </w:r>
+            <w:proofErr w:type="spellStart"/>
+            <w:r>
+              <w:rPr>
+                <w:rFonts w:ascii="Times New Roman" w:hAnsi="Times New Roman" w:cs="Times New Roman"/>
+                <w:sz w:val="26"/>
+                <w:szCs w:val="26"/>
+                <w:lang w:val="en-US"/>
+              </w:rPr>
+              <w:t>seria_pasporta</w:t>
+            </w:r>
+            <w:proofErr w:type="spellEnd"/>
+            <w:r>
+              <w:rPr>
+                <w:rFonts w:ascii="Times New Roman" w:hAnsi="Times New Roman" w:cs="Times New Roman"/>
+                <w:sz w:val="26"/>
+                <w:szCs w:val="26"/>
+                <w:lang w:val="en-US"/>
+              </w:rPr>
+              <w:t>}} № {{</w:t>
+            </w:r>
+            <w:proofErr w:type="spellStart"/>
+            <w:r>
+              <w:rPr>
+                <w:rFonts w:ascii="Times New Roman" w:hAnsi="Times New Roman" w:cs="Times New Roman"/>
+                <w:sz w:val="26"/>
+                <w:szCs w:val="26"/>
+                <w:lang w:val="en-US"/>
+              </w:rPr>
+              <w:t>nomer_pasporta</w:t>
+            </w:r>
+            <w:proofErr w:type="spellEnd"/>
+            <w:r>
+              <w:rPr>
+                <w:rFonts w:ascii="Times New Roman" w:hAnsi="Times New Roman" w:cs="Times New Roman"/>
+                <w:sz w:val="26"/>
+                <w:szCs w:val="26"/>
+                <w:lang w:val="en-US"/>
+              </w:rPr>
+              <w:t>}}</w:t>
             </w:r>
           </w:p>
         </w:tc>
@@ -1169,14 +1779,39 @@
                 <w:szCs w:val="26"/>
               </w:rPr>
             </w:pPr>
+            <w:proofErr w:type="gramStart"/>
             <w:r>
               <w:rPr>
                 <w:rFonts w:ascii="Times New Roman" w:hAnsi="Times New Roman" w:cs="Times New Roman"/>
                 <w:sz w:val="26"/>
                 <w:szCs w:val="26"/>
               </w:rPr>
-              <w:lastRenderedPageBreak/>
-              <w:t xml:space="preserve">Советская, д. 4, ком. 24   </w:t>
+              <w:t>Советская</w:t>
+            </w:r>
+            <w:proofErr w:type="gramEnd"/>
+            <w:r>
+              <w:rPr>
+                <w:rFonts w:ascii="Times New Roman" w:hAnsi="Times New Roman" w:cs="Times New Roman"/>
+                <w:sz w:val="26"/>
+                <w:szCs w:val="26"/>
+              </w:rPr>
+              <w:t xml:space="preserve">, д. 4, ком. </w:t>
+            </w:r>
+            <w:r>
+              <w:rPr>
+                <w:rFonts w:ascii="Times New Roman" w:hAnsi="Times New Roman" w:cs="Times New Roman"/>
+                <w:sz w:val="26"/>
+                <w:szCs w:val="26"/>
+              </w:rPr>
+              <w:t>63</w:t>
+            </w:r>
+            <w:r>
+              <w:rPr>
+                <w:rFonts w:ascii="Times New Roman" w:hAnsi="Times New Roman" w:cs="Times New Roman"/>
+                <w:sz w:val="26"/>
+                <w:szCs w:val="26"/>
+              </w:rPr>
+              <w:t xml:space="preserve">   </w:t>
             </w:r>
           </w:p>
         </w:tc>
@@ -1209,7 +1844,27 @@
                 <w:szCs w:val="26"/>
                 <w:lang w:val="en-US"/>
               </w:rPr>
-              <w:t>: {{kem_vydan}}</w:t>
+              <w:t>: {{</w:t>
+            </w:r>
+            <w:proofErr w:type="spellStart"/>
+            <w:r>
+              <w:rPr>
+                <w:rFonts w:ascii="Times New Roman" w:hAnsi="Times New Roman" w:cs="Times New Roman"/>
+                <w:sz w:val="26"/>
+                <w:szCs w:val="26"/>
+                <w:lang w:val="en-US"/>
+              </w:rPr>
+              <w:t>kem_vydan</w:t>
+            </w:r>
+            <w:proofErr w:type="spellEnd"/>
+            <w:r>
+              <w:rPr>
+                <w:rFonts w:ascii="Times New Roman" w:hAnsi="Times New Roman" w:cs="Times New Roman"/>
+                <w:sz w:val="26"/>
+                <w:szCs w:val="26"/>
+                <w:lang w:val="en-US"/>
+              </w:rPr>
+              <w:t>}}</w:t>
             </w:r>
           </w:p>
           <w:p>
@@ -1378,7 +2033,27 @@
                 <w:szCs w:val="26"/>
                 <w:lang w:val="en-US"/>
               </w:rPr>
-              <w:t>{{FIO_rabotnika_fam}}</w:t>
+              <w:t>{{</w:t>
+            </w:r>
+            <w:proofErr w:type="spellStart"/>
+            <w:r>
+              <w:rPr>
+                <w:rFonts w:ascii="Times New Roman" w:hAnsi="Times New Roman" w:cs="Times New Roman"/>
+                <w:sz w:val="26"/>
+                <w:szCs w:val="26"/>
+                <w:lang w:val="en-US"/>
+              </w:rPr>
+              <w:t>FIO_rabotnika_fam</w:t>
+            </w:r>
+            <w:proofErr w:type="spellEnd"/>
+            <w:r>
+              <w:rPr>
+                <w:rFonts w:ascii="Times New Roman" w:hAnsi="Times New Roman" w:cs="Times New Roman"/>
+                <w:sz w:val="26"/>
+                <w:szCs w:val="26"/>
+                <w:lang w:val="en-US"/>
+              </w:rPr>
+              <w:t>}}</w:t>
             </w:r>
           </w:p>
         </w:tc>
@@ -1410,27 +2085,62 @@
           <w:sz w:val="26"/>
           <w:szCs w:val="26"/>
         </w:rPr>
-        <w:t>С должностной инструкцией и Правилами внутреннего трудового распорядка ознакомлен(а):</w:t>
-      </w:r>
-    </w:p>
-    <w:p>
-      <w:pPr>
-        <w:jc w:val="both"/>
+        <w:t>С должностной инструкцией и Правилами внутреннего трудового распорядка ознакомле</w:t>
+      </w:r>
+      <w:proofErr w:type="gramStart"/>
+      <w:r>
         <w:rPr>
           <w:rFonts w:ascii="Times New Roman" w:hAnsi="Times New Roman" w:cs="Times New Roman"/>
           <w:sz w:val="26"/>
           <w:szCs w:val="26"/>
         </w:rPr>
-      </w:pPr>
-      <w:r>
-        <w:rPr>
-          <w:rFonts w:ascii="Times New Roman" w:eastAsia="Aptos" w:hAnsi="Times New Roman" w:cs="Times New Roman"/>
-          <w:sz w:val="26"/>
-          <w:szCs w:val="26"/>
-        </w:rPr>
-        <w:t>_____________ {{FIO_rabotnika_fam}}        «___» _________ 202_ г.</w:t>
-      </w:r>
-      <w:bookmarkEnd w:id="0"/>
+        <w:t>н(</w:t>
+      </w:r>
+      <w:proofErr w:type="gramEnd"/>
+      <w:r>
+        <w:rPr>
+          <w:rFonts w:ascii="Times New Roman" w:hAnsi="Times New Roman" w:cs="Times New Roman"/>
+          <w:sz w:val="26"/>
+          <w:szCs w:val="26"/>
+        </w:rPr>
+        <w:t>а):</w:t>
+      </w:r>
+    </w:p>
+    <w:p>
+      <w:pPr>
+        <w:jc w:val="both"/>
+        <w:rPr>
+          <w:rFonts w:ascii="Times New Roman" w:hAnsi="Times New Roman" w:cs="Times New Roman"/>
+          <w:sz w:val="26"/>
+          <w:szCs w:val="26"/>
+        </w:rPr>
+      </w:pPr>
+      <w:r>
+        <w:rPr>
+          <w:rFonts w:ascii="Times New Roman" w:eastAsia="Aptos" w:hAnsi="Times New Roman" w:cs="Times New Roman"/>
+          <w:sz w:val="26"/>
+          <w:szCs w:val="26"/>
+        </w:rPr>
+        <w:t>_____________ {{</w:t>
+      </w:r>
+      <w:proofErr w:type="spellStart"/>
+      <w:r>
+        <w:rPr>
+          <w:rFonts w:ascii="Times New Roman" w:eastAsia="Aptos" w:hAnsi="Times New Roman" w:cs="Times New Roman"/>
+          <w:sz w:val="26"/>
+          <w:szCs w:val="26"/>
+        </w:rPr>
+        <w:t>FIO_rabotnika_fam</w:t>
+      </w:r>
+      <w:proofErr w:type="spellEnd"/>
+      <w:r>
+        <w:rPr>
+          <w:rFonts w:ascii="Times New Roman" w:eastAsia="Aptos" w:hAnsi="Times New Roman" w:cs="Times New Roman"/>
+          <w:sz w:val="26"/>
+          <w:szCs w:val="26"/>
+        </w:rPr>
+        <w:t>}}        «___» _________ 202_ г.</w:t>
+      </w:r>
     </w:p>
     <w:sectPr>
       <w:pgSz w:w="11906" w:h="16838"/>
@@ -2765,7 +3475,7 @@
   <a:extraClrSchemeLst/>
   <a:extLst>
     <a:ext uri="{05A4C25C-085E-4340-85A3-A5531E510DB2}">
-      <thm15:themeFamily xmlns="" xmlns:thm15="http://schemas.microsoft.com/office/thememl/2012/main" name="Office Theme" id="{62F939B6-93AF-4DB8-9C6B-D6C7DFDC589F}" vid="{4A3C46E8-61CC-4603-A589-7422A47A8E4A}"/>
+      <thm15:themeFamily xmlns:thm15="http://schemas.microsoft.com/office/thememl/2012/main" xmlns="" name="Office Theme" id="{62F939B6-93AF-4DB8-9C6B-D6C7DFDC589F}" vid="{4A3C46E8-61CC-4603-A589-7422A47A8E4A}"/>
     </a:ext>
   </a:extLst>
 </a:theme>
